--- a/Fase 2/Evidencias del Proyecto/SICMA_REQ_v1.1.docx
+++ b/Fase 2/Evidencias del Proyecto/SICMA_REQ_v1.1.docx
@@ -686,7 +686,7 @@
         <w:tab/>
       </w:r>
       <w:r>
-        <w:t>12</w:t>
+        <w:t>13</w:t>
       </w:r>
     </w:p>
     <w:p>
@@ -1543,7 +1543,7 @@
               <w:rPr>
                 <w:sz w:val="18"/>
               </w:rPr>
-              <w:t>Se alinean los requerimientos con el código del 25 de octubre (commit 59710a5d): lector SecuGen (cierra D-03), comunicación con Power Automate por correo (cierra D-02), roles Administrador Privilegiado y Contratistas, estados de la intervención, personal externo y plantillas solo en el PC del lector. No cambia la cantidad de requerimientos.</w:t>
+              <w:t>Se alinean los requerimientos con el código del 25 de octubre (commit 59710a5d): lector SecuGen (cierra D-03), comunicación con Power Automate por correo (cierra D-02), roles Administrador Privilegiado y Contratistas, estados de la intervención, personal externo y plantillas solo en el PC del lector. No cambia la cantidad de requerimientos. Corrección del mismo día: la matriz de permisos agrega las columnas Administrador Privilegiado y Contratistas, y RN-03 se alinea con el código: la asignación puede ajustar activos, horario y personal sin volver a Pendiente.</w:t>
             </w:r>
           </w:p>
         </w:tc>
@@ -9379,7 +9379,7 @@
         <w:rPr>
           <w:sz w:val="22"/>
         </w:rPr>
-        <w:t>El código del 25 de octubre (commit 59710a5d) agrega dos roles que la matriz todavía no muestra en columnas. El Administrador Privilegiado gestiona las cuentas de los administradores y la seguridad de las sesiones. Contratistas enrola y habilita al personal externo, con consulta y ejecución sobre las huellas de acceso. Además, solo el Administrador retira activos, el Técnico y el Administrador reconocen y cierran alertas, la Jefatura puede cancelar intervenciones y el Técnico no ve el registro de accesos.</w:t>
+        <w:t>El código del 25 de octubre (commit 59710a5d) agrega dos roles, que ahora tienen su columna en la matriz (Admin. es Administrador, Admin. Priv. es Administrador Privilegiado y Contrat. es Contratistas). El Administrador Privilegiado tiene los permisos del Administrador y además gestiona las cuentas de los administradores y la seguridad de las sesiones. Contratistas enrola y habilita al personal externo, con consulta y ejecución sobre las huellas de acceso. Además, solo el Administrador retira activos, el Técnico y el Administrador reconocen y cierran alertas, la Jefatura puede cancelar intervenciones y el Técnico no ve el registro de accesos. Dos diferencias entre la matriz y el código: Jefatura y Auditor no consultan la lista de cuentas, y el Administrador puede iniciar y cerrar una intervención en lugar del técnico.</w:t>
       </w:r>
     </w:p>
     <w:tbl>
@@ -9398,11 +9398,13 @@
         </w:tblBorders>
       </w:tblPr>
       <w:tblGrid>
-        <w:gridCol w:w="2593"/>
-        <w:gridCol w:w="1406"/>
-        <w:gridCol w:w="1299"/>
-        <w:gridCol w:w="1299"/>
-        <w:gridCol w:w="1299"/>
+        <w:gridCol w:w="2447"/>
+        <w:gridCol w:w="908"/>
+        <w:gridCol w:w="908"/>
+        <w:gridCol w:w="908"/>
+        <w:gridCol w:w="908"/>
+        <w:gridCol w:w="908"/>
+        <w:gridCol w:w="908"/>
       </w:tblGrid>
       <w:tr>
         <w:trPr>
@@ -9411,7 +9413,7 @@
         </w:trPr>
         <w:tc>
           <w:tcPr>
-            <w:tcW w:w="2593" w:type="dxa"/>
+            <w:tcW w:w="2447" w:type="dxa"/>
             <w:shd w:val="clear" w:color="auto" w:fill="D9E2F3"/>
           </w:tcPr>
           <w:p>
@@ -9430,7 +9432,7 @@
         </w:tc>
         <w:tc>
           <w:tcPr>
-            <w:tcW w:w="1406" w:type="dxa"/>
+            <w:tcW w:w="908" w:type="dxa"/>
             <w:shd w:val="clear" w:color="auto" w:fill="D9E2F3"/>
           </w:tcPr>
           <w:p>
@@ -9443,13 +9445,13 @@
                 <w:b/>
                 <w:sz w:val="18"/>
               </w:rPr>
-              <w:t xml:space="preserve">Administrador</w:t>
-            </w:r>
-          </w:p>
-        </w:tc>
-        <w:tc>
-          <w:tcPr>
-            <w:tcW w:w="1299" w:type="dxa"/>
+              <w:t>Admin.</w:t>
+            </w:r>
+          </w:p>
+        </w:tc>
+        <w:tc>
+          <w:tcPr>
+            <w:tcW w:w="908" w:type="dxa"/>
             <w:shd w:val="clear" w:color="auto" w:fill="D9E2F3"/>
           </w:tcPr>
           <w:p>
@@ -9462,13 +9464,32 @@
                 <w:b/>
                 <w:sz w:val="18"/>
               </w:rPr>
+              <w:t>Admin. Priv.</w:t>
+            </w:r>
+          </w:p>
+        </w:tc>
+        <w:tc>
+          <w:tcPr>
+            <w:tcW w:w="908" w:type="dxa"/>
+            <w:shd w:val="clear" w:color="auto" w:fill="D9E2F3"/>
+          </w:tcPr>
+          <w:p>
+            <w:pPr>
+              <w:pStyle w:val="Compact"/>
+              <w:jc w:val="left"/>
+            </w:pPr>
+            <w:r>
+              <w:rPr>
+                <w:b/>
+                <w:sz w:val="18"/>
+              </w:rPr>
               <w:t xml:space="preserve">Jefatura</w:t>
             </w:r>
           </w:p>
         </w:tc>
         <w:tc>
           <w:tcPr>
-            <w:tcW w:w="1299" w:type="dxa"/>
+            <w:tcW w:w="908" w:type="dxa"/>
             <w:shd w:val="clear" w:color="auto" w:fill="D9E2F3"/>
           </w:tcPr>
           <w:p>
@@ -9487,7 +9508,7 @@
         </w:tc>
         <w:tc>
           <w:tcPr>
-            <w:tcW w:w="1299" w:type="dxa"/>
+            <w:tcW w:w="908" w:type="dxa"/>
             <w:shd w:val="clear" w:color="auto" w:fill="D9E2F3"/>
           </w:tcPr>
           <w:p>
@@ -9504,14 +9525,33 @@
             </w:r>
           </w:p>
         </w:tc>
-      </w:tr>
-      <w:tr>
-        <w:trPr>
-          <w:cantSplit/>
-        </w:trPr>
-        <w:tc>
-          <w:tcPr>
-            <w:tcW w:w="2593" w:type="dxa"/>
+        <w:tc>
+          <w:tcPr>
+            <w:tcW w:w="908" w:type="dxa"/>
+            <w:shd w:val="clear" w:color="auto" w:fill="D9E2F3"/>
+          </w:tcPr>
+          <w:p>
+            <w:pPr>
+              <w:pStyle w:val="Compact"/>
+              <w:jc w:val="left"/>
+            </w:pPr>
+            <w:r>
+              <w:rPr>
+                <w:b/>
+                <w:sz w:val="18"/>
+              </w:rPr>
+              <w:t>Contrat.</w:t>
+            </w:r>
+          </w:p>
+        </w:tc>
+      </w:tr>
+      <w:tr>
+        <w:trPr>
+          <w:cantSplit/>
+        </w:trPr>
+        <w:tc>
+          <w:tcPr>
+            <w:tcW w:w="2447" w:type="dxa"/>
           </w:tcPr>
           <w:p>
             <w:pPr>
@@ -9528,7 +9568,7 @@
         </w:tc>
         <w:tc>
           <w:tcPr>
-            <w:tcW w:w="1406" w:type="dxa"/>
+            <w:tcW w:w="908" w:type="dxa"/>
           </w:tcPr>
           <w:p>
             <w:pPr>
@@ -9545,7 +9585,24 @@
         </w:tc>
         <w:tc>
           <w:tcPr>
-            <w:tcW w:w="1299" w:type="dxa"/>
+            <w:tcW w:w="908" w:type="dxa"/>
+          </w:tcPr>
+          <w:p>
+            <w:pPr>
+              <w:pStyle w:val="Compact"/>
+              <w:jc w:val="left"/>
+            </w:pPr>
+            <w:r>
+              <w:rPr>
+                <w:sz w:val="18"/>
+              </w:rPr>
+              <w:t>C/E</w:t>
+            </w:r>
+          </w:p>
+        </w:tc>
+        <w:tc>
+          <w:tcPr>
+            <w:tcW w:w="908" w:type="dxa"/>
           </w:tcPr>
           <w:p>
             <w:pPr>
@@ -9562,7 +9619,7 @@
         </w:tc>
         <w:tc>
           <w:tcPr>
-            <w:tcW w:w="1299" w:type="dxa"/>
+            <w:tcW w:w="908" w:type="dxa"/>
           </w:tcPr>
           <w:p>
             <w:pPr>
@@ -9579,7 +9636,7 @@
         </w:tc>
         <w:tc>
           <w:tcPr>
-            <w:tcW w:w="1299" w:type="dxa"/>
+            <w:tcW w:w="908" w:type="dxa"/>
           </w:tcPr>
           <w:p>
             <w:pPr>
@@ -9594,14 +9651,31 @@
             </w:r>
           </w:p>
         </w:tc>
-      </w:tr>
-      <w:tr>
-        <w:trPr>
-          <w:cantSplit/>
-        </w:trPr>
-        <w:tc>
-          <w:tcPr>
-            <w:tcW w:w="2593" w:type="dxa"/>
+        <w:tc>
+          <w:tcPr>
+            <w:tcW w:w="908" w:type="dxa"/>
+          </w:tcPr>
+          <w:p>
+            <w:pPr>
+              <w:pStyle w:val="Compact"/>
+              <w:jc w:val="left"/>
+            </w:pPr>
+            <w:r>
+              <w:rPr>
+                <w:sz w:val="18"/>
+              </w:rPr>
+              <w:t>-</w:t>
+            </w:r>
+          </w:p>
+        </w:tc>
+      </w:tr>
+      <w:tr>
+        <w:trPr>
+          <w:cantSplit/>
+        </w:trPr>
+        <w:tc>
+          <w:tcPr>
+            <w:tcW w:w="2447" w:type="dxa"/>
           </w:tcPr>
           <w:p>
             <w:pPr>
@@ -9618,7 +9692,7 @@
         </w:tc>
         <w:tc>
           <w:tcPr>
-            <w:tcW w:w="1406" w:type="dxa"/>
+            <w:tcW w:w="908" w:type="dxa"/>
           </w:tcPr>
           <w:p>
             <w:pPr>
@@ -9635,7 +9709,24 @@
         </w:tc>
         <w:tc>
           <w:tcPr>
-            <w:tcW w:w="1299" w:type="dxa"/>
+            <w:tcW w:w="908" w:type="dxa"/>
+          </w:tcPr>
+          <w:p>
+            <w:pPr>
+              <w:pStyle w:val="Compact"/>
+              <w:jc w:val="left"/>
+            </w:pPr>
+            <w:r>
+              <w:rPr>
+                <w:sz w:val="18"/>
+              </w:rPr>
+              <w:t>C/E</w:t>
+            </w:r>
+          </w:p>
+        </w:tc>
+        <w:tc>
+          <w:tcPr>
+            <w:tcW w:w="908" w:type="dxa"/>
           </w:tcPr>
           <w:p>
             <w:pPr>
@@ -9652,7 +9743,7 @@
         </w:tc>
         <w:tc>
           <w:tcPr>
-            <w:tcW w:w="1299" w:type="dxa"/>
+            <w:tcW w:w="908" w:type="dxa"/>
           </w:tcPr>
           <w:p>
             <w:pPr>
@@ -9669,7 +9760,7 @@
         </w:tc>
         <w:tc>
           <w:tcPr>
-            <w:tcW w:w="1299" w:type="dxa"/>
+            <w:tcW w:w="908" w:type="dxa"/>
           </w:tcPr>
           <w:p>
             <w:pPr>
@@ -9684,14 +9775,31 @@
             </w:r>
           </w:p>
         </w:tc>
-      </w:tr>
-      <w:tr>
-        <w:trPr>
-          <w:cantSplit/>
-        </w:trPr>
-        <w:tc>
-          <w:tcPr>
-            <w:tcW w:w="2593" w:type="dxa"/>
+        <w:tc>
+          <w:tcPr>
+            <w:tcW w:w="908" w:type="dxa"/>
+          </w:tcPr>
+          <w:p>
+            <w:pPr>
+              <w:pStyle w:val="Compact"/>
+              <w:jc w:val="left"/>
+            </w:pPr>
+            <w:r>
+              <w:rPr>
+                <w:sz w:val="18"/>
+              </w:rPr>
+              <w:t>-</w:t>
+            </w:r>
+          </w:p>
+        </w:tc>
+      </w:tr>
+      <w:tr>
+        <w:trPr>
+          <w:cantSplit/>
+        </w:trPr>
+        <w:tc>
+          <w:tcPr>
+            <w:tcW w:w="2447" w:type="dxa"/>
           </w:tcPr>
           <w:p>
             <w:pPr>
@@ -9708,7 +9816,7 @@
         </w:tc>
         <w:tc>
           <w:tcPr>
-            <w:tcW w:w="1406" w:type="dxa"/>
+            <w:tcW w:w="908" w:type="dxa"/>
           </w:tcPr>
           <w:p>
             <w:pPr>
@@ -9725,7 +9833,24 @@
         </w:tc>
         <w:tc>
           <w:tcPr>
-            <w:tcW w:w="1299" w:type="dxa"/>
+            <w:tcW w:w="908" w:type="dxa"/>
+          </w:tcPr>
+          <w:p>
+            <w:pPr>
+              <w:pStyle w:val="Compact"/>
+              <w:jc w:val="left"/>
+            </w:pPr>
+            <w:r>
+              <w:rPr>
+                <w:sz w:val="18"/>
+              </w:rPr>
+              <w:t>C/E</w:t>
+            </w:r>
+          </w:p>
+        </w:tc>
+        <w:tc>
+          <w:tcPr>
+            <w:tcW w:w="908" w:type="dxa"/>
           </w:tcPr>
           <w:p>
             <w:pPr>
@@ -9742,7 +9867,7 @@
         </w:tc>
         <w:tc>
           <w:tcPr>
-            <w:tcW w:w="1299" w:type="dxa"/>
+            <w:tcW w:w="908" w:type="dxa"/>
           </w:tcPr>
           <w:p>
             <w:pPr>
@@ -9759,7 +9884,7 @@
         </w:tc>
         <w:tc>
           <w:tcPr>
-            <w:tcW w:w="1299" w:type="dxa"/>
+            <w:tcW w:w="908" w:type="dxa"/>
           </w:tcPr>
           <w:p>
             <w:pPr>
@@ -9774,14 +9899,31 @@
             </w:r>
           </w:p>
         </w:tc>
-      </w:tr>
-      <w:tr>
-        <w:trPr>
-          <w:cantSplit/>
-        </w:trPr>
-        <w:tc>
-          <w:tcPr>
-            <w:tcW w:w="2593" w:type="dxa"/>
+        <w:tc>
+          <w:tcPr>
+            <w:tcW w:w="908" w:type="dxa"/>
+          </w:tcPr>
+          <w:p>
+            <w:pPr>
+              <w:pStyle w:val="Compact"/>
+              <w:jc w:val="left"/>
+            </w:pPr>
+            <w:r>
+              <w:rPr>
+                <w:sz w:val="18"/>
+              </w:rPr>
+              <w:t>-</w:t>
+            </w:r>
+          </w:p>
+        </w:tc>
+      </w:tr>
+      <w:tr>
+        <w:trPr>
+          <w:cantSplit/>
+        </w:trPr>
+        <w:tc>
+          <w:tcPr>
+            <w:tcW w:w="2447" w:type="dxa"/>
           </w:tcPr>
           <w:p>
             <w:pPr>
@@ -9798,7 +9940,7 @@
         </w:tc>
         <w:tc>
           <w:tcPr>
-            <w:tcW w:w="1406" w:type="dxa"/>
+            <w:tcW w:w="908" w:type="dxa"/>
           </w:tcPr>
           <w:p>
             <w:pPr>
@@ -9815,7 +9957,24 @@
         </w:tc>
         <w:tc>
           <w:tcPr>
-            <w:tcW w:w="1299" w:type="dxa"/>
+            <w:tcW w:w="908" w:type="dxa"/>
+          </w:tcPr>
+          <w:p>
+            <w:pPr>
+              <w:pStyle w:val="Compact"/>
+              <w:jc w:val="left"/>
+            </w:pPr>
+            <w:r>
+              <w:rPr>
+                <w:sz w:val="18"/>
+              </w:rPr>
+              <w:t>C/E</w:t>
+            </w:r>
+          </w:p>
+        </w:tc>
+        <w:tc>
+          <w:tcPr>
+            <w:tcW w:w="908" w:type="dxa"/>
           </w:tcPr>
           <w:p>
             <w:pPr>
@@ -9832,7 +9991,7 @@
         </w:tc>
         <w:tc>
           <w:tcPr>
-            <w:tcW w:w="1299" w:type="dxa"/>
+            <w:tcW w:w="908" w:type="dxa"/>
           </w:tcPr>
           <w:p>
             <w:pPr>
@@ -9849,7 +10008,7 @@
         </w:tc>
         <w:tc>
           <w:tcPr>
-            <w:tcW w:w="1299" w:type="dxa"/>
+            <w:tcW w:w="908" w:type="dxa"/>
           </w:tcPr>
           <w:p>
             <w:pPr>
@@ -9864,14 +10023,31 @@
             </w:r>
           </w:p>
         </w:tc>
-      </w:tr>
-      <w:tr>
-        <w:trPr>
-          <w:cantSplit/>
-        </w:trPr>
-        <w:tc>
-          <w:tcPr>
-            <w:tcW w:w="2593" w:type="dxa"/>
+        <w:tc>
+          <w:tcPr>
+            <w:tcW w:w="908" w:type="dxa"/>
+          </w:tcPr>
+          <w:p>
+            <w:pPr>
+              <w:pStyle w:val="Compact"/>
+              <w:jc w:val="left"/>
+            </w:pPr>
+            <w:r>
+              <w:rPr>
+                <w:sz w:val="18"/>
+              </w:rPr>
+              <w:t>-</w:t>
+            </w:r>
+          </w:p>
+        </w:tc>
+      </w:tr>
+      <w:tr>
+        <w:trPr>
+          <w:cantSplit/>
+        </w:trPr>
+        <w:tc>
+          <w:tcPr>
+            <w:tcW w:w="2447" w:type="dxa"/>
           </w:tcPr>
           <w:p>
             <w:pPr>
@@ -9888,7 +10064,7 @@
         </w:tc>
         <w:tc>
           <w:tcPr>
-            <w:tcW w:w="1406" w:type="dxa"/>
+            <w:tcW w:w="908" w:type="dxa"/>
           </w:tcPr>
           <w:p>
             <w:pPr>
@@ -9905,7 +10081,24 @@
         </w:tc>
         <w:tc>
           <w:tcPr>
-            <w:tcW w:w="1299" w:type="dxa"/>
+            <w:tcW w:w="908" w:type="dxa"/>
+          </w:tcPr>
+          <w:p>
+            <w:pPr>
+              <w:pStyle w:val="Compact"/>
+              <w:jc w:val="left"/>
+            </w:pPr>
+            <w:r>
+              <w:rPr>
+                <w:sz w:val="18"/>
+              </w:rPr>
+              <w:t>C/E</w:t>
+            </w:r>
+          </w:p>
+        </w:tc>
+        <w:tc>
+          <w:tcPr>
+            <w:tcW w:w="908" w:type="dxa"/>
           </w:tcPr>
           <w:p>
             <w:pPr>
@@ -9922,7 +10115,7 @@
         </w:tc>
         <w:tc>
           <w:tcPr>
-            <w:tcW w:w="1299" w:type="dxa"/>
+            <w:tcW w:w="908" w:type="dxa"/>
           </w:tcPr>
           <w:p>
             <w:pPr>
@@ -9939,7 +10132,7 @@
         </w:tc>
         <w:tc>
           <w:tcPr>
-            <w:tcW w:w="1299" w:type="dxa"/>
+            <w:tcW w:w="908" w:type="dxa"/>
           </w:tcPr>
           <w:p>
             <w:pPr>
@@ -9954,14 +10147,31 @@
             </w:r>
           </w:p>
         </w:tc>
-      </w:tr>
-      <w:tr>
-        <w:trPr>
-          <w:cantSplit/>
-        </w:trPr>
-        <w:tc>
-          <w:tcPr>
-            <w:tcW w:w="2593" w:type="dxa"/>
+        <w:tc>
+          <w:tcPr>
+            <w:tcW w:w="908" w:type="dxa"/>
+          </w:tcPr>
+          <w:p>
+            <w:pPr>
+              <w:pStyle w:val="Compact"/>
+              <w:jc w:val="left"/>
+            </w:pPr>
+            <w:r>
+              <w:rPr>
+                <w:sz w:val="18"/>
+              </w:rPr>
+              <w:t>C/E</w:t>
+            </w:r>
+          </w:p>
+        </w:tc>
+      </w:tr>
+      <w:tr>
+        <w:trPr>
+          <w:cantSplit/>
+        </w:trPr>
+        <w:tc>
+          <w:tcPr>
+            <w:tcW w:w="2447" w:type="dxa"/>
           </w:tcPr>
           <w:p>
             <w:pPr>
@@ -9978,7 +10188,7 @@
         </w:tc>
         <w:tc>
           <w:tcPr>
-            <w:tcW w:w="1406" w:type="dxa"/>
+            <w:tcW w:w="908" w:type="dxa"/>
           </w:tcPr>
           <w:p>
             <w:pPr>
@@ -9995,7 +10205,24 @@
         </w:tc>
         <w:tc>
           <w:tcPr>
-            <w:tcW w:w="1299" w:type="dxa"/>
+            <w:tcW w:w="908" w:type="dxa"/>
+          </w:tcPr>
+          <w:p>
+            <w:pPr>
+              <w:pStyle w:val="Compact"/>
+              <w:jc w:val="left"/>
+            </w:pPr>
+            <w:r>
+              <w:rPr>
+                <w:sz w:val="18"/>
+              </w:rPr>
+              <w:t>C</w:t>
+            </w:r>
+          </w:p>
+        </w:tc>
+        <w:tc>
+          <w:tcPr>
+            <w:tcW w:w="908" w:type="dxa"/>
           </w:tcPr>
           <w:p>
             <w:pPr>
@@ -10012,7 +10239,7 @@
         </w:tc>
         <w:tc>
           <w:tcPr>
-            <w:tcW w:w="1299" w:type="dxa"/>
+            <w:tcW w:w="908" w:type="dxa"/>
           </w:tcPr>
           <w:p>
             <w:pPr>
@@ -10029,7 +10256,7 @@
         </w:tc>
         <w:tc>
           <w:tcPr>
-            <w:tcW w:w="1299" w:type="dxa"/>
+            <w:tcW w:w="908" w:type="dxa"/>
           </w:tcPr>
           <w:p>
             <w:pPr>
@@ -10044,14 +10271,31 @@
             </w:r>
           </w:p>
         </w:tc>
-      </w:tr>
-      <w:tr>
-        <w:trPr>
-          <w:cantSplit/>
-        </w:trPr>
-        <w:tc>
-          <w:tcPr>
-            <w:tcW w:w="2593" w:type="dxa"/>
+        <w:tc>
+          <w:tcPr>
+            <w:tcW w:w="908" w:type="dxa"/>
+          </w:tcPr>
+          <w:p>
+            <w:pPr>
+              <w:pStyle w:val="Compact"/>
+              <w:jc w:val="left"/>
+            </w:pPr>
+            <w:r>
+              <w:rPr>
+                <w:sz w:val="18"/>
+              </w:rPr>
+              <w:t>-</w:t>
+            </w:r>
+          </w:p>
+        </w:tc>
+      </w:tr>
+      <w:tr>
+        <w:trPr>
+          <w:cantSplit/>
+        </w:trPr>
+        <w:tc>
+          <w:tcPr>
+            <w:tcW w:w="2447" w:type="dxa"/>
           </w:tcPr>
           <w:p>
             <w:pPr>
@@ -10068,7 +10312,7 @@
         </w:tc>
         <w:tc>
           <w:tcPr>
-            <w:tcW w:w="1406" w:type="dxa"/>
+            <w:tcW w:w="908" w:type="dxa"/>
           </w:tcPr>
           <w:p>
             <w:pPr>
@@ -10085,7 +10329,24 @@
         </w:tc>
         <w:tc>
           <w:tcPr>
-            <w:tcW w:w="1299" w:type="dxa"/>
+            <w:tcW w:w="908" w:type="dxa"/>
+          </w:tcPr>
+          <w:p>
+            <w:pPr>
+              <w:pStyle w:val="Compact"/>
+              <w:jc w:val="left"/>
+            </w:pPr>
+            <w:r>
+              <w:rPr>
+                <w:sz w:val="18"/>
+              </w:rPr>
+              <w:t>C</w:t>
+            </w:r>
+          </w:p>
+        </w:tc>
+        <w:tc>
+          <w:tcPr>
+            <w:tcW w:w="908" w:type="dxa"/>
           </w:tcPr>
           <w:p>
             <w:pPr>
@@ -10102,7 +10363,7 @@
         </w:tc>
         <w:tc>
           <w:tcPr>
-            <w:tcW w:w="1299" w:type="dxa"/>
+            <w:tcW w:w="908" w:type="dxa"/>
           </w:tcPr>
           <w:p>
             <w:pPr>
@@ -10119,7 +10380,7 @@
         </w:tc>
         <w:tc>
           <w:tcPr>
-            <w:tcW w:w="1299" w:type="dxa"/>
+            <w:tcW w:w="908" w:type="dxa"/>
           </w:tcPr>
           <w:p>
             <w:pPr>
@@ -10134,14 +10395,31 @@
             </w:r>
           </w:p>
         </w:tc>
-      </w:tr>
-      <w:tr>
-        <w:trPr>
-          <w:cantSplit/>
-        </w:trPr>
-        <w:tc>
-          <w:tcPr>
-            <w:tcW w:w="2593" w:type="dxa"/>
+        <w:tc>
+          <w:tcPr>
+            <w:tcW w:w="908" w:type="dxa"/>
+          </w:tcPr>
+          <w:p>
+            <w:pPr>
+              <w:pStyle w:val="Compact"/>
+              <w:jc w:val="left"/>
+            </w:pPr>
+            <w:r>
+              <w:rPr>
+                <w:sz w:val="18"/>
+              </w:rPr>
+              <w:t>-</w:t>
+            </w:r>
+          </w:p>
+        </w:tc>
+      </w:tr>
+      <w:tr>
+        <w:trPr>
+          <w:cantSplit/>
+        </w:trPr>
+        <w:tc>
+          <w:tcPr>
+            <w:tcW w:w="2447" w:type="dxa"/>
           </w:tcPr>
           <w:p>
             <w:pPr>
@@ -10158,7 +10436,7 @@
         </w:tc>
         <w:tc>
           <w:tcPr>
-            <w:tcW w:w="1406" w:type="dxa"/>
+            <w:tcW w:w="908" w:type="dxa"/>
           </w:tcPr>
           <w:p>
             <w:pPr>
@@ -10175,7 +10453,24 @@
         </w:tc>
         <w:tc>
           <w:tcPr>
-            <w:tcW w:w="1299" w:type="dxa"/>
+            <w:tcW w:w="908" w:type="dxa"/>
+          </w:tcPr>
+          <w:p>
+            <w:pPr>
+              <w:pStyle w:val="Compact"/>
+              <w:jc w:val="left"/>
+            </w:pPr>
+            <w:r>
+              <w:rPr>
+                <w:sz w:val="18"/>
+              </w:rPr>
+              <w:t>C</w:t>
+            </w:r>
+          </w:p>
+        </w:tc>
+        <w:tc>
+          <w:tcPr>
+            <w:tcW w:w="908" w:type="dxa"/>
           </w:tcPr>
           <w:p>
             <w:pPr>
@@ -10192,7 +10487,7 @@
         </w:tc>
         <w:tc>
           <w:tcPr>
-            <w:tcW w:w="1299" w:type="dxa"/>
+            <w:tcW w:w="908" w:type="dxa"/>
           </w:tcPr>
           <w:p>
             <w:pPr>
@@ -10209,7 +10504,7 @@
         </w:tc>
         <w:tc>
           <w:tcPr>
-            <w:tcW w:w="1299" w:type="dxa"/>
+            <w:tcW w:w="908" w:type="dxa"/>
           </w:tcPr>
           <w:p>
             <w:pPr>
@@ -10224,14 +10519,31 @@
             </w:r>
           </w:p>
         </w:tc>
-      </w:tr>
-      <w:tr>
-        <w:trPr>
-          <w:cantSplit/>
-        </w:trPr>
-        <w:tc>
-          <w:tcPr>
-            <w:tcW w:w="2593" w:type="dxa"/>
+        <w:tc>
+          <w:tcPr>
+            <w:tcW w:w="908" w:type="dxa"/>
+          </w:tcPr>
+          <w:p>
+            <w:pPr>
+              <w:pStyle w:val="Compact"/>
+              <w:jc w:val="left"/>
+            </w:pPr>
+            <w:r>
+              <w:rPr>
+                <w:sz w:val="18"/>
+              </w:rPr>
+              <w:t>-</w:t>
+            </w:r>
+          </w:p>
+        </w:tc>
+      </w:tr>
+      <w:tr>
+        <w:trPr>
+          <w:cantSplit/>
+        </w:trPr>
+        <w:tc>
+          <w:tcPr>
+            <w:tcW w:w="2447" w:type="dxa"/>
           </w:tcPr>
           <w:p>
             <w:pPr>
@@ -10248,7 +10560,7 @@
         </w:tc>
         <w:tc>
           <w:tcPr>
-            <w:tcW w:w="1406" w:type="dxa"/>
+            <w:tcW w:w="908" w:type="dxa"/>
           </w:tcPr>
           <w:p>
             <w:pPr>
@@ -10265,7 +10577,24 @@
         </w:tc>
         <w:tc>
           <w:tcPr>
-            <w:tcW w:w="1299" w:type="dxa"/>
+            <w:tcW w:w="908" w:type="dxa"/>
+          </w:tcPr>
+          <w:p>
+            <w:pPr>
+              <w:pStyle w:val="Compact"/>
+              <w:jc w:val="left"/>
+            </w:pPr>
+            <w:r>
+              <w:rPr>
+                <w:sz w:val="18"/>
+              </w:rPr>
+              <w:t>E</w:t>
+            </w:r>
+          </w:p>
+        </w:tc>
+        <w:tc>
+          <w:tcPr>
+            <w:tcW w:w="908" w:type="dxa"/>
           </w:tcPr>
           <w:p>
             <w:pPr>
@@ -10282,7 +10611,7 @@
         </w:tc>
         <w:tc>
           <w:tcPr>
-            <w:tcW w:w="1299" w:type="dxa"/>
+            <w:tcW w:w="908" w:type="dxa"/>
           </w:tcPr>
           <w:p>
             <w:pPr>
@@ -10299,7 +10628,7 @@
         </w:tc>
         <w:tc>
           <w:tcPr>
-            <w:tcW w:w="1299" w:type="dxa"/>
+            <w:tcW w:w="908" w:type="dxa"/>
           </w:tcPr>
           <w:p>
             <w:pPr>
@@ -10314,14 +10643,31 @@
             </w:r>
           </w:p>
         </w:tc>
-      </w:tr>
-      <w:tr>
-        <w:trPr>
-          <w:cantSplit/>
-        </w:trPr>
-        <w:tc>
-          <w:tcPr>
-            <w:tcW w:w="2593" w:type="dxa"/>
+        <w:tc>
+          <w:tcPr>
+            <w:tcW w:w="908" w:type="dxa"/>
+          </w:tcPr>
+          <w:p>
+            <w:pPr>
+              <w:pStyle w:val="Compact"/>
+              <w:jc w:val="left"/>
+            </w:pPr>
+            <w:r>
+              <w:rPr>
+                <w:sz w:val="18"/>
+              </w:rPr>
+              <w:t>-</w:t>
+            </w:r>
+          </w:p>
+        </w:tc>
+      </w:tr>
+      <w:tr>
+        <w:trPr>
+          <w:cantSplit/>
+        </w:trPr>
+        <w:tc>
+          <w:tcPr>
+            <w:tcW w:w="2447" w:type="dxa"/>
           </w:tcPr>
           <w:p>
             <w:pPr>
@@ -10338,7 +10684,7 @@
         </w:tc>
         <w:tc>
           <w:tcPr>
-            <w:tcW w:w="1406" w:type="dxa"/>
+            <w:tcW w:w="908" w:type="dxa"/>
           </w:tcPr>
           <w:p>
             <w:pPr>
@@ -10355,7 +10701,24 @@
         </w:tc>
         <w:tc>
           <w:tcPr>
-            <w:tcW w:w="1299" w:type="dxa"/>
+            <w:tcW w:w="908" w:type="dxa"/>
+          </w:tcPr>
+          <w:p>
+            <w:pPr>
+              <w:pStyle w:val="Compact"/>
+              <w:jc w:val="left"/>
+            </w:pPr>
+            <w:r>
+              <w:rPr>
+                <w:sz w:val="18"/>
+              </w:rPr>
+              <w:t>C</w:t>
+            </w:r>
+          </w:p>
+        </w:tc>
+        <w:tc>
+          <w:tcPr>
+            <w:tcW w:w="908" w:type="dxa"/>
           </w:tcPr>
           <w:p>
             <w:pPr>
@@ -10372,7 +10735,7 @@
         </w:tc>
         <w:tc>
           <w:tcPr>
-            <w:tcW w:w="1299" w:type="dxa"/>
+            <w:tcW w:w="908" w:type="dxa"/>
           </w:tcPr>
           <w:p>
             <w:pPr>
@@ -10389,7 +10752,7 @@
         </w:tc>
         <w:tc>
           <w:tcPr>
-            <w:tcW w:w="1299" w:type="dxa"/>
+            <w:tcW w:w="908" w:type="dxa"/>
           </w:tcPr>
           <w:p>
             <w:pPr>
@@ -10404,14 +10767,31 @@
             </w:r>
           </w:p>
         </w:tc>
-      </w:tr>
-      <w:tr>
-        <w:trPr>
-          <w:cantSplit/>
-        </w:trPr>
-        <w:tc>
-          <w:tcPr>
-            <w:tcW w:w="2593" w:type="dxa"/>
+        <w:tc>
+          <w:tcPr>
+            <w:tcW w:w="908" w:type="dxa"/>
+          </w:tcPr>
+          <w:p>
+            <w:pPr>
+              <w:pStyle w:val="Compact"/>
+              <w:jc w:val="left"/>
+            </w:pPr>
+            <w:r>
+              <w:rPr>
+                <w:sz w:val="18"/>
+              </w:rPr>
+              <w:t>-</w:t>
+            </w:r>
+          </w:p>
+        </w:tc>
+      </w:tr>
+      <w:tr>
+        <w:trPr>
+          <w:cantSplit/>
+        </w:trPr>
+        <w:tc>
+          <w:tcPr>
+            <w:tcW w:w="2447" w:type="dxa"/>
           </w:tcPr>
           <w:p>
             <w:pPr>
@@ -10428,7 +10808,7 @@
         </w:tc>
         <w:tc>
           <w:tcPr>
-            <w:tcW w:w="1406" w:type="dxa"/>
+            <w:tcW w:w="908" w:type="dxa"/>
           </w:tcPr>
           <w:p>
             <w:pPr>
@@ -10445,7 +10825,24 @@
         </w:tc>
         <w:tc>
           <w:tcPr>
-            <w:tcW w:w="1299" w:type="dxa"/>
+            <w:tcW w:w="908" w:type="dxa"/>
+          </w:tcPr>
+          <w:p>
+            <w:pPr>
+              <w:pStyle w:val="Compact"/>
+              <w:jc w:val="left"/>
+            </w:pPr>
+            <w:r>
+              <w:rPr>
+                <w:sz w:val="18"/>
+              </w:rPr>
+              <w:t>C</w:t>
+            </w:r>
+          </w:p>
+        </w:tc>
+        <w:tc>
+          <w:tcPr>
+            <w:tcW w:w="908" w:type="dxa"/>
           </w:tcPr>
           <w:p>
             <w:pPr>
@@ -10462,7 +10859,7 @@
         </w:tc>
         <w:tc>
           <w:tcPr>
-            <w:tcW w:w="1299" w:type="dxa"/>
+            <w:tcW w:w="908" w:type="dxa"/>
           </w:tcPr>
           <w:p>
             <w:pPr>
@@ -10479,7 +10876,7 @@
         </w:tc>
         <w:tc>
           <w:tcPr>
-            <w:tcW w:w="1299" w:type="dxa"/>
+            <w:tcW w:w="908" w:type="dxa"/>
           </w:tcPr>
           <w:p>
             <w:pPr>
@@ -10491,6 +10888,23 @@
                 <w:sz w:val="18"/>
               </w:rPr>
               <w:t xml:space="preserve">C</w:t>
+            </w:r>
+          </w:p>
+        </w:tc>
+        <w:tc>
+          <w:tcPr>
+            <w:tcW w:w="908" w:type="dxa"/>
+          </w:tcPr>
+          <w:p>
+            <w:pPr>
+              <w:pStyle w:val="Compact"/>
+              <w:jc w:val="left"/>
+            </w:pPr>
+            <w:r>
+              <w:rPr>
+                <w:sz w:val="18"/>
+              </w:rPr>
+              <w:t>-</w:t>
             </w:r>
           </w:p>
         </w:tc>
@@ -10695,7 +11109,7 @@
               <w:rPr>
                 <w:sz w:val="18"/>
               </w:rPr>
-              <w:t xml:space="preserve">Una intervención aprobada no puede cambiar activos, horario ni impacto; cualquier cambio la devuelve a Pendiente.</w:t>
+              <w:t>Una intervención aprobada solo cambia sus activos, horario y personal externo cuando el Administrador la asigna, y ese cambio no vuelve a pedir la aprobación de la Jefatura.</w:t>
             </w:r>
           </w:p>
         </w:tc>

--- a/Fase 2/Evidencias del Proyecto/SICMA_REQ_v1.1.docx
+++ b/Fase 2/Evidencias del Proyecto/SICMA_REQ_v1.1.docx
@@ -1543,7 +1543,7 @@
               <w:rPr>
                 <w:sz w:val="18"/>
               </w:rPr>
-              <w:t>Se alinean los requerimientos con el código del 25 de octubre (commit 59710a5d): lector SecuGen (cierra D-03), comunicación con Power Automate por correo (cierra D-02), roles Administrador Privilegiado y Contratistas, estados de la intervención, personal externo y plantillas solo en el PC del lector. No cambia la cantidad de requerimientos. Corrección del mismo día: la matriz de permisos agrega las columnas Administrador Privilegiado y Contratistas, y RN-03 se alinea con el código: la asignación puede ajustar activos, horario y personal sin volver a Pendiente.</w:t>
+              <w:t>Se alinean los requerimientos con el código del 25 de octubre (commit 59710a5d): lector SecuGen (cierra D-03), comunicación con Power Automate por correo (cierra D-02), roles Administrador Privilegiado y Contratistas, estados de la intervención, personal externo y plantillas solo en el PC del lector. No cambia la cantidad de requerimientos. Corrección del mismo día: la matriz de permisos agrega las columnas Administrador Privilegiado y Contratistas, y RN-03 se alinea con el código: la asignación puede ajustar activos, horario y personal sin volver a Pendiente. Se quita el estado CambiosSolicitados de RN-12.</w:t>
             </w:r>
           </w:p>
         </w:tc>
@@ -11460,7 +11460,7 @@
               <w:rPr>
                 <w:sz w:val="18"/>
               </w:rPr>
-              <w:t>Una intervención pasa por los estados Pendiente, CambiosSolicitados, Aprobada, Rechazada, EnEjecucion, Ejecutada, Fallida o Cancelada.</w:t>
+              <w:t>Una intervención pasa por los estados Pendiente, Aprobada, Rechazada, EnEjecucion, Ejecutada, Fallida o Cancelada.</w:t>
             </w:r>
           </w:p>
         </w:tc>

--- a/Fase 2/Evidencias del Proyecto/SICMA_REQ_v1.1.docx
+++ b/Fase 2/Evidencias del Proyecto/SICMA_REQ_v1.1.docx
@@ -789,7 +789,7 @@
     <w:tbl>
       <w:tblPr>
         <w:tblStyle w:val="Table"/>
-        <w:tblW w:type="auto" w:w="0"/>
+        <w:tblW w:type="pct" w:w="5000"/>
         <w:tblLook w:firstRow="1" w:lastRow="0" w:firstColumn="0" w:lastColumn="0" w:noHBand="0" w:noVBand="0" w:val="0020"/>
         <w:jc w:val="start"/>
         <w:tblBorders>
@@ -802,8 +802,8 @@
         </w:tblBorders>
       </w:tblPr>
       <w:tblGrid>
-        <w:gridCol w:w="4045"/>
-        <w:gridCol w:w="3870"/>
+        <w:gridCol w:w="4517"/>
+        <w:gridCol w:w="4321"/>
       </w:tblGrid>
       <w:tr>
         <w:trPr>
@@ -812,7 +812,7 @@
         </w:trPr>
         <w:tc>
           <w:tcPr>
-            <w:tcW w:w="4045" w:type="dxa"/>
+            <w:tcW w:w="4517" w:type="dxa"/>
             <w:shd w:val="clear" w:color="auto" w:fill="D9E2F3"/>
           </w:tcPr>
           <w:p>
@@ -831,7 +831,7 @@
         </w:tc>
         <w:tc>
           <w:tcPr>
-            <w:tcW w:w="3870" w:type="dxa"/>
+            <w:tcW w:w="4321" w:type="dxa"/>
             <w:shd w:val="clear" w:color="auto" w:fill="D9E2F3"/>
           </w:tcPr>
           <w:p>
@@ -855,7 +855,7 @@
         </w:trPr>
         <w:tc>
           <w:tcPr>
-            <w:tcW w:w="4045" w:type="dxa"/>
+            <w:tcW w:w="4517" w:type="dxa"/>
           </w:tcPr>
           <w:p>
             <w:pPr>
@@ -872,7 +872,7 @@
         </w:tc>
         <w:tc>
           <w:tcPr>
-            <w:tcW w:w="3870" w:type="dxa"/>
+            <w:tcW w:w="4321" w:type="dxa"/>
           </w:tcPr>
           <w:p>
             <w:pPr>
@@ -894,7 +894,7 @@
         </w:trPr>
         <w:tc>
           <w:tcPr>
-            <w:tcW w:w="4045" w:type="dxa"/>
+            <w:tcW w:w="4517" w:type="dxa"/>
           </w:tcPr>
           <w:p>
             <w:pPr>
@@ -911,7 +911,7 @@
         </w:tc>
         <w:tc>
           <w:tcPr>
-            <w:tcW w:w="3870" w:type="dxa"/>
+            <w:tcW w:w="4321" w:type="dxa"/>
           </w:tcPr>
           <w:p>
             <w:pPr>
@@ -933,7 +933,7 @@
         </w:trPr>
         <w:tc>
           <w:tcPr>
-            <w:tcW w:w="4045" w:type="dxa"/>
+            <w:tcW w:w="4517" w:type="dxa"/>
           </w:tcPr>
           <w:p>
             <w:pPr>
@@ -950,7 +950,7 @@
         </w:tc>
         <w:tc>
           <w:tcPr>
-            <w:tcW w:w="3870" w:type="dxa"/>
+            <w:tcW w:w="4321" w:type="dxa"/>
           </w:tcPr>
           <w:p>
             <w:pPr>
@@ -972,7 +972,7 @@
         </w:trPr>
         <w:tc>
           <w:tcPr>
-            <w:tcW w:w="4045" w:type="dxa"/>
+            <w:tcW w:w="4517" w:type="dxa"/>
           </w:tcPr>
           <w:p>
             <w:pPr>
@@ -989,7 +989,7 @@
         </w:tc>
         <w:tc>
           <w:tcPr>
-            <w:tcW w:w="3870" w:type="dxa"/>
+            <w:tcW w:w="4321" w:type="dxa"/>
           </w:tcPr>
           <w:p>
             <w:pPr>
@@ -1026,7 +1026,7 @@
         <w:gridCol w:w="972"/>
         <w:gridCol w:w="1237"/>
         <w:gridCol w:w="1502"/>
-        <w:gridCol w:w="5126"/>
+        <w:gridCol w:w="5127"/>
       </w:tblGrid>
       <w:tr>
         <w:trPr>
@@ -1092,7 +1092,7 @@
         </w:tc>
         <w:tc>
           <w:tcPr>
-            <w:tcW w:w="5126" w:type="dxa"/>
+            <w:tcW w:w="5127" w:type="dxa"/>
             <w:shd w:val="clear" w:color="auto" w:fill="D9E2F3"/>
           </w:tcPr>
           <w:p>
@@ -1167,7 +1167,7 @@
         </w:tc>
         <w:tc>
           <w:tcPr>
-            <w:tcW w:w="5126" w:type="dxa"/>
+            <w:tcW w:w="5127" w:type="dxa"/>
           </w:tcPr>
           <w:p>
             <w:pPr>
@@ -1240,7 +1240,7 @@
         </w:tc>
         <w:tc>
           <w:tcPr>
-            <w:tcW w:w="5126" w:type="dxa"/>
+            <w:tcW w:w="5127" w:type="dxa"/>
           </w:tcPr>
           <w:p>
             <w:pPr>
@@ -1313,7 +1313,7 @@
         </w:tc>
         <w:tc>
           <w:tcPr>
-            <w:tcW w:w="5126" w:type="dxa"/>
+            <w:tcW w:w="5127" w:type="dxa"/>
           </w:tcPr>
           <w:p>
             <w:pPr>
@@ -1386,7 +1386,7 @@
         </w:tc>
         <w:tc>
           <w:tcPr>
-            <w:tcW w:w="5126" w:type="dxa"/>
+            <w:tcW w:w="5127" w:type="dxa"/>
           </w:tcPr>
           <w:p>
             <w:pPr>
@@ -1459,7 +1459,7 @@
         </w:tc>
         <w:tc>
           <w:tcPr>
-            <w:tcW w:w="5126" w:type="dxa"/>
+            <w:tcW w:w="5127" w:type="dxa"/>
           </w:tcPr>
           <w:p>
             <w:pPr>
@@ -1532,7 +1532,7 @@
         </w:tc>
         <w:tc>
           <w:tcPr>
-            <w:tcW w:w="5126" w:type="dxa"/>
+            <w:tcW w:w="5127" w:type="dxa"/>
           </w:tcPr>
           <w:p>
             <w:pPr>
@@ -1794,9 +1794,9 @@
         </w:tblBorders>
       </w:tblPr>
       <w:tblGrid>
-        <w:gridCol w:w="2291"/>
-        <w:gridCol w:w="3990"/>
-        <w:gridCol w:w="1631"/>
+        <w:gridCol w:w="2559"/>
+        <w:gridCol w:w="4457"/>
+        <w:gridCol w:w="1822"/>
       </w:tblGrid>
       <w:tr>
         <w:trPr>
@@ -1805,7 +1805,7 @@
         </w:trPr>
         <w:tc>
           <w:tcPr>
-            <w:tcW w:w="2291" w:type="dxa"/>
+            <w:tcW w:w="2559" w:type="dxa"/>
             <w:shd w:val="clear" w:color="auto" w:fill="D9E2F3"/>
           </w:tcPr>
           <w:p>
@@ -1824,7 +1824,7 @@
         </w:tc>
         <w:tc>
           <w:tcPr>
-            <w:tcW w:w="3990" w:type="dxa"/>
+            <w:tcW w:w="4457" w:type="dxa"/>
             <w:shd w:val="clear" w:color="auto" w:fill="D9E2F3"/>
           </w:tcPr>
           <w:p>
@@ -1843,7 +1843,7 @@
         </w:tc>
         <w:tc>
           <w:tcPr>
-            <w:tcW w:w="1631" w:type="dxa"/>
+            <w:tcW w:w="1822" w:type="dxa"/>
             <w:shd w:val="clear" w:color="auto" w:fill="D9E2F3"/>
           </w:tcPr>
           <w:p>
@@ -1867,7 +1867,7 @@
         </w:trPr>
         <w:tc>
           <w:tcPr>
-            <w:tcW w:w="2291" w:type="dxa"/>
+            <w:tcW w:w="2559" w:type="dxa"/>
           </w:tcPr>
           <w:p>
             <w:pPr>
@@ -1884,7 +1884,7 @@
         </w:tc>
         <w:tc>
           <w:tcPr>
-            <w:tcW w:w="3990" w:type="dxa"/>
+            <w:tcW w:w="4457" w:type="dxa"/>
           </w:tcPr>
           <w:p>
             <w:pPr>
@@ -1901,7 +1901,7 @@
         </w:tc>
         <w:tc>
           <w:tcPr>
-            <w:tcW w:w="1631" w:type="dxa"/>
+            <w:tcW w:w="1822" w:type="dxa"/>
           </w:tcPr>
           <w:p>
             <w:pPr>
@@ -1923,7 +1923,7 @@
         </w:trPr>
         <w:tc>
           <w:tcPr>
-            <w:tcW w:w="2291" w:type="dxa"/>
+            <w:tcW w:w="2559" w:type="dxa"/>
           </w:tcPr>
           <w:p>
             <w:pPr>
@@ -1940,7 +1940,7 @@
         </w:tc>
         <w:tc>
           <w:tcPr>
-            <w:tcW w:w="3990" w:type="dxa"/>
+            <w:tcW w:w="4457" w:type="dxa"/>
           </w:tcPr>
           <w:p>
             <w:pPr>
@@ -1957,7 +1957,7 @@
         </w:tc>
         <w:tc>
           <w:tcPr>
-            <w:tcW w:w="1631" w:type="dxa"/>
+            <w:tcW w:w="1822" w:type="dxa"/>
           </w:tcPr>
           <w:p>
             <w:pPr>
@@ -1979,7 +1979,7 @@
         </w:trPr>
         <w:tc>
           <w:tcPr>
-            <w:tcW w:w="2291" w:type="dxa"/>
+            <w:tcW w:w="2559" w:type="dxa"/>
           </w:tcPr>
           <w:p>
             <w:pPr>
@@ -1996,7 +1996,7 @@
         </w:tc>
         <w:tc>
           <w:tcPr>
-            <w:tcW w:w="3990" w:type="dxa"/>
+            <w:tcW w:w="4457" w:type="dxa"/>
           </w:tcPr>
           <w:p>
             <w:pPr>
@@ -2013,7 +2013,7 @@
         </w:tc>
         <w:tc>
           <w:tcPr>
-            <w:tcW w:w="1631" w:type="dxa"/>
+            <w:tcW w:w="1822" w:type="dxa"/>
           </w:tcPr>
           <w:p>
             <w:pPr>
@@ -2035,7 +2035,7 @@
         </w:trPr>
         <w:tc>
           <w:tcPr>
-            <w:tcW w:w="2291" w:type="dxa"/>
+            <w:tcW w:w="2559" w:type="dxa"/>
           </w:tcPr>
           <w:p>
             <w:pPr>
@@ -2052,7 +2052,7 @@
         </w:tc>
         <w:tc>
           <w:tcPr>
-            <w:tcW w:w="3990" w:type="dxa"/>
+            <w:tcW w:w="4457" w:type="dxa"/>
           </w:tcPr>
           <w:p>
             <w:pPr>
@@ -2069,7 +2069,7 @@
         </w:tc>
         <w:tc>
           <w:tcPr>
-            <w:tcW w:w="1631" w:type="dxa"/>
+            <w:tcW w:w="1822" w:type="dxa"/>
           </w:tcPr>
           <w:p>
             <w:pPr>
@@ -2091,7 +2091,7 @@
         </w:trPr>
         <w:tc>
           <w:tcPr>
-            <w:tcW w:w="2291" w:type="dxa"/>
+            <w:tcW w:w="2559" w:type="dxa"/>
           </w:tcPr>
           <w:p>
             <w:pPr>
@@ -2108,7 +2108,7 @@
         </w:tc>
         <w:tc>
           <w:tcPr>
-            <w:tcW w:w="3990" w:type="dxa"/>
+            <w:tcW w:w="4457" w:type="dxa"/>
           </w:tcPr>
           <w:p>
             <w:pPr>
@@ -2125,7 +2125,7 @@
         </w:tc>
         <w:tc>
           <w:tcPr>
-            <w:tcW w:w="1631" w:type="dxa"/>
+            <w:tcW w:w="1822" w:type="dxa"/>
           </w:tcPr>
           <w:p>
             <w:pPr>
@@ -2147,7 +2147,7 @@
         </w:trPr>
         <w:tc>
           <w:tcPr>
-            <w:tcW w:w="2291" w:type="dxa"/>
+            <w:tcW w:w="2559" w:type="dxa"/>
           </w:tcPr>
           <w:p>
             <w:pPr>
@@ -2164,7 +2164,7 @@
         </w:tc>
         <w:tc>
           <w:tcPr>
-            <w:tcW w:w="3990" w:type="dxa"/>
+            <w:tcW w:w="4457" w:type="dxa"/>
           </w:tcPr>
           <w:p>
             <w:pPr>
@@ -2181,7 +2181,7 @@
         </w:tc>
         <w:tc>
           <w:tcPr>
-            <w:tcW w:w="1631" w:type="dxa"/>
+            <w:tcW w:w="1822" w:type="dxa"/>
           </w:tcPr>
           <w:p>
             <w:pPr>
@@ -2203,7 +2203,7 @@
         </w:trPr>
         <w:tc>
           <w:tcPr>
-            <w:tcW w:w="2291" w:type="dxa"/>
+            <w:tcW w:w="2559" w:type="dxa"/>
           </w:tcPr>
           <w:p>
             <w:pPr>
@@ -2220,7 +2220,7 @@
         </w:tc>
         <w:tc>
           <w:tcPr>
-            <w:tcW w:w="3990" w:type="dxa"/>
+            <w:tcW w:w="4457" w:type="dxa"/>
           </w:tcPr>
           <w:p>
             <w:pPr>
@@ -2237,7 +2237,7 @@
         </w:tc>
         <w:tc>
           <w:tcPr>
-            <w:tcW w:w="1631" w:type="dxa"/>
+            <w:tcW w:w="1822" w:type="dxa"/>
           </w:tcPr>
           <w:p>
             <w:pPr>
@@ -2259,7 +2259,7 @@
         </w:trPr>
         <w:tc>
           <w:tcPr>
-            <w:tcW w:w="2291" w:type="dxa"/>
+            <w:tcW w:w="2559" w:type="dxa"/>
           </w:tcPr>
           <w:p>
             <w:pPr>
@@ -2276,7 +2276,7 @@
         </w:tc>
         <w:tc>
           <w:tcPr>
-            <w:tcW w:w="3990" w:type="dxa"/>
+            <w:tcW w:w="4457" w:type="dxa"/>
           </w:tcPr>
           <w:p>
             <w:pPr>
@@ -2293,7 +2293,7 @@
         </w:tc>
         <w:tc>
           <w:tcPr>
-            <w:tcW w:w="1631" w:type="dxa"/>
+            <w:tcW w:w="1822" w:type="dxa"/>
           </w:tcPr>
           <w:p>
             <w:pPr>
@@ -2315,7 +2315,7 @@
         </w:trPr>
         <w:tc>
           <w:tcPr>
-            <w:tcW w:w="2291" w:type="dxa"/>
+            <w:tcW w:w="2559" w:type="dxa"/>
           </w:tcPr>
           <w:p>
             <w:pPr>
@@ -2332,7 +2332,7 @@
         </w:tc>
         <w:tc>
           <w:tcPr>
-            <w:tcW w:w="3990" w:type="dxa"/>
+            <w:tcW w:w="4457" w:type="dxa"/>
           </w:tcPr>
           <w:p>
             <w:pPr>
@@ -2349,7 +2349,7 @@
         </w:tc>
         <w:tc>
           <w:tcPr>
-            <w:tcW w:w="1631" w:type="dxa"/>
+            <w:tcW w:w="1822" w:type="dxa"/>
           </w:tcPr>
           <w:p>
             <w:pPr>
@@ -2392,9 +2392,9 @@
         </w:tblBorders>
       </w:tblPr>
       <w:tblGrid>
-        <w:gridCol w:w="2074"/>
-        <w:gridCol w:w="2074"/>
-        <w:gridCol w:w="3765"/>
+        <w:gridCol w:w="2316"/>
+        <w:gridCol w:w="2316"/>
+        <w:gridCol w:w="4206"/>
       </w:tblGrid>
       <w:tr>
         <w:trPr>
@@ -2403,7 +2403,7 @@
         </w:trPr>
         <w:tc>
           <w:tcPr>
-            <w:tcW w:w="2074" w:type="dxa"/>
+            <w:tcW w:w="2316" w:type="dxa"/>
             <w:shd w:val="clear" w:color="auto" w:fill="D9E2F3"/>
           </w:tcPr>
           <w:p>
@@ -2422,7 +2422,7 @@
         </w:tc>
         <w:tc>
           <w:tcPr>
-            <w:tcW w:w="2074" w:type="dxa"/>
+            <w:tcW w:w="2316" w:type="dxa"/>
             <w:shd w:val="clear" w:color="auto" w:fill="D9E2F3"/>
           </w:tcPr>
           <w:p>
@@ -2441,7 +2441,7 @@
         </w:tc>
         <w:tc>
           <w:tcPr>
-            <w:tcW w:w="3765" w:type="dxa"/>
+            <w:tcW w:w="4206" w:type="dxa"/>
             <w:shd w:val="clear" w:color="auto" w:fill="D9E2F3"/>
           </w:tcPr>
           <w:p>
@@ -2465,7 +2465,7 @@
         </w:trPr>
         <w:tc>
           <w:tcPr>
-            <w:tcW w:w="2074" w:type="dxa"/>
+            <w:tcW w:w="2316" w:type="dxa"/>
           </w:tcPr>
           <w:p>
             <w:pPr>
@@ -2482,7 +2482,7 @@
         </w:tc>
         <w:tc>
           <w:tcPr>
-            <w:tcW w:w="2074" w:type="dxa"/>
+            <w:tcW w:w="2316" w:type="dxa"/>
           </w:tcPr>
           <w:p>
             <w:pPr>
@@ -2499,7 +2499,7 @@
         </w:tc>
         <w:tc>
           <w:tcPr>
-            <w:tcW w:w="3765" w:type="dxa"/>
+            <w:tcW w:w="4206" w:type="dxa"/>
           </w:tcPr>
           <w:p>
             <w:pPr>
@@ -2521,7 +2521,7 @@
         </w:trPr>
         <w:tc>
           <w:tcPr>
-            <w:tcW w:w="2074" w:type="dxa"/>
+            <w:tcW w:w="2316" w:type="dxa"/>
           </w:tcPr>
           <w:p>
             <w:pPr>
@@ -2538,7 +2538,7 @@
         </w:tc>
         <w:tc>
           <w:tcPr>
-            <w:tcW w:w="2074" w:type="dxa"/>
+            <w:tcW w:w="2316" w:type="dxa"/>
           </w:tcPr>
           <w:p>
             <w:pPr>
@@ -2555,7 +2555,7 @@
         </w:tc>
         <w:tc>
           <w:tcPr>
-            <w:tcW w:w="3765" w:type="dxa"/>
+            <w:tcW w:w="4206" w:type="dxa"/>
           </w:tcPr>
           <w:p>
             <w:pPr>
@@ -2577,7 +2577,7 @@
         </w:trPr>
         <w:tc>
           <w:tcPr>
-            <w:tcW w:w="2074" w:type="dxa"/>
+            <w:tcW w:w="2316" w:type="dxa"/>
           </w:tcPr>
           <w:p>
             <w:pPr>
@@ -2594,7 +2594,7 @@
         </w:tc>
         <w:tc>
           <w:tcPr>
-            <w:tcW w:w="2074" w:type="dxa"/>
+            <w:tcW w:w="2316" w:type="dxa"/>
           </w:tcPr>
           <w:p>
             <w:pPr>
@@ -2611,7 +2611,7 @@
         </w:tc>
         <w:tc>
           <w:tcPr>
-            <w:tcW w:w="3765" w:type="dxa"/>
+            <w:tcW w:w="4206" w:type="dxa"/>
           </w:tcPr>
           <w:p>
             <w:pPr>
@@ -2633,7 +2633,7 @@
         </w:trPr>
         <w:tc>
           <w:tcPr>
-            <w:tcW w:w="2074" w:type="dxa"/>
+            <w:tcW w:w="2316" w:type="dxa"/>
           </w:tcPr>
           <w:p>
             <w:pPr>
@@ -2650,7 +2650,7 @@
         </w:tc>
         <w:tc>
           <w:tcPr>
-            <w:tcW w:w="2074" w:type="dxa"/>
+            <w:tcW w:w="2316" w:type="dxa"/>
           </w:tcPr>
           <w:p>
             <w:pPr>
@@ -2667,7 +2667,7 @@
         </w:tc>
         <w:tc>
           <w:tcPr>
-            <w:tcW w:w="3765" w:type="dxa"/>
+            <w:tcW w:w="4206" w:type="dxa"/>
           </w:tcPr>
           <w:p>
             <w:pPr>
@@ -2689,7 +2689,7 @@
         </w:trPr>
         <w:tc>
           <w:tcPr>
-            <w:tcW w:w="2074" w:type="dxa"/>
+            <w:tcW w:w="2316" w:type="dxa"/>
           </w:tcPr>
           <w:p>
             <w:pPr>
@@ -2706,7 +2706,7 @@
         </w:tc>
         <w:tc>
           <w:tcPr>
-            <w:tcW w:w="2074" w:type="dxa"/>
+            <w:tcW w:w="2316" w:type="dxa"/>
           </w:tcPr>
           <w:p>
             <w:pPr>
@@ -2723,7 +2723,7 @@
         </w:tc>
         <w:tc>
           <w:tcPr>
-            <w:tcW w:w="3765" w:type="dxa"/>
+            <w:tcW w:w="4206" w:type="dxa"/>
           </w:tcPr>
           <w:p>
             <w:pPr>
@@ -2745,7 +2745,7 @@
         </w:trPr>
         <w:tc>
           <w:tcPr>
-            <w:tcW w:w="2074" w:type="dxa"/>
+            <w:tcW w:w="2316" w:type="dxa"/>
           </w:tcPr>
           <w:p>
             <w:pPr>
@@ -2762,7 +2762,7 @@
         </w:tc>
         <w:tc>
           <w:tcPr>
-            <w:tcW w:w="2074" w:type="dxa"/>
+            <w:tcW w:w="2316" w:type="dxa"/>
           </w:tcPr>
           <w:p>
             <w:pPr>
@@ -2779,7 +2779,7 @@
         </w:tc>
         <w:tc>
           <w:tcPr>
-            <w:tcW w:w="3765" w:type="dxa"/>
+            <w:tcW w:w="4206" w:type="dxa"/>
           </w:tcPr>
           <w:p>
             <w:pPr>
@@ -2801,7 +2801,7 @@
         </w:trPr>
         <w:tc>
           <w:tcPr>
-            <w:tcW w:w="2074" w:type="dxa"/>
+            <w:tcW w:w="2316" w:type="dxa"/>
           </w:tcPr>
           <w:p>
             <w:pPr>
@@ -2818,7 +2818,7 @@
         </w:tc>
         <w:tc>
           <w:tcPr>
-            <w:tcW w:w="2074" w:type="dxa"/>
+            <w:tcW w:w="2316" w:type="dxa"/>
           </w:tcPr>
           <w:p>
             <w:pPr>
@@ -2835,7 +2835,7 @@
         </w:tc>
         <w:tc>
           <w:tcPr>
-            <w:tcW w:w="3765" w:type="dxa"/>
+            <w:tcW w:w="4206" w:type="dxa"/>
           </w:tcPr>
           <w:p>
             <w:pPr>
@@ -2857,7 +2857,7 @@
         </w:trPr>
         <w:tc>
           <w:tcPr>
-            <w:tcW w:w="2074" w:type="dxa"/>
+            <w:tcW w:w="2316" w:type="dxa"/>
           </w:tcPr>
           <w:p>
             <w:pPr>
@@ -2874,7 +2874,7 @@
         </w:tc>
         <w:tc>
           <w:tcPr>
-            <w:tcW w:w="2074" w:type="dxa"/>
+            <w:tcW w:w="2316" w:type="dxa"/>
           </w:tcPr>
           <w:p>
             <w:pPr>
@@ -2891,7 +2891,7 @@
         </w:tc>
         <w:tc>
           <w:tcPr>
-            <w:tcW w:w="3765" w:type="dxa"/>
+            <w:tcW w:w="4206" w:type="dxa"/>
           </w:tcPr>
           <w:p>
             <w:pPr>
@@ -3117,9 +3117,9 @@
         </w:tblBorders>
       </w:tblPr>
       <w:tblGrid>
-        <w:gridCol w:w="1900"/>
-        <w:gridCol w:w="4533"/>
-        <w:gridCol w:w="1480"/>
+        <w:gridCol w:w="2122"/>
+        <w:gridCol w:w="5063"/>
+        <w:gridCol w:w="1653"/>
       </w:tblGrid>
       <w:tr>
         <w:trPr>
@@ -3128,7 +3128,7 @@
         </w:trPr>
         <w:tc>
           <w:tcPr>
-            <w:tcW w:w="1900" w:type="dxa"/>
+            <w:tcW w:w="2122" w:type="dxa"/>
             <w:shd w:val="clear" w:color="auto" w:fill="D9E2F3"/>
           </w:tcPr>
           <w:p>
@@ -3147,7 +3147,7 @@
         </w:tc>
         <w:tc>
           <w:tcPr>
-            <w:tcW w:w="4533" w:type="dxa"/>
+            <w:tcW w:w="5063" w:type="dxa"/>
             <w:shd w:val="clear" w:color="auto" w:fill="D9E2F3"/>
           </w:tcPr>
           <w:p>
@@ -3166,7 +3166,7 @@
         </w:tc>
         <w:tc>
           <w:tcPr>
-            <w:tcW w:w="1480" w:type="dxa"/>
+            <w:tcW w:w="1653" w:type="dxa"/>
             <w:shd w:val="clear" w:color="auto" w:fill="D9E2F3"/>
           </w:tcPr>
           <w:p>
@@ -3190,7 +3190,7 @@
         </w:trPr>
         <w:tc>
           <w:tcPr>
-            <w:tcW w:w="1900" w:type="dxa"/>
+            <w:tcW w:w="2122" w:type="dxa"/>
           </w:tcPr>
           <w:p>
             <w:pPr>
@@ -3207,7 +3207,7 @@
         </w:tc>
         <w:tc>
           <w:tcPr>
-            <w:tcW w:w="4533" w:type="dxa"/>
+            <w:tcW w:w="5063" w:type="dxa"/>
           </w:tcPr>
           <w:p>
             <w:pPr>
@@ -3224,7 +3224,7 @@
         </w:tc>
         <w:tc>
           <w:tcPr>
-            <w:tcW w:w="1480" w:type="dxa"/>
+            <w:tcW w:w="1653" w:type="dxa"/>
           </w:tcPr>
           <w:p>
             <w:pPr>
@@ -3246,7 +3246,7 @@
         </w:trPr>
         <w:tc>
           <w:tcPr>
-            <w:tcW w:w="1900" w:type="dxa"/>
+            <w:tcW w:w="2122" w:type="dxa"/>
           </w:tcPr>
           <w:p>
             <w:pPr>
@@ -3263,7 +3263,7 @@
         </w:tc>
         <w:tc>
           <w:tcPr>
-            <w:tcW w:w="4533" w:type="dxa"/>
+            <w:tcW w:w="5063" w:type="dxa"/>
           </w:tcPr>
           <w:p>
             <w:pPr>
@@ -3280,7 +3280,7 @@
         </w:tc>
         <w:tc>
           <w:tcPr>
-            <w:tcW w:w="1480" w:type="dxa"/>
+            <w:tcW w:w="1653" w:type="dxa"/>
           </w:tcPr>
           <w:p>
             <w:pPr>
@@ -3302,7 +3302,7 @@
         </w:trPr>
         <w:tc>
           <w:tcPr>
-            <w:tcW w:w="1900" w:type="dxa"/>
+            <w:tcW w:w="2122" w:type="dxa"/>
           </w:tcPr>
           <w:p>
             <w:pPr>
@@ -3319,7 +3319,7 @@
         </w:tc>
         <w:tc>
           <w:tcPr>
-            <w:tcW w:w="4533" w:type="dxa"/>
+            <w:tcW w:w="5063" w:type="dxa"/>
           </w:tcPr>
           <w:p>
             <w:pPr>
@@ -3336,7 +3336,7 @@
         </w:tc>
         <w:tc>
           <w:tcPr>
-            <w:tcW w:w="1480" w:type="dxa"/>
+            <w:tcW w:w="1653" w:type="dxa"/>
           </w:tcPr>
           <w:p>
             <w:pPr>
@@ -3358,7 +3358,7 @@
         </w:trPr>
         <w:tc>
           <w:tcPr>
-            <w:tcW w:w="1900" w:type="dxa"/>
+            <w:tcW w:w="2122" w:type="dxa"/>
           </w:tcPr>
           <w:p>
             <w:pPr>
@@ -3375,7 +3375,7 @@
         </w:tc>
         <w:tc>
           <w:tcPr>
-            <w:tcW w:w="4533" w:type="dxa"/>
+            <w:tcW w:w="5063" w:type="dxa"/>
           </w:tcPr>
           <w:p>
             <w:pPr>
@@ -3392,7 +3392,7 @@
         </w:tc>
         <w:tc>
           <w:tcPr>
-            <w:tcW w:w="1480" w:type="dxa"/>
+            <w:tcW w:w="1653" w:type="dxa"/>
           </w:tcPr>
           <w:p>
             <w:pPr>
@@ -3414,7 +3414,7 @@
         </w:trPr>
         <w:tc>
           <w:tcPr>
-            <w:tcW w:w="1900" w:type="dxa"/>
+            <w:tcW w:w="2122" w:type="dxa"/>
           </w:tcPr>
           <w:p>
             <w:pPr>
@@ -3431,7 +3431,7 @@
         </w:tc>
         <w:tc>
           <w:tcPr>
-            <w:tcW w:w="4533" w:type="dxa"/>
+            <w:tcW w:w="5063" w:type="dxa"/>
           </w:tcPr>
           <w:p>
             <w:pPr>
@@ -3448,7 +3448,7 @@
         </w:tc>
         <w:tc>
           <w:tcPr>
-            <w:tcW w:w="1480" w:type="dxa"/>
+            <w:tcW w:w="1653" w:type="dxa"/>
           </w:tcPr>
           <w:p>
             <w:pPr>
@@ -3470,7 +3470,7 @@
         </w:trPr>
         <w:tc>
           <w:tcPr>
-            <w:tcW w:w="1900" w:type="dxa"/>
+            <w:tcW w:w="2122" w:type="dxa"/>
           </w:tcPr>
           <w:p>
             <w:pPr>
@@ -3487,7 +3487,7 @@
         </w:tc>
         <w:tc>
           <w:tcPr>
-            <w:tcW w:w="4533" w:type="dxa"/>
+            <w:tcW w:w="5063" w:type="dxa"/>
           </w:tcPr>
           <w:p>
             <w:pPr>
@@ -3504,7 +3504,7 @@
         </w:tc>
         <w:tc>
           <w:tcPr>
-            <w:tcW w:w="1480" w:type="dxa"/>
+            <w:tcW w:w="1653" w:type="dxa"/>
           </w:tcPr>
           <w:p>
             <w:pPr>
@@ -3547,9 +3547,9 @@
         </w:tblBorders>
       </w:tblPr>
       <w:tblGrid>
-        <w:gridCol w:w="1947"/>
-        <w:gridCol w:w="4480"/>
-        <w:gridCol w:w="1486"/>
+        <w:gridCol w:w="2175"/>
+        <w:gridCol w:w="5004"/>
+        <w:gridCol w:w="1659"/>
       </w:tblGrid>
       <w:tr>
         <w:trPr>
@@ -3558,7 +3558,7 @@
         </w:trPr>
         <w:tc>
           <w:tcPr>
-            <w:tcW w:w="1947" w:type="dxa"/>
+            <w:tcW w:w="2175" w:type="dxa"/>
             <w:shd w:val="clear" w:color="auto" w:fill="D9E2F3"/>
           </w:tcPr>
           <w:p>
@@ -3577,7 +3577,7 @@
         </w:tc>
         <w:tc>
           <w:tcPr>
-            <w:tcW w:w="4480" w:type="dxa"/>
+            <w:tcW w:w="5004" w:type="dxa"/>
             <w:shd w:val="clear" w:color="auto" w:fill="D9E2F3"/>
           </w:tcPr>
           <w:p>
@@ -3596,7 +3596,7 @@
         </w:tc>
         <w:tc>
           <w:tcPr>
-            <w:tcW w:w="1486" w:type="dxa"/>
+            <w:tcW w:w="1659" w:type="dxa"/>
             <w:shd w:val="clear" w:color="auto" w:fill="D9E2F3"/>
           </w:tcPr>
           <w:p>
@@ -3620,7 +3620,7 @@
         </w:trPr>
         <w:tc>
           <w:tcPr>
-            <w:tcW w:w="1947" w:type="dxa"/>
+            <w:tcW w:w="2175" w:type="dxa"/>
           </w:tcPr>
           <w:p>
             <w:pPr>
@@ -3637,7 +3637,7 @@
         </w:tc>
         <w:tc>
           <w:tcPr>
-            <w:tcW w:w="4480" w:type="dxa"/>
+            <w:tcW w:w="5004" w:type="dxa"/>
           </w:tcPr>
           <w:p>
             <w:pPr>
@@ -3654,7 +3654,7 @@
         </w:tc>
         <w:tc>
           <w:tcPr>
-            <w:tcW w:w="1486" w:type="dxa"/>
+            <w:tcW w:w="1659" w:type="dxa"/>
           </w:tcPr>
           <w:p>
             <w:pPr>
@@ -3676,7 +3676,7 @@
         </w:trPr>
         <w:tc>
           <w:tcPr>
-            <w:tcW w:w="1947" w:type="dxa"/>
+            <w:tcW w:w="2175" w:type="dxa"/>
           </w:tcPr>
           <w:p>
             <w:pPr>
@@ -3693,7 +3693,7 @@
         </w:tc>
         <w:tc>
           <w:tcPr>
-            <w:tcW w:w="4480" w:type="dxa"/>
+            <w:tcW w:w="5004" w:type="dxa"/>
           </w:tcPr>
           <w:p>
             <w:pPr>
@@ -3710,7 +3710,7 @@
         </w:tc>
         <w:tc>
           <w:tcPr>
-            <w:tcW w:w="1486" w:type="dxa"/>
+            <w:tcW w:w="1659" w:type="dxa"/>
           </w:tcPr>
           <w:p>
             <w:pPr>
@@ -3732,7 +3732,7 @@
         </w:trPr>
         <w:tc>
           <w:tcPr>
-            <w:tcW w:w="1947" w:type="dxa"/>
+            <w:tcW w:w="2175" w:type="dxa"/>
           </w:tcPr>
           <w:p>
             <w:pPr>
@@ -3749,7 +3749,7 @@
         </w:tc>
         <w:tc>
           <w:tcPr>
-            <w:tcW w:w="4480" w:type="dxa"/>
+            <w:tcW w:w="5004" w:type="dxa"/>
           </w:tcPr>
           <w:p>
             <w:pPr>
@@ -3766,7 +3766,7 @@
         </w:tc>
         <w:tc>
           <w:tcPr>
-            <w:tcW w:w="1486" w:type="dxa"/>
+            <w:tcW w:w="1659" w:type="dxa"/>
           </w:tcPr>
           <w:p>
             <w:pPr>
@@ -3788,7 +3788,7 @@
         </w:trPr>
         <w:tc>
           <w:tcPr>
-            <w:tcW w:w="1947" w:type="dxa"/>
+            <w:tcW w:w="2175" w:type="dxa"/>
           </w:tcPr>
           <w:p>
             <w:pPr>
@@ -3805,7 +3805,7 @@
         </w:tc>
         <w:tc>
           <w:tcPr>
-            <w:tcW w:w="4480" w:type="dxa"/>
+            <w:tcW w:w="5004" w:type="dxa"/>
           </w:tcPr>
           <w:p>
             <w:pPr>
@@ -3822,7 +3822,7 @@
         </w:tc>
         <w:tc>
           <w:tcPr>
-            <w:tcW w:w="1486" w:type="dxa"/>
+            <w:tcW w:w="1659" w:type="dxa"/>
           </w:tcPr>
           <w:p>
             <w:pPr>
@@ -3865,9 +3865,9 @@
         </w:tblBorders>
       </w:tblPr>
       <w:tblGrid>
-        <w:gridCol w:w="1948"/>
-        <w:gridCol w:w="4490"/>
-        <w:gridCol w:w="1473"/>
+        <w:gridCol w:w="2176"/>
+        <w:gridCol w:w="5016"/>
+        <w:gridCol w:w="1646"/>
       </w:tblGrid>
       <w:tr>
         <w:trPr>
@@ -3876,7 +3876,7 @@
         </w:trPr>
         <w:tc>
           <w:tcPr>
-            <w:tcW w:w="1948" w:type="dxa"/>
+            <w:tcW w:w="2176" w:type="dxa"/>
             <w:shd w:val="clear" w:color="auto" w:fill="D9E2F3"/>
           </w:tcPr>
           <w:p>
@@ -3895,7 +3895,7 @@
         </w:tc>
         <w:tc>
           <w:tcPr>
-            <w:tcW w:w="4490" w:type="dxa"/>
+            <w:tcW w:w="5016" w:type="dxa"/>
             <w:shd w:val="clear" w:color="auto" w:fill="D9E2F3"/>
           </w:tcPr>
           <w:p>
@@ -3914,7 +3914,7 @@
         </w:tc>
         <w:tc>
           <w:tcPr>
-            <w:tcW w:w="1473" w:type="dxa"/>
+            <w:tcW w:w="1646" w:type="dxa"/>
             <w:shd w:val="clear" w:color="auto" w:fill="D9E2F3"/>
           </w:tcPr>
           <w:p>
@@ -3938,7 +3938,7 @@
         </w:trPr>
         <w:tc>
           <w:tcPr>
-            <w:tcW w:w="1948" w:type="dxa"/>
+            <w:tcW w:w="2176" w:type="dxa"/>
           </w:tcPr>
           <w:p>
             <w:pPr>
@@ -3955,7 +3955,7 @@
         </w:tc>
         <w:tc>
           <w:tcPr>
-            <w:tcW w:w="4490" w:type="dxa"/>
+            <w:tcW w:w="5016" w:type="dxa"/>
           </w:tcPr>
           <w:p>
             <w:pPr>
@@ -3972,7 +3972,7 @@
         </w:tc>
         <w:tc>
           <w:tcPr>
-            <w:tcW w:w="1473" w:type="dxa"/>
+            <w:tcW w:w="1646" w:type="dxa"/>
           </w:tcPr>
           <w:p>
             <w:pPr>
@@ -3994,7 +3994,7 @@
         </w:trPr>
         <w:tc>
           <w:tcPr>
-            <w:tcW w:w="1948" w:type="dxa"/>
+            <w:tcW w:w="2176" w:type="dxa"/>
           </w:tcPr>
           <w:p>
             <w:pPr>
@@ -4011,7 +4011,7 @@
         </w:tc>
         <w:tc>
           <w:tcPr>
-            <w:tcW w:w="4490" w:type="dxa"/>
+            <w:tcW w:w="5016" w:type="dxa"/>
           </w:tcPr>
           <w:p>
             <w:pPr>
@@ -4028,7 +4028,7 @@
         </w:tc>
         <w:tc>
           <w:tcPr>
-            <w:tcW w:w="1473" w:type="dxa"/>
+            <w:tcW w:w="1646" w:type="dxa"/>
           </w:tcPr>
           <w:p>
             <w:pPr>
@@ -4050,7 +4050,7 @@
         </w:trPr>
         <w:tc>
           <w:tcPr>
-            <w:tcW w:w="1948" w:type="dxa"/>
+            <w:tcW w:w="2176" w:type="dxa"/>
           </w:tcPr>
           <w:p>
             <w:pPr>
@@ -4067,7 +4067,7 @@
         </w:tc>
         <w:tc>
           <w:tcPr>
-            <w:tcW w:w="4490" w:type="dxa"/>
+            <w:tcW w:w="5016" w:type="dxa"/>
           </w:tcPr>
           <w:p>
             <w:pPr>
@@ -4084,7 +4084,7 @@
         </w:tc>
         <w:tc>
           <w:tcPr>
-            <w:tcW w:w="1473" w:type="dxa"/>
+            <w:tcW w:w="1646" w:type="dxa"/>
           </w:tcPr>
           <w:p>
             <w:pPr>
@@ -4106,7 +4106,7 @@
         </w:trPr>
         <w:tc>
           <w:tcPr>
-            <w:tcW w:w="1948" w:type="dxa"/>
+            <w:tcW w:w="2176" w:type="dxa"/>
           </w:tcPr>
           <w:p>
             <w:pPr>
@@ -4123,7 +4123,7 @@
         </w:tc>
         <w:tc>
           <w:tcPr>
-            <w:tcW w:w="4490" w:type="dxa"/>
+            <w:tcW w:w="5016" w:type="dxa"/>
           </w:tcPr>
           <w:p>
             <w:pPr>
@@ -4140,7 +4140,7 @@
         </w:tc>
         <w:tc>
           <w:tcPr>
-            <w:tcW w:w="1473" w:type="dxa"/>
+            <w:tcW w:w="1646" w:type="dxa"/>
           </w:tcPr>
           <w:p>
             <w:pPr>
@@ -4162,7 +4162,7 @@
         </w:trPr>
         <w:tc>
           <w:tcPr>
-            <w:tcW w:w="1948" w:type="dxa"/>
+            <w:tcW w:w="2176" w:type="dxa"/>
           </w:tcPr>
           <w:p>
             <w:pPr>
@@ -4179,7 +4179,7 @@
         </w:tc>
         <w:tc>
           <w:tcPr>
-            <w:tcW w:w="4490" w:type="dxa"/>
+            <w:tcW w:w="5016" w:type="dxa"/>
           </w:tcPr>
           <w:p>
             <w:pPr>
@@ -4196,7 +4196,7 @@
         </w:tc>
         <w:tc>
           <w:tcPr>
-            <w:tcW w:w="1473" w:type="dxa"/>
+            <w:tcW w:w="1646" w:type="dxa"/>
           </w:tcPr>
           <w:p>
             <w:pPr>
@@ -4239,9 +4239,9 @@
         </w:tblBorders>
       </w:tblPr>
       <w:tblGrid>
-        <w:gridCol w:w="1934"/>
-        <w:gridCol w:w="4516"/>
-        <w:gridCol w:w="1462"/>
+        <w:gridCol w:w="2160"/>
+        <w:gridCol w:w="5045"/>
+        <w:gridCol w:w="1633"/>
       </w:tblGrid>
       <w:tr>
         <w:trPr>
@@ -4250,7 +4250,7 @@
         </w:trPr>
         <w:tc>
           <w:tcPr>
-            <w:tcW w:w="1934" w:type="dxa"/>
+            <w:tcW w:w="2160" w:type="dxa"/>
             <w:shd w:val="clear" w:color="auto" w:fill="D9E2F3"/>
           </w:tcPr>
           <w:p>
@@ -4269,7 +4269,7 @@
         </w:tc>
         <w:tc>
           <w:tcPr>
-            <w:tcW w:w="4516" w:type="dxa"/>
+            <w:tcW w:w="5045" w:type="dxa"/>
             <w:shd w:val="clear" w:color="auto" w:fill="D9E2F3"/>
           </w:tcPr>
           <w:p>
@@ -4288,7 +4288,7 @@
         </w:tc>
         <w:tc>
           <w:tcPr>
-            <w:tcW w:w="1462" w:type="dxa"/>
+            <w:tcW w:w="1633" w:type="dxa"/>
             <w:shd w:val="clear" w:color="auto" w:fill="D9E2F3"/>
           </w:tcPr>
           <w:p>
@@ -4312,7 +4312,7 @@
         </w:trPr>
         <w:tc>
           <w:tcPr>
-            <w:tcW w:w="1934" w:type="dxa"/>
+            <w:tcW w:w="2160" w:type="dxa"/>
           </w:tcPr>
           <w:p>
             <w:pPr>
@@ -4329,7 +4329,7 @@
         </w:tc>
         <w:tc>
           <w:tcPr>
-            <w:tcW w:w="4516" w:type="dxa"/>
+            <w:tcW w:w="5045" w:type="dxa"/>
           </w:tcPr>
           <w:p>
             <w:pPr>
@@ -4346,7 +4346,7 @@
         </w:tc>
         <w:tc>
           <w:tcPr>
-            <w:tcW w:w="1462" w:type="dxa"/>
+            <w:tcW w:w="1633" w:type="dxa"/>
           </w:tcPr>
           <w:p>
             <w:pPr>
@@ -4368,7 +4368,7 @@
         </w:trPr>
         <w:tc>
           <w:tcPr>
-            <w:tcW w:w="1934" w:type="dxa"/>
+            <w:tcW w:w="2160" w:type="dxa"/>
           </w:tcPr>
           <w:p>
             <w:pPr>
@@ -4385,7 +4385,7 @@
         </w:tc>
         <w:tc>
           <w:tcPr>
-            <w:tcW w:w="4516" w:type="dxa"/>
+            <w:tcW w:w="5045" w:type="dxa"/>
           </w:tcPr>
           <w:p>
             <w:pPr>
@@ -4402,7 +4402,7 @@
         </w:tc>
         <w:tc>
           <w:tcPr>
-            <w:tcW w:w="1462" w:type="dxa"/>
+            <w:tcW w:w="1633" w:type="dxa"/>
           </w:tcPr>
           <w:p>
             <w:pPr>
@@ -4424,7 +4424,7 @@
         </w:trPr>
         <w:tc>
           <w:tcPr>
-            <w:tcW w:w="1934" w:type="dxa"/>
+            <w:tcW w:w="2160" w:type="dxa"/>
           </w:tcPr>
           <w:p>
             <w:pPr>
@@ -4441,7 +4441,7 @@
         </w:tc>
         <w:tc>
           <w:tcPr>
-            <w:tcW w:w="4516" w:type="dxa"/>
+            <w:tcW w:w="5045" w:type="dxa"/>
           </w:tcPr>
           <w:p>
             <w:pPr>
@@ -4458,7 +4458,7 @@
         </w:tc>
         <w:tc>
           <w:tcPr>
-            <w:tcW w:w="1462" w:type="dxa"/>
+            <w:tcW w:w="1633" w:type="dxa"/>
           </w:tcPr>
           <w:p>
             <w:pPr>
@@ -4480,7 +4480,7 @@
         </w:trPr>
         <w:tc>
           <w:tcPr>
-            <w:tcW w:w="1934" w:type="dxa"/>
+            <w:tcW w:w="2160" w:type="dxa"/>
           </w:tcPr>
           <w:p>
             <w:pPr>
@@ -4497,7 +4497,7 @@
         </w:tc>
         <w:tc>
           <w:tcPr>
-            <w:tcW w:w="4516" w:type="dxa"/>
+            <w:tcW w:w="5045" w:type="dxa"/>
           </w:tcPr>
           <w:p>
             <w:pPr>
@@ -4514,7 +4514,7 @@
         </w:tc>
         <w:tc>
           <w:tcPr>
-            <w:tcW w:w="1462" w:type="dxa"/>
+            <w:tcW w:w="1633" w:type="dxa"/>
           </w:tcPr>
           <w:p>
             <w:pPr>
@@ -4536,7 +4536,7 @@
         </w:trPr>
         <w:tc>
           <w:tcPr>
-            <w:tcW w:w="1934" w:type="dxa"/>
+            <w:tcW w:w="2160" w:type="dxa"/>
           </w:tcPr>
           <w:p>
             <w:pPr>
@@ -4553,7 +4553,7 @@
         </w:tc>
         <w:tc>
           <w:tcPr>
-            <w:tcW w:w="4516" w:type="dxa"/>
+            <w:tcW w:w="5045" w:type="dxa"/>
           </w:tcPr>
           <w:p>
             <w:pPr>
@@ -4570,7 +4570,7 @@
         </w:tc>
         <w:tc>
           <w:tcPr>
-            <w:tcW w:w="1462" w:type="dxa"/>
+            <w:tcW w:w="1633" w:type="dxa"/>
           </w:tcPr>
           <w:p>
             <w:pPr>
@@ -4613,9 +4613,9 @@
         </w:tblBorders>
       </w:tblPr>
       <w:tblGrid>
-        <w:gridCol w:w="1933"/>
-        <w:gridCol w:w="4455"/>
-        <w:gridCol w:w="1524"/>
+        <w:gridCol w:w="2159"/>
+        <w:gridCol w:w="4976"/>
+        <w:gridCol w:w="1703"/>
       </w:tblGrid>
       <w:tr>
         <w:trPr>
@@ -4624,7 +4624,7 @@
         </w:trPr>
         <w:tc>
           <w:tcPr>
-            <w:tcW w:w="1933" w:type="dxa"/>
+            <w:tcW w:w="2159" w:type="dxa"/>
             <w:shd w:val="clear" w:color="auto" w:fill="D9E2F3"/>
           </w:tcPr>
           <w:p>
@@ -4643,7 +4643,7 @@
         </w:tc>
         <w:tc>
           <w:tcPr>
-            <w:tcW w:w="4455" w:type="dxa"/>
+            <w:tcW w:w="4976" w:type="dxa"/>
             <w:shd w:val="clear" w:color="auto" w:fill="D9E2F3"/>
           </w:tcPr>
           <w:p>
@@ -4662,7 +4662,7 @@
         </w:tc>
         <w:tc>
           <w:tcPr>
-            <w:tcW w:w="1524" w:type="dxa"/>
+            <w:tcW w:w="1703" w:type="dxa"/>
             <w:shd w:val="clear" w:color="auto" w:fill="D9E2F3"/>
           </w:tcPr>
           <w:p>
@@ -4686,7 +4686,7 @@
         </w:trPr>
         <w:tc>
           <w:tcPr>
-            <w:tcW w:w="1933" w:type="dxa"/>
+            <w:tcW w:w="2159" w:type="dxa"/>
           </w:tcPr>
           <w:p>
             <w:pPr>
@@ -4703,7 +4703,7 @@
         </w:tc>
         <w:tc>
           <w:tcPr>
-            <w:tcW w:w="4455" w:type="dxa"/>
+            <w:tcW w:w="4976" w:type="dxa"/>
           </w:tcPr>
           <w:p>
             <w:pPr>
@@ -4720,7 +4720,7 @@
         </w:tc>
         <w:tc>
           <w:tcPr>
-            <w:tcW w:w="1524" w:type="dxa"/>
+            <w:tcW w:w="1703" w:type="dxa"/>
           </w:tcPr>
           <w:p>
             <w:pPr>
@@ -4742,7 +4742,7 @@
         </w:trPr>
         <w:tc>
           <w:tcPr>
-            <w:tcW w:w="1933" w:type="dxa"/>
+            <w:tcW w:w="2159" w:type="dxa"/>
           </w:tcPr>
           <w:p>
             <w:pPr>
@@ -4759,7 +4759,7 @@
         </w:tc>
         <w:tc>
           <w:tcPr>
-            <w:tcW w:w="4455" w:type="dxa"/>
+            <w:tcW w:w="4976" w:type="dxa"/>
           </w:tcPr>
           <w:p>
             <w:pPr>
@@ -4776,7 +4776,7 @@
         </w:tc>
         <w:tc>
           <w:tcPr>
-            <w:tcW w:w="1524" w:type="dxa"/>
+            <w:tcW w:w="1703" w:type="dxa"/>
           </w:tcPr>
           <w:p>
             <w:pPr>
@@ -4798,7 +4798,7 @@
         </w:trPr>
         <w:tc>
           <w:tcPr>
-            <w:tcW w:w="1933" w:type="dxa"/>
+            <w:tcW w:w="2159" w:type="dxa"/>
           </w:tcPr>
           <w:p>
             <w:pPr>
@@ -4815,7 +4815,7 @@
         </w:tc>
         <w:tc>
           <w:tcPr>
-            <w:tcW w:w="4455" w:type="dxa"/>
+            <w:tcW w:w="4976" w:type="dxa"/>
           </w:tcPr>
           <w:p>
             <w:pPr>
@@ -4832,7 +4832,7 @@
         </w:tc>
         <w:tc>
           <w:tcPr>
-            <w:tcW w:w="1524" w:type="dxa"/>
+            <w:tcW w:w="1703" w:type="dxa"/>
           </w:tcPr>
           <w:p>
             <w:pPr>
@@ -4875,9 +4875,9 @@
         </w:tblBorders>
       </w:tblPr>
       <w:tblGrid>
-        <w:gridCol w:w="1945"/>
-        <w:gridCol w:w="4435"/>
-        <w:gridCol w:w="1534"/>
+        <w:gridCol w:w="2172"/>
+        <w:gridCol w:w="4953"/>
+        <w:gridCol w:w="1713"/>
       </w:tblGrid>
       <w:tr>
         <w:trPr>
@@ -4886,7 +4886,7 @@
         </w:trPr>
         <w:tc>
           <w:tcPr>
-            <w:tcW w:w="1945" w:type="dxa"/>
+            <w:tcW w:w="2172" w:type="dxa"/>
             <w:shd w:val="clear" w:color="auto" w:fill="D9E2F3"/>
           </w:tcPr>
           <w:p>
@@ -4905,7 +4905,7 @@
         </w:tc>
         <w:tc>
           <w:tcPr>
-            <w:tcW w:w="4435" w:type="dxa"/>
+            <w:tcW w:w="4953" w:type="dxa"/>
             <w:shd w:val="clear" w:color="auto" w:fill="D9E2F3"/>
           </w:tcPr>
           <w:p>
@@ -4924,7 +4924,7 @@
         </w:tc>
         <w:tc>
           <w:tcPr>
-            <w:tcW w:w="1534" w:type="dxa"/>
+            <w:tcW w:w="1713" w:type="dxa"/>
             <w:shd w:val="clear" w:color="auto" w:fill="D9E2F3"/>
           </w:tcPr>
           <w:p>
@@ -4948,7 +4948,7 @@
         </w:trPr>
         <w:tc>
           <w:tcPr>
-            <w:tcW w:w="1945" w:type="dxa"/>
+            <w:tcW w:w="2172" w:type="dxa"/>
           </w:tcPr>
           <w:p>
             <w:pPr>
@@ -4965,7 +4965,7 @@
         </w:tc>
         <w:tc>
           <w:tcPr>
-            <w:tcW w:w="4435" w:type="dxa"/>
+            <w:tcW w:w="4953" w:type="dxa"/>
           </w:tcPr>
           <w:p>
             <w:pPr>
@@ -4982,7 +4982,7 @@
         </w:tc>
         <w:tc>
           <w:tcPr>
-            <w:tcW w:w="1534" w:type="dxa"/>
+            <w:tcW w:w="1713" w:type="dxa"/>
           </w:tcPr>
           <w:p>
             <w:pPr>
@@ -5004,7 +5004,7 @@
         </w:trPr>
         <w:tc>
           <w:tcPr>
-            <w:tcW w:w="1945" w:type="dxa"/>
+            <w:tcW w:w="2172" w:type="dxa"/>
           </w:tcPr>
           <w:p>
             <w:pPr>
@@ -5021,7 +5021,7 @@
         </w:tc>
         <w:tc>
           <w:tcPr>
-            <w:tcW w:w="4435" w:type="dxa"/>
+            <w:tcW w:w="4953" w:type="dxa"/>
           </w:tcPr>
           <w:p>
             <w:pPr>
@@ -5038,7 +5038,7 @@
         </w:tc>
         <w:tc>
           <w:tcPr>
-            <w:tcW w:w="1534" w:type="dxa"/>
+            <w:tcW w:w="1713" w:type="dxa"/>
           </w:tcPr>
           <w:p>
             <w:pPr>
@@ -5060,7 +5060,7 @@
         </w:trPr>
         <w:tc>
           <w:tcPr>
-            <w:tcW w:w="1945" w:type="dxa"/>
+            <w:tcW w:w="2172" w:type="dxa"/>
           </w:tcPr>
           <w:p>
             <w:pPr>
@@ -5077,7 +5077,7 @@
         </w:tc>
         <w:tc>
           <w:tcPr>
-            <w:tcW w:w="4435" w:type="dxa"/>
+            <w:tcW w:w="4953" w:type="dxa"/>
           </w:tcPr>
           <w:p>
             <w:pPr>
@@ -5094,7 +5094,7 @@
         </w:tc>
         <w:tc>
           <w:tcPr>
-            <w:tcW w:w="1534" w:type="dxa"/>
+            <w:tcW w:w="1713" w:type="dxa"/>
           </w:tcPr>
           <w:p>
             <w:pPr>
@@ -5137,9 +5137,9 @@
         </w:tblBorders>
       </w:tblPr>
       <w:tblGrid>
-        <w:gridCol w:w="1933"/>
-        <w:gridCol w:w="4528"/>
-        <w:gridCol w:w="1450"/>
+        <w:gridCol w:w="2160"/>
+        <w:gridCol w:w="5059"/>
+        <w:gridCol w:w="1619"/>
       </w:tblGrid>
       <w:tr>
         <w:trPr>
@@ -5148,7 +5148,7 @@
         </w:trPr>
         <w:tc>
           <w:tcPr>
-            <w:tcW w:w="1933" w:type="dxa"/>
+            <w:tcW w:w="2160" w:type="dxa"/>
             <w:shd w:val="clear" w:color="auto" w:fill="D9E2F3"/>
           </w:tcPr>
           <w:p>
@@ -5167,7 +5167,7 @@
         </w:tc>
         <w:tc>
           <w:tcPr>
-            <w:tcW w:w="4528" w:type="dxa"/>
+            <w:tcW w:w="5059" w:type="dxa"/>
             <w:shd w:val="clear" w:color="auto" w:fill="D9E2F3"/>
           </w:tcPr>
           <w:p>
@@ -5186,7 +5186,7 @@
         </w:tc>
         <w:tc>
           <w:tcPr>
-            <w:tcW w:w="1450" w:type="dxa"/>
+            <w:tcW w:w="1619" w:type="dxa"/>
             <w:shd w:val="clear" w:color="auto" w:fill="D9E2F3"/>
           </w:tcPr>
           <w:p>
@@ -5210,7 +5210,7 @@
         </w:trPr>
         <w:tc>
           <w:tcPr>
-            <w:tcW w:w="1933" w:type="dxa"/>
+            <w:tcW w:w="2160" w:type="dxa"/>
           </w:tcPr>
           <w:p>
             <w:pPr>
@@ -5227,7 +5227,7 @@
         </w:tc>
         <w:tc>
           <w:tcPr>
-            <w:tcW w:w="4528" w:type="dxa"/>
+            <w:tcW w:w="5059" w:type="dxa"/>
           </w:tcPr>
           <w:p>
             <w:pPr>
@@ -5244,7 +5244,7 @@
         </w:tc>
         <w:tc>
           <w:tcPr>
-            <w:tcW w:w="1450" w:type="dxa"/>
+            <w:tcW w:w="1619" w:type="dxa"/>
           </w:tcPr>
           <w:p>
             <w:pPr>
@@ -5266,7 +5266,7 @@
         </w:trPr>
         <w:tc>
           <w:tcPr>
-            <w:tcW w:w="1933" w:type="dxa"/>
+            <w:tcW w:w="2160" w:type="dxa"/>
           </w:tcPr>
           <w:p>
             <w:pPr>
@@ -5283,7 +5283,7 @@
         </w:tc>
         <w:tc>
           <w:tcPr>
-            <w:tcW w:w="4528" w:type="dxa"/>
+            <w:tcW w:w="5059" w:type="dxa"/>
           </w:tcPr>
           <w:p>
             <w:pPr>
@@ -5300,7 +5300,7 @@
         </w:tc>
         <w:tc>
           <w:tcPr>
-            <w:tcW w:w="1450" w:type="dxa"/>
+            <w:tcW w:w="1619" w:type="dxa"/>
           </w:tcPr>
           <w:p>
             <w:pPr>
@@ -5322,7 +5322,7 @@
         </w:trPr>
         <w:tc>
           <w:tcPr>
-            <w:tcW w:w="1933" w:type="dxa"/>
+            <w:tcW w:w="2160" w:type="dxa"/>
           </w:tcPr>
           <w:p>
             <w:pPr>
@@ -5339,7 +5339,7 @@
         </w:tc>
         <w:tc>
           <w:tcPr>
-            <w:tcW w:w="4528" w:type="dxa"/>
+            <w:tcW w:w="5059" w:type="dxa"/>
           </w:tcPr>
           <w:p>
             <w:pPr>
@@ -5356,7 +5356,7 @@
         </w:tc>
         <w:tc>
           <w:tcPr>
-            <w:tcW w:w="1450" w:type="dxa"/>
+            <w:tcW w:w="1619" w:type="dxa"/>
           </w:tcPr>
           <w:p>
             <w:pPr>
@@ -5378,7 +5378,7 @@
         </w:trPr>
         <w:tc>
           <w:tcPr>
-            <w:tcW w:w="1933" w:type="dxa"/>
+            <w:tcW w:w="2160" w:type="dxa"/>
           </w:tcPr>
           <w:p>
             <w:pPr>
@@ -5395,7 +5395,7 @@
         </w:tc>
         <w:tc>
           <w:tcPr>
-            <w:tcW w:w="4528" w:type="dxa"/>
+            <w:tcW w:w="5059" w:type="dxa"/>
           </w:tcPr>
           <w:p>
             <w:pPr>
@@ -5412,7 +5412,7 @@
         </w:tc>
         <w:tc>
           <w:tcPr>
-            <w:tcW w:w="1450" w:type="dxa"/>
+            <w:tcW w:w="1619" w:type="dxa"/>
           </w:tcPr>
           <w:p>
             <w:pPr>
@@ -5434,7 +5434,7 @@
         </w:trPr>
         <w:tc>
           <w:tcPr>
-            <w:tcW w:w="1933" w:type="dxa"/>
+            <w:tcW w:w="2160" w:type="dxa"/>
           </w:tcPr>
           <w:p>
             <w:pPr>
@@ -5451,7 +5451,7 @@
         </w:tc>
         <w:tc>
           <w:tcPr>
-            <w:tcW w:w="4528" w:type="dxa"/>
+            <w:tcW w:w="5059" w:type="dxa"/>
           </w:tcPr>
           <w:p>
             <w:pPr>
@@ -5468,7 +5468,7 @@
         </w:tc>
         <w:tc>
           <w:tcPr>
-            <w:tcW w:w="1450" w:type="dxa"/>
+            <w:tcW w:w="1619" w:type="dxa"/>
           </w:tcPr>
           <w:p>
             <w:pPr>
@@ -5490,7 +5490,7 @@
         </w:trPr>
         <w:tc>
           <w:tcPr>
-            <w:tcW w:w="1933" w:type="dxa"/>
+            <w:tcW w:w="2160" w:type="dxa"/>
           </w:tcPr>
           <w:p>
             <w:pPr>
@@ -5507,7 +5507,7 @@
         </w:tc>
         <w:tc>
           <w:tcPr>
-            <w:tcW w:w="4528" w:type="dxa"/>
+            <w:tcW w:w="5059" w:type="dxa"/>
           </w:tcPr>
           <w:p>
             <w:pPr>
@@ -5524,7 +5524,7 @@
         </w:tc>
         <w:tc>
           <w:tcPr>
-            <w:tcW w:w="1450" w:type="dxa"/>
+            <w:tcW w:w="1619" w:type="dxa"/>
           </w:tcPr>
           <w:p>
             <w:pPr>
@@ -5567,9 +5567,9 @@
         </w:tblBorders>
       </w:tblPr>
       <w:tblGrid>
-        <w:gridCol w:w="1894"/>
-        <w:gridCol w:w="4361"/>
-        <w:gridCol w:w="1658"/>
+        <w:gridCol w:w="2115"/>
+        <w:gridCol w:w="4871"/>
+        <w:gridCol w:w="1852"/>
       </w:tblGrid>
       <w:tr>
         <w:trPr>
@@ -5578,7 +5578,7 @@
         </w:trPr>
         <w:tc>
           <w:tcPr>
-            <w:tcW w:w="1894" w:type="dxa"/>
+            <w:tcW w:w="2115" w:type="dxa"/>
             <w:shd w:val="clear" w:color="auto" w:fill="D9E2F3"/>
           </w:tcPr>
           <w:p>
@@ -5597,7 +5597,7 @@
         </w:tc>
         <w:tc>
           <w:tcPr>
-            <w:tcW w:w="4361" w:type="dxa"/>
+            <w:tcW w:w="4871" w:type="dxa"/>
             <w:shd w:val="clear" w:color="auto" w:fill="D9E2F3"/>
           </w:tcPr>
           <w:p>
@@ -5616,7 +5616,7 @@
         </w:tc>
         <w:tc>
           <w:tcPr>
-            <w:tcW w:w="1658" w:type="dxa"/>
+            <w:tcW w:w="1852" w:type="dxa"/>
             <w:shd w:val="clear" w:color="auto" w:fill="D9E2F3"/>
           </w:tcPr>
           <w:p>
@@ -5640,7 +5640,7 @@
         </w:trPr>
         <w:tc>
           <w:tcPr>
-            <w:tcW w:w="1894" w:type="dxa"/>
+            <w:tcW w:w="2115" w:type="dxa"/>
           </w:tcPr>
           <w:p>
             <w:pPr>
@@ -5657,7 +5657,7 @@
         </w:tc>
         <w:tc>
           <w:tcPr>
-            <w:tcW w:w="4361" w:type="dxa"/>
+            <w:tcW w:w="4871" w:type="dxa"/>
           </w:tcPr>
           <w:p>
             <w:pPr>
@@ -5674,7 +5674,7 @@
         </w:tc>
         <w:tc>
           <w:tcPr>
-            <w:tcW w:w="1658" w:type="dxa"/>
+            <w:tcW w:w="1852" w:type="dxa"/>
           </w:tcPr>
           <w:p>
             <w:pPr>
@@ -5696,7 +5696,7 @@
         </w:trPr>
         <w:tc>
           <w:tcPr>
-            <w:tcW w:w="1894" w:type="dxa"/>
+            <w:tcW w:w="2115" w:type="dxa"/>
           </w:tcPr>
           <w:p>
             <w:pPr>
@@ -5713,7 +5713,7 @@
         </w:tc>
         <w:tc>
           <w:tcPr>
-            <w:tcW w:w="4361" w:type="dxa"/>
+            <w:tcW w:w="4871" w:type="dxa"/>
           </w:tcPr>
           <w:p>
             <w:pPr>
@@ -5730,7 +5730,7 @@
         </w:tc>
         <w:tc>
           <w:tcPr>
-            <w:tcW w:w="1658" w:type="dxa"/>
+            <w:tcW w:w="1852" w:type="dxa"/>
           </w:tcPr>
           <w:p>
             <w:pPr>
@@ -5773,9 +5773,9 @@
         </w:tblBorders>
       </w:tblPr>
       <w:tblGrid>
-        <w:gridCol w:w="1972"/>
-        <w:gridCol w:w="4270"/>
-        <w:gridCol w:w="1672"/>
+        <w:gridCol w:w="2202"/>
+        <w:gridCol w:w="4769"/>
+        <w:gridCol w:w="1867"/>
       </w:tblGrid>
       <w:tr>
         <w:trPr>
@@ -5784,7 +5784,7 @@
         </w:trPr>
         <w:tc>
           <w:tcPr>
-            <w:tcW w:w="1972" w:type="dxa"/>
+            <w:tcW w:w="2202" w:type="dxa"/>
             <w:shd w:val="clear" w:color="auto" w:fill="D9E2F3"/>
           </w:tcPr>
           <w:p>
@@ -5803,7 +5803,7 @@
         </w:tc>
         <w:tc>
           <w:tcPr>
-            <w:tcW w:w="4270" w:type="dxa"/>
+            <w:tcW w:w="4769" w:type="dxa"/>
             <w:shd w:val="clear" w:color="auto" w:fill="D9E2F3"/>
           </w:tcPr>
           <w:p>
@@ -5822,7 +5822,7 @@
         </w:tc>
         <w:tc>
           <w:tcPr>
-            <w:tcW w:w="1672" w:type="dxa"/>
+            <w:tcW w:w="1867" w:type="dxa"/>
             <w:shd w:val="clear" w:color="auto" w:fill="D9E2F3"/>
           </w:tcPr>
           <w:p>
@@ -5846,7 +5846,7 @@
         </w:trPr>
         <w:tc>
           <w:tcPr>
-            <w:tcW w:w="1972" w:type="dxa"/>
+            <w:tcW w:w="2202" w:type="dxa"/>
           </w:tcPr>
           <w:p>
             <w:pPr>
@@ -5863,7 +5863,7 @@
         </w:tc>
         <w:tc>
           <w:tcPr>
-            <w:tcW w:w="4270" w:type="dxa"/>
+            <w:tcW w:w="4769" w:type="dxa"/>
           </w:tcPr>
           <w:p>
             <w:pPr>
@@ -5880,7 +5880,7 @@
         </w:tc>
         <w:tc>
           <w:tcPr>
-            <w:tcW w:w="1672" w:type="dxa"/>
+            <w:tcW w:w="1867" w:type="dxa"/>
           </w:tcPr>
           <w:p>
             <w:pPr>
@@ -5902,7 +5902,7 @@
         </w:trPr>
         <w:tc>
           <w:tcPr>
-            <w:tcW w:w="1972" w:type="dxa"/>
+            <w:tcW w:w="2202" w:type="dxa"/>
           </w:tcPr>
           <w:p>
             <w:pPr>
@@ -5919,7 +5919,7 @@
         </w:tc>
         <w:tc>
           <w:tcPr>
-            <w:tcW w:w="4270" w:type="dxa"/>
+            <w:tcW w:w="4769" w:type="dxa"/>
           </w:tcPr>
           <w:p>
             <w:pPr>
@@ -5936,7 +5936,7 @@
         </w:tc>
         <w:tc>
           <w:tcPr>
-            <w:tcW w:w="1672" w:type="dxa"/>
+            <w:tcW w:w="1867" w:type="dxa"/>
           </w:tcPr>
           <w:p>
             <w:pPr>
@@ -5994,10 +5994,10 @@
         </w:tblBorders>
       </w:tblPr>
       <w:tblGrid>
-        <w:gridCol w:w="1650"/>
-        <w:gridCol w:w="3585"/>
-        <w:gridCol w:w="1163"/>
-        <w:gridCol w:w="1512"/>
+        <w:gridCol w:w="1844"/>
+        <w:gridCol w:w="4006"/>
+        <w:gridCol w:w="1299"/>
+        <w:gridCol w:w="1689"/>
       </w:tblGrid>
       <w:tr>
         <w:trPr>
@@ -6006,7 +6006,7 @@
         </w:trPr>
         <w:tc>
           <w:tcPr>
-            <w:tcW w:w="1650" w:type="dxa"/>
+            <w:tcW w:w="1844" w:type="dxa"/>
             <w:shd w:val="clear" w:color="auto" w:fill="D9E2F3"/>
           </w:tcPr>
           <w:p>
@@ -6025,7 +6025,7 @@
         </w:tc>
         <w:tc>
           <w:tcPr>
-            <w:tcW w:w="3585" w:type="dxa"/>
+            <w:tcW w:w="4006" w:type="dxa"/>
             <w:shd w:val="clear" w:color="auto" w:fill="D9E2F3"/>
           </w:tcPr>
           <w:p>
@@ -6044,7 +6044,7 @@
         </w:tc>
         <w:tc>
           <w:tcPr>
-            <w:tcW w:w="1163" w:type="dxa"/>
+            <w:tcW w:w="1299" w:type="dxa"/>
             <w:shd w:val="clear" w:color="auto" w:fill="D9E2F3"/>
           </w:tcPr>
           <w:p>
@@ -6063,7 +6063,7 @@
         </w:tc>
         <w:tc>
           <w:tcPr>
-            <w:tcW w:w="1512" w:type="dxa"/>
+            <w:tcW w:w="1689" w:type="dxa"/>
             <w:shd w:val="clear" w:color="auto" w:fill="D9E2F3"/>
           </w:tcPr>
           <w:p>
@@ -6087,7 +6087,7 @@
         </w:trPr>
         <w:tc>
           <w:tcPr>
-            <w:tcW w:w="1650" w:type="dxa"/>
+            <w:tcW w:w="1844" w:type="dxa"/>
           </w:tcPr>
           <w:p>
             <w:pPr>
@@ -6104,7 +6104,7 @@
         </w:tc>
         <w:tc>
           <w:tcPr>
-            <w:tcW w:w="3585" w:type="dxa"/>
+            <w:tcW w:w="4006" w:type="dxa"/>
           </w:tcPr>
           <w:p>
             <w:pPr>
@@ -6121,7 +6121,7 @@
         </w:tc>
         <w:tc>
           <w:tcPr>
-            <w:tcW w:w="1163" w:type="dxa"/>
+            <w:tcW w:w="1299" w:type="dxa"/>
           </w:tcPr>
           <w:p>
             <w:pPr>
@@ -6138,7 +6138,7 @@
         </w:tc>
         <w:tc>
           <w:tcPr>
-            <w:tcW w:w="1512" w:type="dxa"/>
+            <w:tcW w:w="1689" w:type="dxa"/>
           </w:tcPr>
           <w:p>
             <w:pPr>
@@ -6160,7 +6160,7 @@
         </w:trPr>
         <w:tc>
           <w:tcPr>
-            <w:tcW w:w="1650" w:type="dxa"/>
+            <w:tcW w:w="1844" w:type="dxa"/>
           </w:tcPr>
           <w:p>
             <w:pPr>
@@ -6177,7 +6177,7 @@
         </w:tc>
         <w:tc>
           <w:tcPr>
-            <w:tcW w:w="3585" w:type="dxa"/>
+            <w:tcW w:w="4006" w:type="dxa"/>
           </w:tcPr>
           <w:p>
             <w:pPr>
@@ -6194,7 +6194,7 @@
         </w:tc>
         <w:tc>
           <w:tcPr>
-            <w:tcW w:w="1163" w:type="dxa"/>
+            <w:tcW w:w="1299" w:type="dxa"/>
           </w:tcPr>
           <w:p>
             <w:pPr>
@@ -6211,7 +6211,7 @@
         </w:tc>
         <w:tc>
           <w:tcPr>
-            <w:tcW w:w="1512" w:type="dxa"/>
+            <w:tcW w:w="1689" w:type="dxa"/>
           </w:tcPr>
           <w:p>
             <w:pPr>
@@ -6233,7 +6233,7 @@
         </w:trPr>
         <w:tc>
           <w:tcPr>
-            <w:tcW w:w="1650" w:type="dxa"/>
+            <w:tcW w:w="1844" w:type="dxa"/>
           </w:tcPr>
           <w:p>
             <w:pPr>
@@ -6250,7 +6250,7 @@
         </w:tc>
         <w:tc>
           <w:tcPr>
-            <w:tcW w:w="3585" w:type="dxa"/>
+            <w:tcW w:w="4006" w:type="dxa"/>
           </w:tcPr>
           <w:p>
             <w:pPr>
@@ -6267,7 +6267,7 @@
         </w:tc>
         <w:tc>
           <w:tcPr>
-            <w:tcW w:w="1163" w:type="dxa"/>
+            <w:tcW w:w="1299" w:type="dxa"/>
           </w:tcPr>
           <w:p>
             <w:pPr>
@@ -6284,7 +6284,7 @@
         </w:tc>
         <w:tc>
           <w:tcPr>
-            <w:tcW w:w="1512" w:type="dxa"/>
+            <w:tcW w:w="1689" w:type="dxa"/>
           </w:tcPr>
           <w:p>
             <w:pPr>
@@ -6306,7 +6306,7 @@
         </w:trPr>
         <w:tc>
           <w:tcPr>
-            <w:tcW w:w="1650" w:type="dxa"/>
+            <w:tcW w:w="1844" w:type="dxa"/>
           </w:tcPr>
           <w:p>
             <w:pPr>
@@ -6323,7 +6323,7 @@
         </w:tc>
         <w:tc>
           <w:tcPr>
-            <w:tcW w:w="3585" w:type="dxa"/>
+            <w:tcW w:w="4006" w:type="dxa"/>
           </w:tcPr>
           <w:p>
             <w:pPr>
@@ -6340,7 +6340,7 @@
         </w:tc>
         <w:tc>
           <w:tcPr>
-            <w:tcW w:w="1163" w:type="dxa"/>
+            <w:tcW w:w="1299" w:type="dxa"/>
           </w:tcPr>
           <w:p>
             <w:pPr>
@@ -6357,7 +6357,7 @@
         </w:tc>
         <w:tc>
           <w:tcPr>
-            <w:tcW w:w="1512" w:type="dxa"/>
+            <w:tcW w:w="1689" w:type="dxa"/>
           </w:tcPr>
           <w:p>
             <w:pPr>
@@ -6379,7 +6379,7 @@
         </w:trPr>
         <w:tc>
           <w:tcPr>
-            <w:tcW w:w="1650" w:type="dxa"/>
+            <w:tcW w:w="1844" w:type="dxa"/>
           </w:tcPr>
           <w:p>
             <w:pPr>
@@ -6396,7 +6396,7 @@
         </w:tc>
         <w:tc>
           <w:tcPr>
-            <w:tcW w:w="3585" w:type="dxa"/>
+            <w:tcW w:w="4006" w:type="dxa"/>
           </w:tcPr>
           <w:p>
             <w:pPr>
@@ -6413,7 +6413,7 @@
         </w:tc>
         <w:tc>
           <w:tcPr>
-            <w:tcW w:w="1163" w:type="dxa"/>
+            <w:tcW w:w="1299" w:type="dxa"/>
           </w:tcPr>
           <w:p>
             <w:pPr>
@@ -6430,7 +6430,7 @@
         </w:tc>
         <w:tc>
           <w:tcPr>
-            <w:tcW w:w="1512" w:type="dxa"/>
+            <w:tcW w:w="1689" w:type="dxa"/>
           </w:tcPr>
           <w:p>
             <w:pPr>
@@ -6452,7 +6452,7 @@
         </w:trPr>
         <w:tc>
           <w:tcPr>
-            <w:tcW w:w="1650" w:type="dxa"/>
+            <w:tcW w:w="1844" w:type="dxa"/>
           </w:tcPr>
           <w:p>
             <w:pPr>
@@ -6469,7 +6469,7 @@
         </w:tc>
         <w:tc>
           <w:tcPr>
-            <w:tcW w:w="3585" w:type="dxa"/>
+            <w:tcW w:w="4006" w:type="dxa"/>
           </w:tcPr>
           <w:p>
             <w:pPr>
@@ -6486,7 +6486,7 @@
         </w:tc>
         <w:tc>
           <w:tcPr>
-            <w:tcW w:w="1163" w:type="dxa"/>
+            <w:tcW w:w="1299" w:type="dxa"/>
           </w:tcPr>
           <w:p>
             <w:pPr>
@@ -6503,7 +6503,7 @@
         </w:tc>
         <w:tc>
           <w:tcPr>
-            <w:tcW w:w="1512" w:type="dxa"/>
+            <w:tcW w:w="1689" w:type="dxa"/>
           </w:tcPr>
           <w:p>
             <w:pPr>
@@ -6525,7 +6525,7 @@
         </w:trPr>
         <w:tc>
           <w:tcPr>
-            <w:tcW w:w="1650" w:type="dxa"/>
+            <w:tcW w:w="1844" w:type="dxa"/>
           </w:tcPr>
           <w:p>
             <w:pPr>
@@ -6542,7 +6542,7 @@
         </w:tc>
         <w:tc>
           <w:tcPr>
-            <w:tcW w:w="3585" w:type="dxa"/>
+            <w:tcW w:w="4006" w:type="dxa"/>
           </w:tcPr>
           <w:p>
             <w:pPr>
@@ -6559,7 +6559,7 @@
         </w:tc>
         <w:tc>
           <w:tcPr>
-            <w:tcW w:w="1163" w:type="dxa"/>
+            <w:tcW w:w="1299" w:type="dxa"/>
           </w:tcPr>
           <w:p>
             <w:pPr>
@@ -6576,7 +6576,7 @@
         </w:tc>
         <w:tc>
           <w:tcPr>
-            <w:tcW w:w="1512" w:type="dxa"/>
+            <w:tcW w:w="1689" w:type="dxa"/>
           </w:tcPr>
           <w:p>
             <w:pPr>
@@ -6598,7 +6598,7 @@
         </w:trPr>
         <w:tc>
           <w:tcPr>
-            <w:tcW w:w="1650" w:type="dxa"/>
+            <w:tcW w:w="1844" w:type="dxa"/>
           </w:tcPr>
           <w:p>
             <w:pPr>
@@ -6615,7 +6615,7 @@
         </w:tc>
         <w:tc>
           <w:tcPr>
-            <w:tcW w:w="3585" w:type="dxa"/>
+            <w:tcW w:w="4006" w:type="dxa"/>
           </w:tcPr>
           <w:p>
             <w:pPr>
@@ -6632,7 +6632,7 @@
         </w:tc>
         <w:tc>
           <w:tcPr>
-            <w:tcW w:w="1163" w:type="dxa"/>
+            <w:tcW w:w="1299" w:type="dxa"/>
           </w:tcPr>
           <w:p>
             <w:pPr>
@@ -6649,7 +6649,7 @@
         </w:tc>
         <w:tc>
           <w:tcPr>
-            <w:tcW w:w="1512" w:type="dxa"/>
+            <w:tcW w:w="1689" w:type="dxa"/>
           </w:tcPr>
           <w:p>
             <w:pPr>
@@ -6671,7 +6671,7 @@
         </w:trPr>
         <w:tc>
           <w:tcPr>
-            <w:tcW w:w="1650" w:type="dxa"/>
+            <w:tcW w:w="1844" w:type="dxa"/>
           </w:tcPr>
           <w:p>
             <w:pPr>
@@ -6688,7 +6688,7 @@
         </w:tc>
         <w:tc>
           <w:tcPr>
-            <w:tcW w:w="3585" w:type="dxa"/>
+            <w:tcW w:w="4006" w:type="dxa"/>
           </w:tcPr>
           <w:p>
             <w:pPr>
@@ -6705,7 +6705,7 @@
         </w:tc>
         <w:tc>
           <w:tcPr>
-            <w:tcW w:w="1163" w:type="dxa"/>
+            <w:tcW w:w="1299" w:type="dxa"/>
           </w:tcPr>
           <w:p>
             <w:pPr>
@@ -6722,7 +6722,7 @@
         </w:tc>
         <w:tc>
           <w:tcPr>
-            <w:tcW w:w="1512" w:type="dxa"/>
+            <w:tcW w:w="1689" w:type="dxa"/>
           </w:tcPr>
           <w:p>
             <w:pPr>
@@ -6744,7 +6744,7 @@
         </w:trPr>
         <w:tc>
           <w:tcPr>
-            <w:tcW w:w="1650" w:type="dxa"/>
+            <w:tcW w:w="1844" w:type="dxa"/>
           </w:tcPr>
           <w:p>
             <w:pPr>
@@ -6761,7 +6761,7 @@
         </w:tc>
         <w:tc>
           <w:tcPr>
-            <w:tcW w:w="3585" w:type="dxa"/>
+            <w:tcW w:w="4006" w:type="dxa"/>
           </w:tcPr>
           <w:p>
             <w:pPr>
@@ -6778,7 +6778,7 @@
         </w:tc>
         <w:tc>
           <w:tcPr>
-            <w:tcW w:w="1163" w:type="dxa"/>
+            <w:tcW w:w="1299" w:type="dxa"/>
           </w:tcPr>
           <w:p>
             <w:pPr>
@@ -6795,7 +6795,7 @@
         </w:tc>
         <w:tc>
           <w:tcPr>
-            <w:tcW w:w="1512" w:type="dxa"/>
+            <w:tcW w:w="1689" w:type="dxa"/>
           </w:tcPr>
           <w:p>
             <w:pPr>
@@ -6817,7 +6817,7 @@
         </w:trPr>
         <w:tc>
           <w:tcPr>
-            <w:tcW w:w="1650" w:type="dxa"/>
+            <w:tcW w:w="1844" w:type="dxa"/>
           </w:tcPr>
           <w:p>
             <w:pPr>
@@ -6834,7 +6834,7 @@
         </w:tc>
         <w:tc>
           <w:tcPr>
-            <w:tcW w:w="3585" w:type="dxa"/>
+            <w:tcW w:w="4006" w:type="dxa"/>
           </w:tcPr>
           <w:p>
             <w:pPr>
@@ -6851,7 +6851,7 @@
         </w:tc>
         <w:tc>
           <w:tcPr>
-            <w:tcW w:w="1163" w:type="dxa"/>
+            <w:tcW w:w="1299" w:type="dxa"/>
           </w:tcPr>
           <w:p>
             <w:pPr>
@@ -6868,7 +6868,7 @@
         </w:tc>
         <w:tc>
           <w:tcPr>
-            <w:tcW w:w="1512" w:type="dxa"/>
+            <w:tcW w:w="1689" w:type="dxa"/>
           </w:tcPr>
           <w:p>
             <w:pPr>
@@ -6890,7 +6890,7 @@
         </w:trPr>
         <w:tc>
           <w:tcPr>
-            <w:tcW w:w="1650" w:type="dxa"/>
+            <w:tcW w:w="1844" w:type="dxa"/>
           </w:tcPr>
           <w:p>
             <w:pPr>
@@ -6907,7 +6907,7 @@
         </w:tc>
         <w:tc>
           <w:tcPr>
-            <w:tcW w:w="3585" w:type="dxa"/>
+            <w:tcW w:w="4006" w:type="dxa"/>
           </w:tcPr>
           <w:p>
             <w:pPr>
@@ -6924,7 +6924,7 @@
         </w:tc>
         <w:tc>
           <w:tcPr>
-            <w:tcW w:w="1163" w:type="dxa"/>
+            <w:tcW w:w="1299" w:type="dxa"/>
           </w:tcPr>
           <w:p>
             <w:pPr>
@@ -6941,7 +6941,7 @@
         </w:tc>
         <w:tc>
           <w:tcPr>
-            <w:tcW w:w="1512" w:type="dxa"/>
+            <w:tcW w:w="1689" w:type="dxa"/>
           </w:tcPr>
           <w:p>
             <w:pPr>
@@ -6963,7 +6963,7 @@
         </w:trPr>
         <w:tc>
           <w:tcPr>
-            <w:tcW w:w="1650" w:type="dxa"/>
+            <w:tcW w:w="1844" w:type="dxa"/>
           </w:tcPr>
           <w:p>
             <w:pPr>
@@ -6980,7 +6980,7 @@
         </w:tc>
         <w:tc>
           <w:tcPr>
-            <w:tcW w:w="3585" w:type="dxa"/>
+            <w:tcW w:w="4006" w:type="dxa"/>
           </w:tcPr>
           <w:p>
             <w:pPr>
@@ -6997,7 +6997,7 @@
         </w:tc>
         <w:tc>
           <w:tcPr>
-            <w:tcW w:w="1163" w:type="dxa"/>
+            <w:tcW w:w="1299" w:type="dxa"/>
           </w:tcPr>
           <w:p>
             <w:pPr>
@@ -7014,7 +7014,7 @@
         </w:tc>
         <w:tc>
           <w:tcPr>
-            <w:tcW w:w="1512" w:type="dxa"/>
+            <w:tcW w:w="1689" w:type="dxa"/>
           </w:tcPr>
           <w:p>
             <w:pPr>
@@ -7036,7 +7036,7 @@
         </w:trPr>
         <w:tc>
           <w:tcPr>
-            <w:tcW w:w="1650" w:type="dxa"/>
+            <w:tcW w:w="1844" w:type="dxa"/>
           </w:tcPr>
           <w:p>
             <w:pPr>
@@ -7053,7 +7053,7 @@
         </w:tc>
         <w:tc>
           <w:tcPr>
-            <w:tcW w:w="3585" w:type="dxa"/>
+            <w:tcW w:w="4006" w:type="dxa"/>
           </w:tcPr>
           <w:p>
             <w:pPr>
@@ -7070,7 +7070,7 @@
         </w:tc>
         <w:tc>
           <w:tcPr>
-            <w:tcW w:w="1163" w:type="dxa"/>
+            <w:tcW w:w="1299" w:type="dxa"/>
           </w:tcPr>
           <w:p>
             <w:pPr>
@@ -7087,7 +7087,7 @@
         </w:tc>
         <w:tc>
           <w:tcPr>
-            <w:tcW w:w="1512" w:type="dxa"/>
+            <w:tcW w:w="1689" w:type="dxa"/>
           </w:tcPr>
           <w:p>
             <w:pPr>
@@ -7109,7 +7109,7 @@
         </w:trPr>
         <w:tc>
           <w:tcPr>
-            <w:tcW w:w="1650" w:type="dxa"/>
+            <w:tcW w:w="1844" w:type="dxa"/>
           </w:tcPr>
           <w:p>
             <w:pPr>
@@ -7126,7 +7126,7 @@
         </w:tc>
         <w:tc>
           <w:tcPr>
-            <w:tcW w:w="3585" w:type="dxa"/>
+            <w:tcW w:w="4006" w:type="dxa"/>
           </w:tcPr>
           <w:p>
             <w:pPr>
@@ -7143,7 +7143,7 @@
         </w:tc>
         <w:tc>
           <w:tcPr>
-            <w:tcW w:w="1163" w:type="dxa"/>
+            <w:tcW w:w="1299" w:type="dxa"/>
           </w:tcPr>
           <w:p>
             <w:pPr>
@@ -7160,7 +7160,7 @@
         </w:tc>
         <w:tc>
           <w:tcPr>
-            <w:tcW w:w="1512" w:type="dxa"/>
+            <w:tcW w:w="1689" w:type="dxa"/>
           </w:tcPr>
           <w:p>
             <w:pPr>
@@ -7182,7 +7182,7 @@
         </w:trPr>
         <w:tc>
           <w:tcPr>
-            <w:tcW w:w="1650" w:type="dxa"/>
+            <w:tcW w:w="1844" w:type="dxa"/>
           </w:tcPr>
           <w:p>
             <w:pPr>
@@ -7199,7 +7199,7 @@
         </w:tc>
         <w:tc>
           <w:tcPr>
-            <w:tcW w:w="3585" w:type="dxa"/>
+            <w:tcW w:w="4006" w:type="dxa"/>
           </w:tcPr>
           <w:p>
             <w:pPr>
@@ -7216,7 +7216,7 @@
         </w:tc>
         <w:tc>
           <w:tcPr>
-            <w:tcW w:w="1163" w:type="dxa"/>
+            <w:tcW w:w="1299" w:type="dxa"/>
           </w:tcPr>
           <w:p>
             <w:pPr>
@@ -7233,7 +7233,7 @@
         </w:tc>
         <w:tc>
           <w:tcPr>
-            <w:tcW w:w="1512" w:type="dxa"/>
+            <w:tcW w:w="1689" w:type="dxa"/>
           </w:tcPr>
           <w:p>
             <w:pPr>
@@ -7255,7 +7255,7 @@
         </w:trPr>
         <w:tc>
           <w:tcPr>
-            <w:tcW w:w="1650" w:type="dxa"/>
+            <w:tcW w:w="1844" w:type="dxa"/>
           </w:tcPr>
           <w:p>
             <w:pPr>
@@ -7272,7 +7272,7 @@
         </w:tc>
         <w:tc>
           <w:tcPr>
-            <w:tcW w:w="3585" w:type="dxa"/>
+            <w:tcW w:w="4006" w:type="dxa"/>
           </w:tcPr>
           <w:p>
             <w:pPr>
@@ -7289,7 +7289,7 @@
         </w:tc>
         <w:tc>
           <w:tcPr>
-            <w:tcW w:w="1163" w:type="dxa"/>
+            <w:tcW w:w="1299" w:type="dxa"/>
           </w:tcPr>
           <w:p>
             <w:pPr>
@@ -7306,7 +7306,7 @@
         </w:tc>
         <w:tc>
           <w:tcPr>
-            <w:tcW w:w="1512" w:type="dxa"/>
+            <w:tcW w:w="1689" w:type="dxa"/>
           </w:tcPr>
           <w:p>
             <w:pPr>
@@ -7328,7 +7328,7 @@
         </w:trPr>
         <w:tc>
           <w:tcPr>
-            <w:tcW w:w="1650" w:type="dxa"/>
+            <w:tcW w:w="1844" w:type="dxa"/>
           </w:tcPr>
           <w:p>
             <w:pPr>
@@ -7345,7 +7345,7 @@
         </w:tc>
         <w:tc>
           <w:tcPr>
-            <w:tcW w:w="3585" w:type="dxa"/>
+            <w:tcW w:w="4006" w:type="dxa"/>
           </w:tcPr>
           <w:p>
             <w:pPr>
@@ -7362,7 +7362,7 @@
         </w:tc>
         <w:tc>
           <w:tcPr>
-            <w:tcW w:w="1163" w:type="dxa"/>
+            <w:tcW w:w="1299" w:type="dxa"/>
           </w:tcPr>
           <w:p>
             <w:pPr>
@@ -7379,7 +7379,7 @@
         </w:tc>
         <w:tc>
           <w:tcPr>
-            <w:tcW w:w="1512" w:type="dxa"/>
+            <w:tcW w:w="1689" w:type="dxa"/>
           </w:tcPr>
           <w:p>
             <w:pPr>
@@ -7401,7 +7401,7 @@
         </w:trPr>
         <w:tc>
           <w:tcPr>
-            <w:tcW w:w="1650" w:type="dxa"/>
+            <w:tcW w:w="1844" w:type="dxa"/>
           </w:tcPr>
           <w:p>
             <w:pPr>
@@ -7418,7 +7418,7 @@
         </w:tc>
         <w:tc>
           <w:tcPr>
-            <w:tcW w:w="3585" w:type="dxa"/>
+            <w:tcW w:w="4006" w:type="dxa"/>
           </w:tcPr>
           <w:p>
             <w:pPr>
@@ -7435,7 +7435,7 @@
         </w:tc>
         <w:tc>
           <w:tcPr>
-            <w:tcW w:w="1163" w:type="dxa"/>
+            <w:tcW w:w="1299" w:type="dxa"/>
           </w:tcPr>
           <w:p>
             <w:pPr>
@@ -7452,7 +7452,7 @@
         </w:tc>
         <w:tc>
           <w:tcPr>
-            <w:tcW w:w="1512" w:type="dxa"/>
+            <w:tcW w:w="1689" w:type="dxa"/>
           </w:tcPr>
           <w:p>
             <w:pPr>
@@ -7474,7 +7474,7 @@
         </w:trPr>
         <w:tc>
           <w:tcPr>
-            <w:tcW w:w="1650" w:type="dxa"/>
+            <w:tcW w:w="1844" w:type="dxa"/>
           </w:tcPr>
           <w:p>
             <w:pPr>
@@ -7491,7 +7491,7 @@
         </w:tc>
         <w:tc>
           <w:tcPr>
-            <w:tcW w:w="3585" w:type="dxa"/>
+            <w:tcW w:w="4006" w:type="dxa"/>
           </w:tcPr>
           <w:p>
             <w:pPr>
@@ -7508,7 +7508,7 @@
         </w:tc>
         <w:tc>
           <w:tcPr>
-            <w:tcW w:w="1163" w:type="dxa"/>
+            <w:tcW w:w="1299" w:type="dxa"/>
           </w:tcPr>
           <w:p>
             <w:pPr>
@@ -7525,7 +7525,7 @@
         </w:tc>
         <w:tc>
           <w:tcPr>
-            <w:tcW w:w="1512" w:type="dxa"/>
+            <w:tcW w:w="1689" w:type="dxa"/>
           </w:tcPr>
           <w:p>
             <w:pPr>
@@ -7568,11 +7568,11 @@
         </w:tblBorders>
       </w:tblPr>
       <w:tblGrid>
-        <w:gridCol w:w="1730"/>
-        <w:gridCol w:w="1137"/>
-        <w:gridCol w:w="1733"/>
-        <w:gridCol w:w="1694"/>
-        <w:gridCol w:w="1615"/>
+        <w:gridCol w:w="1933"/>
+        <w:gridCol w:w="1271"/>
+        <w:gridCol w:w="1937"/>
+        <w:gridCol w:w="1893"/>
+        <w:gridCol w:w="1804"/>
       </w:tblGrid>
       <w:tr>
         <w:trPr>
@@ -7581,7 +7581,7 @@
         </w:trPr>
         <w:tc>
           <w:tcPr>
-            <w:tcW w:w="1730" w:type="dxa"/>
+            <w:tcW w:w="1933" w:type="dxa"/>
             <w:shd w:val="clear" w:color="auto" w:fill="D9E2F3"/>
           </w:tcPr>
           <w:p>
@@ -7600,7 +7600,7 @@
         </w:tc>
         <w:tc>
           <w:tcPr>
-            <w:tcW w:w="1137" w:type="dxa"/>
+            <w:tcW w:w="1271" w:type="dxa"/>
             <w:shd w:val="clear" w:color="auto" w:fill="D9E2F3"/>
           </w:tcPr>
           <w:p>
@@ -7619,7 +7619,7 @@
         </w:tc>
         <w:tc>
           <w:tcPr>
-            <w:tcW w:w="1733" w:type="dxa"/>
+            <w:tcW w:w="1937" w:type="dxa"/>
             <w:shd w:val="clear" w:color="auto" w:fill="D9E2F3"/>
           </w:tcPr>
           <w:p>
@@ -7638,7 +7638,7 @@
         </w:tc>
         <w:tc>
           <w:tcPr>
-            <w:tcW w:w="1694" w:type="dxa"/>
+            <w:tcW w:w="1893" w:type="dxa"/>
             <w:shd w:val="clear" w:color="auto" w:fill="D9E2F3"/>
           </w:tcPr>
           <w:p>
@@ -7657,7 +7657,7 @@
         </w:tc>
         <w:tc>
           <w:tcPr>
-            <w:tcW w:w="1615" w:type="dxa"/>
+            <w:tcW w:w="1804" w:type="dxa"/>
             <w:shd w:val="clear" w:color="auto" w:fill="D9E2F3"/>
           </w:tcPr>
           <w:p>
@@ -7681,7 +7681,7 @@
         </w:trPr>
         <w:tc>
           <w:tcPr>
-            <w:tcW w:w="1730" w:type="dxa"/>
+            <w:tcW w:w="1933" w:type="dxa"/>
           </w:tcPr>
           <w:p>
             <w:pPr>
@@ -7698,7 +7698,7 @@
         </w:tc>
         <w:tc>
           <w:tcPr>
-            <w:tcW w:w="1137" w:type="dxa"/>
+            <w:tcW w:w="1271" w:type="dxa"/>
           </w:tcPr>
           <w:p>
             <w:pPr>
@@ -7715,7 +7715,7 @@
         </w:tc>
         <w:tc>
           <w:tcPr>
-            <w:tcW w:w="1733" w:type="dxa"/>
+            <w:tcW w:w="1937" w:type="dxa"/>
           </w:tcPr>
           <w:p>
             <w:pPr>
@@ -7732,7 +7732,7 @@
         </w:tc>
         <w:tc>
           <w:tcPr>
-            <w:tcW w:w="1694" w:type="dxa"/>
+            <w:tcW w:w="1893" w:type="dxa"/>
           </w:tcPr>
           <w:p>
             <w:pPr>
@@ -7749,7 +7749,7 @@
         </w:tc>
         <w:tc>
           <w:tcPr>
-            <w:tcW w:w="1615" w:type="dxa"/>
+            <w:tcW w:w="1804" w:type="dxa"/>
           </w:tcPr>
           <w:p>
             <w:pPr>
@@ -7771,7 +7771,7 @@
         </w:trPr>
         <w:tc>
           <w:tcPr>
-            <w:tcW w:w="1730" w:type="dxa"/>
+            <w:tcW w:w="1933" w:type="dxa"/>
           </w:tcPr>
           <w:p>
             <w:pPr>
@@ -7788,7 +7788,7 @@
         </w:tc>
         <w:tc>
           <w:tcPr>
-            <w:tcW w:w="1137" w:type="dxa"/>
+            <w:tcW w:w="1271" w:type="dxa"/>
           </w:tcPr>
           <w:p>
             <w:pPr>
@@ -7805,7 +7805,7 @@
         </w:tc>
         <w:tc>
           <w:tcPr>
-            <w:tcW w:w="1733" w:type="dxa"/>
+            <w:tcW w:w="1937" w:type="dxa"/>
           </w:tcPr>
           <w:p>
             <w:pPr>
@@ -7822,7 +7822,7 @@
         </w:tc>
         <w:tc>
           <w:tcPr>
-            <w:tcW w:w="1694" w:type="dxa"/>
+            <w:tcW w:w="1893" w:type="dxa"/>
           </w:tcPr>
           <w:p>
             <w:pPr>
@@ -7839,7 +7839,7 @@
         </w:tc>
         <w:tc>
           <w:tcPr>
-            <w:tcW w:w="1615" w:type="dxa"/>
+            <w:tcW w:w="1804" w:type="dxa"/>
           </w:tcPr>
           <w:p>
             <w:pPr>
@@ -7861,7 +7861,7 @@
         </w:trPr>
         <w:tc>
           <w:tcPr>
-            <w:tcW w:w="1730" w:type="dxa"/>
+            <w:tcW w:w="1933" w:type="dxa"/>
           </w:tcPr>
           <w:p>
             <w:pPr>
@@ -7878,7 +7878,7 @@
         </w:tc>
         <w:tc>
           <w:tcPr>
-            <w:tcW w:w="1137" w:type="dxa"/>
+            <w:tcW w:w="1271" w:type="dxa"/>
           </w:tcPr>
           <w:p>
             <w:pPr>
@@ -7895,7 +7895,7 @@
         </w:tc>
         <w:tc>
           <w:tcPr>
-            <w:tcW w:w="1733" w:type="dxa"/>
+            <w:tcW w:w="1937" w:type="dxa"/>
           </w:tcPr>
           <w:p>
             <w:pPr>
@@ -7912,7 +7912,7 @@
         </w:tc>
         <w:tc>
           <w:tcPr>
-            <w:tcW w:w="1694" w:type="dxa"/>
+            <w:tcW w:w="1893" w:type="dxa"/>
           </w:tcPr>
           <w:p>
             <w:pPr>
@@ -7929,7 +7929,7 @@
         </w:tc>
         <w:tc>
           <w:tcPr>
-            <w:tcW w:w="1615" w:type="dxa"/>
+            <w:tcW w:w="1804" w:type="dxa"/>
           </w:tcPr>
           <w:p>
             <w:pPr>
@@ -7951,7 +7951,7 @@
         </w:trPr>
         <w:tc>
           <w:tcPr>
-            <w:tcW w:w="1730" w:type="dxa"/>
+            <w:tcW w:w="1933" w:type="dxa"/>
           </w:tcPr>
           <w:p>
             <w:pPr>
@@ -7968,7 +7968,7 @@
         </w:tc>
         <w:tc>
           <w:tcPr>
-            <w:tcW w:w="1137" w:type="dxa"/>
+            <w:tcW w:w="1271" w:type="dxa"/>
           </w:tcPr>
           <w:p>
             <w:pPr>
@@ -7985,7 +7985,7 @@
         </w:tc>
         <w:tc>
           <w:tcPr>
-            <w:tcW w:w="1733" w:type="dxa"/>
+            <w:tcW w:w="1937" w:type="dxa"/>
           </w:tcPr>
           <w:p>
             <w:pPr>
@@ -8002,7 +8002,7 @@
         </w:tc>
         <w:tc>
           <w:tcPr>
-            <w:tcW w:w="1694" w:type="dxa"/>
+            <w:tcW w:w="1893" w:type="dxa"/>
           </w:tcPr>
           <w:p>
             <w:pPr>
@@ -8019,7 +8019,7 @@
         </w:tc>
         <w:tc>
           <w:tcPr>
-            <w:tcW w:w="1615" w:type="dxa"/>
+            <w:tcW w:w="1804" w:type="dxa"/>
           </w:tcPr>
           <w:p>
             <w:pPr>
@@ -8041,7 +8041,7 @@
         </w:trPr>
         <w:tc>
           <w:tcPr>
-            <w:tcW w:w="1730" w:type="dxa"/>
+            <w:tcW w:w="1933" w:type="dxa"/>
           </w:tcPr>
           <w:p>
             <w:pPr>
@@ -8058,7 +8058,7 @@
         </w:tc>
         <w:tc>
           <w:tcPr>
-            <w:tcW w:w="1137" w:type="dxa"/>
+            <w:tcW w:w="1271" w:type="dxa"/>
           </w:tcPr>
           <w:p>
             <w:pPr>
@@ -8075,7 +8075,7 @@
         </w:tc>
         <w:tc>
           <w:tcPr>
-            <w:tcW w:w="1733" w:type="dxa"/>
+            <w:tcW w:w="1937" w:type="dxa"/>
           </w:tcPr>
           <w:p>
             <w:pPr>
@@ -8092,7 +8092,7 @@
         </w:tc>
         <w:tc>
           <w:tcPr>
-            <w:tcW w:w="1694" w:type="dxa"/>
+            <w:tcW w:w="1893" w:type="dxa"/>
           </w:tcPr>
           <w:p>
             <w:pPr>
@@ -8109,7 +8109,7 @@
         </w:tc>
         <w:tc>
           <w:tcPr>
-            <w:tcW w:w="1615" w:type="dxa"/>
+            <w:tcW w:w="1804" w:type="dxa"/>
           </w:tcPr>
           <w:p>
             <w:pPr>
@@ -8131,7 +8131,7 @@
         </w:trPr>
         <w:tc>
           <w:tcPr>
-            <w:tcW w:w="1730" w:type="dxa"/>
+            <w:tcW w:w="1933" w:type="dxa"/>
           </w:tcPr>
           <w:p>
             <w:pPr>
@@ -8148,7 +8148,7 @@
         </w:tc>
         <w:tc>
           <w:tcPr>
-            <w:tcW w:w="1137" w:type="dxa"/>
+            <w:tcW w:w="1271" w:type="dxa"/>
           </w:tcPr>
           <w:p>
             <w:pPr>
@@ -8165,7 +8165,7 @@
         </w:tc>
         <w:tc>
           <w:tcPr>
-            <w:tcW w:w="1733" w:type="dxa"/>
+            <w:tcW w:w="1937" w:type="dxa"/>
           </w:tcPr>
           <w:p>
             <w:pPr>
@@ -8182,7 +8182,7 @@
         </w:tc>
         <w:tc>
           <w:tcPr>
-            <w:tcW w:w="1694" w:type="dxa"/>
+            <w:tcW w:w="1893" w:type="dxa"/>
           </w:tcPr>
           <w:p>
             <w:pPr>
@@ -8199,7 +8199,7 @@
         </w:tc>
         <w:tc>
           <w:tcPr>
-            <w:tcW w:w="1615" w:type="dxa"/>
+            <w:tcW w:w="1804" w:type="dxa"/>
           </w:tcPr>
           <w:p>
             <w:pPr>
@@ -8221,7 +8221,7 @@
         </w:trPr>
         <w:tc>
           <w:tcPr>
-            <w:tcW w:w="1730" w:type="dxa"/>
+            <w:tcW w:w="1933" w:type="dxa"/>
           </w:tcPr>
           <w:p>
             <w:pPr>
@@ -8238,7 +8238,7 @@
         </w:tc>
         <w:tc>
           <w:tcPr>
-            <w:tcW w:w="1137" w:type="dxa"/>
+            <w:tcW w:w="1271" w:type="dxa"/>
           </w:tcPr>
           <w:p>
             <w:pPr>
@@ -8255,7 +8255,7 @@
         </w:tc>
         <w:tc>
           <w:tcPr>
-            <w:tcW w:w="1733" w:type="dxa"/>
+            <w:tcW w:w="1937" w:type="dxa"/>
           </w:tcPr>
           <w:p>
             <w:pPr>
@@ -8272,7 +8272,7 @@
         </w:tc>
         <w:tc>
           <w:tcPr>
-            <w:tcW w:w="1694" w:type="dxa"/>
+            <w:tcW w:w="1893" w:type="dxa"/>
           </w:tcPr>
           <w:p>
             <w:pPr>
@@ -8289,7 +8289,7 @@
         </w:tc>
         <w:tc>
           <w:tcPr>
-            <w:tcW w:w="1615" w:type="dxa"/>
+            <w:tcW w:w="1804" w:type="dxa"/>
           </w:tcPr>
           <w:p>
             <w:pPr>
@@ -8311,7 +8311,7 @@
         </w:trPr>
         <w:tc>
           <w:tcPr>
-            <w:tcW w:w="1730" w:type="dxa"/>
+            <w:tcW w:w="1933" w:type="dxa"/>
           </w:tcPr>
           <w:p>
             <w:pPr>
@@ -8328,7 +8328,7 @@
         </w:tc>
         <w:tc>
           <w:tcPr>
-            <w:tcW w:w="1137" w:type="dxa"/>
+            <w:tcW w:w="1271" w:type="dxa"/>
           </w:tcPr>
           <w:p>
             <w:pPr>
@@ -8345,7 +8345,7 @@
         </w:tc>
         <w:tc>
           <w:tcPr>
-            <w:tcW w:w="1733" w:type="dxa"/>
+            <w:tcW w:w="1937" w:type="dxa"/>
           </w:tcPr>
           <w:p>
             <w:pPr>
@@ -8362,7 +8362,7 @@
         </w:tc>
         <w:tc>
           <w:tcPr>
-            <w:tcW w:w="1694" w:type="dxa"/>
+            <w:tcW w:w="1893" w:type="dxa"/>
           </w:tcPr>
           <w:p>
             <w:pPr>
@@ -8379,7 +8379,7 @@
         </w:tc>
         <w:tc>
           <w:tcPr>
-            <w:tcW w:w="1615" w:type="dxa"/>
+            <w:tcW w:w="1804" w:type="dxa"/>
           </w:tcPr>
           <w:p>
             <w:pPr>
@@ -8436,9 +8436,9 @@
         </w:tblBorders>
       </w:tblPr>
       <w:tblGrid>
-        <w:gridCol w:w="1956"/>
-        <w:gridCol w:w="3623"/>
-        <w:gridCol w:w="2334"/>
+        <w:gridCol w:w="2185"/>
+        <w:gridCol w:w="4047"/>
+        <w:gridCol w:w="2606"/>
       </w:tblGrid>
       <w:tr>
         <w:trPr>
@@ -8447,7 +8447,7 @@
         </w:trPr>
         <w:tc>
           <w:tcPr>
-            <w:tcW w:w="1956" w:type="dxa"/>
+            <w:tcW w:w="2185" w:type="dxa"/>
             <w:shd w:val="clear" w:color="auto" w:fill="D9E2F3"/>
           </w:tcPr>
           <w:p>
@@ -8466,7 +8466,7 @@
         </w:tc>
         <w:tc>
           <w:tcPr>
-            <w:tcW w:w="3623" w:type="dxa"/>
+            <w:tcW w:w="4047" w:type="dxa"/>
             <w:shd w:val="clear" w:color="auto" w:fill="D9E2F3"/>
           </w:tcPr>
           <w:p>
@@ -8485,7 +8485,7 @@
         </w:tc>
         <w:tc>
           <w:tcPr>
-            <w:tcW w:w="2334" w:type="dxa"/>
+            <w:tcW w:w="2606" w:type="dxa"/>
             <w:shd w:val="clear" w:color="auto" w:fill="D9E2F3"/>
           </w:tcPr>
           <w:p>
@@ -8509,7 +8509,7 @@
         </w:trPr>
         <w:tc>
           <w:tcPr>
-            <w:tcW w:w="1956" w:type="dxa"/>
+            <w:tcW w:w="2185" w:type="dxa"/>
           </w:tcPr>
           <w:p>
             <w:pPr>
@@ -8526,7 +8526,7 @@
         </w:tc>
         <w:tc>
           <w:tcPr>
-            <w:tcW w:w="3623" w:type="dxa"/>
+            <w:tcW w:w="4047" w:type="dxa"/>
           </w:tcPr>
           <w:p>
             <w:pPr>
@@ -8543,7 +8543,7 @@
         </w:tc>
         <w:tc>
           <w:tcPr>
-            <w:tcW w:w="2334" w:type="dxa"/>
+            <w:tcW w:w="2606" w:type="dxa"/>
           </w:tcPr>
           <w:p>
             <w:pPr>
@@ -8565,7 +8565,7 @@
         </w:trPr>
         <w:tc>
           <w:tcPr>
-            <w:tcW w:w="1956" w:type="dxa"/>
+            <w:tcW w:w="2185" w:type="dxa"/>
           </w:tcPr>
           <w:p>
             <w:pPr>
@@ -8582,7 +8582,7 @@
         </w:tc>
         <w:tc>
           <w:tcPr>
-            <w:tcW w:w="3623" w:type="dxa"/>
+            <w:tcW w:w="4047" w:type="dxa"/>
           </w:tcPr>
           <w:p>
             <w:pPr>
@@ -8599,7 +8599,7 @@
         </w:tc>
         <w:tc>
           <w:tcPr>
-            <w:tcW w:w="2334" w:type="dxa"/>
+            <w:tcW w:w="2606" w:type="dxa"/>
           </w:tcPr>
           <w:p>
             <w:pPr>
@@ -8621,7 +8621,7 @@
         </w:trPr>
         <w:tc>
           <w:tcPr>
-            <w:tcW w:w="1956" w:type="dxa"/>
+            <w:tcW w:w="2185" w:type="dxa"/>
           </w:tcPr>
           <w:p>
             <w:pPr>
@@ -8638,7 +8638,7 @@
         </w:tc>
         <w:tc>
           <w:tcPr>
-            <w:tcW w:w="3623" w:type="dxa"/>
+            <w:tcW w:w="4047" w:type="dxa"/>
           </w:tcPr>
           <w:p>
             <w:pPr>
@@ -8655,7 +8655,7 @@
         </w:tc>
         <w:tc>
           <w:tcPr>
-            <w:tcW w:w="2334" w:type="dxa"/>
+            <w:tcW w:w="2606" w:type="dxa"/>
           </w:tcPr>
           <w:p>
             <w:pPr>
@@ -8677,7 +8677,7 @@
         </w:trPr>
         <w:tc>
           <w:tcPr>
-            <w:tcW w:w="1956" w:type="dxa"/>
+            <w:tcW w:w="2185" w:type="dxa"/>
           </w:tcPr>
           <w:p>
             <w:pPr>
@@ -8694,7 +8694,7 @@
         </w:tc>
         <w:tc>
           <w:tcPr>
-            <w:tcW w:w="3623" w:type="dxa"/>
+            <w:tcW w:w="4047" w:type="dxa"/>
           </w:tcPr>
           <w:p>
             <w:pPr>
@@ -8711,7 +8711,7 @@
         </w:tc>
         <w:tc>
           <w:tcPr>
-            <w:tcW w:w="2334" w:type="dxa"/>
+            <w:tcW w:w="2606" w:type="dxa"/>
           </w:tcPr>
           <w:p>
             <w:pPr>
@@ -8733,7 +8733,7 @@
         </w:trPr>
         <w:tc>
           <w:tcPr>
-            <w:tcW w:w="1956" w:type="dxa"/>
+            <w:tcW w:w="2185" w:type="dxa"/>
           </w:tcPr>
           <w:p>
             <w:pPr>
@@ -8750,7 +8750,7 @@
         </w:tc>
         <w:tc>
           <w:tcPr>
-            <w:tcW w:w="3623" w:type="dxa"/>
+            <w:tcW w:w="4047" w:type="dxa"/>
           </w:tcPr>
           <w:p>
             <w:pPr>
@@ -8767,7 +8767,7 @@
         </w:tc>
         <w:tc>
           <w:tcPr>
-            <w:tcW w:w="2334" w:type="dxa"/>
+            <w:tcW w:w="2606" w:type="dxa"/>
           </w:tcPr>
           <w:p>
             <w:pPr>
@@ -8789,7 +8789,7 @@
         </w:trPr>
         <w:tc>
           <w:tcPr>
-            <w:tcW w:w="1956" w:type="dxa"/>
+            <w:tcW w:w="2185" w:type="dxa"/>
           </w:tcPr>
           <w:p>
             <w:pPr>
@@ -8806,7 +8806,7 @@
         </w:tc>
         <w:tc>
           <w:tcPr>
-            <w:tcW w:w="3623" w:type="dxa"/>
+            <w:tcW w:w="4047" w:type="dxa"/>
           </w:tcPr>
           <w:p>
             <w:pPr>
@@ -8823,7 +8823,7 @@
         </w:tc>
         <w:tc>
           <w:tcPr>
-            <w:tcW w:w="2334" w:type="dxa"/>
+            <w:tcW w:w="2606" w:type="dxa"/>
           </w:tcPr>
           <w:p>
             <w:pPr>
@@ -8845,7 +8845,7 @@
         </w:trPr>
         <w:tc>
           <w:tcPr>
-            <w:tcW w:w="1956" w:type="dxa"/>
+            <w:tcW w:w="2185" w:type="dxa"/>
           </w:tcPr>
           <w:p>
             <w:pPr>
@@ -8862,7 +8862,7 @@
         </w:tc>
         <w:tc>
           <w:tcPr>
-            <w:tcW w:w="3623" w:type="dxa"/>
+            <w:tcW w:w="4047" w:type="dxa"/>
           </w:tcPr>
           <w:p>
             <w:pPr>
@@ -8879,7 +8879,7 @@
         </w:tc>
         <w:tc>
           <w:tcPr>
-            <w:tcW w:w="2334" w:type="dxa"/>
+            <w:tcW w:w="2606" w:type="dxa"/>
           </w:tcPr>
           <w:p>
             <w:pPr>
@@ -8901,7 +8901,7 @@
         </w:trPr>
         <w:tc>
           <w:tcPr>
-            <w:tcW w:w="1956" w:type="dxa"/>
+            <w:tcW w:w="2185" w:type="dxa"/>
           </w:tcPr>
           <w:p>
             <w:pPr>
@@ -8918,7 +8918,7 @@
         </w:tc>
         <w:tc>
           <w:tcPr>
-            <w:tcW w:w="3623" w:type="dxa"/>
+            <w:tcW w:w="4047" w:type="dxa"/>
           </w:tcPr>
           <w:p>
             <w:pPr>
@@ -8935,7 +8935,7 @@
         </w:tc>
         <w:tc>
           <w:tcPr>
-            <w:tcW w:w="2334" w:type="dxa"/>
+            <w:tcW w:w="2606" w:type="dxa"/>
           </w:tcPr>
           <w:p>
             <w:pPr>
@@ -8957,7 +8957,7 @@
         </w:trPr>
         <w:tc>
           <w:tcPr>
-            <w:tcW w:w="1956" w:type="dxa"/>
+            <w:tcW w:w="2185" w:type="dxa"/>
           </w:tcPr>
           <w:p>
             <w:pPr>
@@ -8974,7 +8974,7 @@
         </w:tc>
         <w:tc>
           <w:tcPr>
-            <w:tcW w:w="3623" w:type="dxa"/>
+            <w:tcW w:w="4047" w:type="dxa"/>
           </w:tcPr>
           <w:p>
             <w:pPr>
@@ -8991,7 +8991,7 @@
         </w:tc>
         <w:tc>
           <w:tcPr>
-            <w:tcW w:w="2334" w:type="dxa"/>
+            <w:tcW w:w="2606" w:type="dxa"/>
           </w:tcPr>
           <w:p>
             <w:pPr>
@@ -9013,7 +9013,7 @@
         </w:trPr>
         <w:tc>
           <w:tcPr>
-            <w:tcW w:w="1956" w:type="dxa"/>
+            <w:tcW w:w="2185" w:type="dxa"/>
           </w:tcPr>
           <w:p>
             <w:pPr>
@@ -9030,7 +9030,7 @@
         </w:tc>
         <w:tc>
           <w:tcPr>
-            <w:tcW w:w="3623" w:type="dxa"/>
+            <w:tcW w:w="4047" w:type="dxa"/>
           </w:tcPr>
           <w:p>
             <w:pPr>
@@ -9047,7 +9047,7 @@
         </w:tc>
         <w:tc>
           <w:tcPr>
-            <w:tcW w:w="2334" w:type="dxa"/>
+            <w:tcW w:w="2606" w:type="dxa"/>
           </w:tcPr>
           <w:p>
             <w:pPr>
@@ -9069,7 +9069,7 @@
         </w:trPr>
         <w:tc>
           <w:tcPr>
-            <w:tcW w:w="1956" w:type="dxa"/>
+            <w:tcW w:w="2185" w:type="dxa"/>
           </w:tcPr>
           <w:p>
             <w:pPr>
@@ -9086,7 +9086,7 @@
         </w:tc>
         <w:tc>
           <w:tcPr>
-            <w:tcW w:w="3623" w:type="dxa"/>
+            <w:tcW w:w="4047" w:type="dxa"/>
           </w:tcPr>
           <w:p>
             <w:pPr>
@@ -9103,7 +9103,7 @@
         </w:tc>
         <w:tc>
           <w:tcPr>
-            <w:tcW w:w="2334" w:type="dxa"/>
+            <w:tcW w:w="2606" w:type="dxa"/>
           </w:tcPr>
           <w:p>
             <w:pPr>
@@ -9125,7 +9125,7 @@
         </w:trPr>
         <w:tc>
           <w:tcPr>
-            <w:tcW w:w="1956" w:type="dxa"/>
+            <w:tcW w:w="2185" w:type="dxa"/>
           </w:tcPr>
           <w:p>
             <w:pPr>
@@ -9142,7 +9142,7 @@
         </w:tc>
         <w:tc>
           <w:tcPr>
-            <w:tcW w:w="3623" w:type="dxa"/>
+            <w:tcW w:w="4047" w:type="dxa"/>
           </w:tcPr>
           <w:p>
             <w:pPr>
@@ -9159,7 +9159,7 @@
         </w:tc>
         <w:tc>
           <w:tcPr>
-            <w:tcW w:w="2334" w:type="dxa"/>
+            <w:tcW w:w="2606" w:type="dxa"/>
           </w:tcPr>
           <w:p>
             <w:pPr>
@@ -9181,7 +9181,7 @@
         </w:trPr>
         <w:tc>
           <w:tcPr>
-            <w:tcW w:w="1956" w:type="dxa"/>
+            <w:tcW w:w="2185" w:type="dxa"/>
           </w:tcPr>
           <w:p>
             <w:pPr>
@@ -9198,7 +9198,7 @@
         </w:tc>
         <w:tc>
           <w:tcPr>
-            <w:tcW w:w="3623" w:type="dxa"/>
+            <w:tcW w:w="4047" w:type="dxa"/>
           </w:tcPr>
           <w:p>
             <w:pPr>
@@ -9215,7 +9215,7 @@
         </w:tc>
         <w:tc>
           <w:tcPr>
-            <w:tcW w:w="2334" w:type="dxa"/>
+            <w:tcW w:w="2606" w:type="dxa"/>
           </w:tcPr>
           <w:p>
             <w:pPr>
@@ -9237,7 +9237,7 @@
         </w:trPr>
         <w:tc>
           <w:tcPr>
-            <w:tcW w:w="1956" w:type="dxa"/>
+            <w:tcW w:w="2185" w:type="dxa"/>
           </w:tcPr>
           <w:p>
             <w:pPr>
@@ -9254,7 +9254,7 @@
         </w:tc>
         <w:tc>
           <w:tcPr>
-            <w:tcW w:w="3623" w:type="dxa"/>
+            <w:tcW w:w="4047" w:type="dxa"/>
           </w:tcPr>
           <w:p>
             <w:pPr>
@@ -9271,7 +9271,7 @@
         </w:tc>
         <w:tc>
           <w:tcPr>
-            <w:tcW w:w="2334" w:type="dxa"/>
+            <w:tcW w:w="2606" w:type="dxa"/>
           </w:tcPr>
           <w:p>
             <w:pPr>
@@ -9293,7 +9293,7 @@
         </w:trPr>
         <w:tc>
           <w:tcPr>
-            <w:tcW w:w="1956" w:type="dxa"/>
+            <w:tcW w:w="2185" w:type="dxa"/>
           </w:tcPr>
           <w:p>
             <w:pPr>
@@ -9310,7 +9310,7 @@
         </w:tc>
         <w:tc>
           <w:tcPr>
-            <w:tcW w:w="3623" w:type="dxa"/>
+            <w:tcW w:w="4047" w:type="dxa"/>
           </w:tcPr>
           <w:p>
             <w:pPr>
@@ -9327,7 +9327,7 @@
         </w:tc>
         <w:tc>
           <w:tcPr>
-            <w:tcW w:w="2334" w:type="dxa"/>
+            <w:tcW w:w="2606" w:type="dxa"/>
           </w:tcPr>
           <w:p>
             <w:pPr>
@@ -9385,7 +9385,7 @@
     <w:tbl>
       <w:tblPr>
         <w:tblStyle w:val="Table"/>
-        <w:tblW w:type="auto" w:w="0"/>
+        <w:tblW w:type="pct" w:w="5000"/>
         <w:tblLook w:firstRow="1" w:lastRow="0" w:firstColumn="0" w:lastColumn="0" w:noHBand="0" w:noVBand="0" w:val="0020"/>
         <w:jc w:val="start"/>
         <w:tblBorders>
@@ -9398,13 +9398,13 @@
         </w:tblBorders>
       </w:tblPr>
       <w:tblGrid>
-        <w:gridCol w:w="2447"/>
-        <w:gridCol w:w="908"/>
-        <w:gridCol w:w="908"/>
-        <w:gridCol w:w="908"/>
-        <w:gridCol w:w="908"/>
-        <w:gridCol w:w="908"/>
-        <w:gridCol w:w="908"/>
+        <w:gridCol w:w="2739"/>
+        <w:gridCol w:w="1016"/>
+        <w:gridCol w:w="1016"/>
+        <w:gridCol w:w="1016"/>
+        <w:gridCol w:w="1016"/>
+        <w:gridCol w:w="1016"/>
+        <w:gridCol w:w="1019"/>
       </w:tblGrid>
       <w:tr>
         <w:trPr>
@@ -9413,7 +9413,7 @@
         </w:trPr>
         <w:tc>
           <w:tcPr>
-            <w:tcW w:w="2447" w:type="dxa"/>
+            <w:tcW w:w="2739" w:type="dxa"/>
             <w:shd w:val="clear" w:color="auto" w:fill="D9E2F3"/>
           </w:tcPr>
           <w:p>
@@ -9432,7 +9432,7 @@
         </w:tc>
         <w:tc>
           <w:tcPr>
-            <w:tcW w:w="908" w:type="dxa"/>
+            <w:tcW w:w="1016" w:type="dxa"/>
             <w:shd w:val="clear" w:color="auto" w:fill="D9E2F3"/>
           </w:tcPr>
           <w:p>
@@ -9451,7 +9451,7 @@
         </w:tc>
         <w:tc>
           <w:tcPr>
-            <w:tcW w:w="908" w:type="dxa"/>
+            <w:tcW w:w="1016" w:type="dxa"/>
             <w:shd w:val="clear" w:color="auto" w:fill="D9E2F3"/>
           </w:tcPr>
           <w:p>
@@ -9470,7 +9470,7 @@
         </w:tc>
         <w:tc>
           <w:tcPr>
-            <w:tcW w:w="908" w:type="dxa"/>
+            <w:tcW w:w="1016" w:type="dxa"/>
             <w:shd w:val="clear" w:color="auto" w:fill="D9E2F3"/>
           </w:tcPr>
           <w:p>
@@ -9489,7 +9489,7 @@
         </w:tc>
         <w:tc>
           <w:tcPr>
-            <w:tcW w:w="908" w:type="dxa"/>
+            <w:tcW w:w="1016" w:type="dxa"/>
             <w:shd w:val="clear" w:color="auto" w:fill="D9E2F3"/>
           </w:tcPr>
           <w:p>
@@ -9508,7 +9508,7 @@
         </w:tc>
         <w:tc>
           <w:tcPr>
-            <w:tcW w:w="908" w:type="dxa"/>
+            <w:tcW w:w="1016" w:type="dxa"/>
             <w:shd w:val="clear" w:color="auto" w:fill="D9E2F3"/>
           </w:tcPr>
           <w:p>
@@ -9527,7 +9527,7 @@
         </w:tc>
         <w:tc>
           <w:tcPr>
-            <w:tcW w:w="908" w:type="dxa"/>
+            <w:tcW w:w="1019" w:type="dxa"/>
             <w:shd w:val="clear" w:color="auto" w:fill="D9E2F3"/>
           </w:tcPr>
           <w:p>
@@ -9551,7 +9551,7 @@
         </w:trPr>
         <w:tc>
           <w:tcPr>
-            <w:tcW w:w="2447" w:type="dxa"/>
+            <w:tcW w:w="2739" w:type="dxa"/>
           </w:tcPr>
           <w:p>
             <w:pPr>
@@ -9568,7 +9568,7 @@
         </w:tc>
         <w:tc>
           <w:tcPr>
-            <w:tcW w:w="908" w:type="dxa"/>
+            <w:tcW w:w="1016" w:type="dxa"/>
           </w:tcPr>
           <w:p>
             <w:pPr>
@@ -9585,7 +9585,7 @@
         </w:tc>
         <w:tc>
           <w:tcPr>
-            <w:tcW w:w="908" w:type="dxa"/>
+            <w:tcW w:w="1016" w:type="dxa"/>
           </w:tcPr>
           <w:p>
             <w:pPr>
@@ -9602,7 +9602,7 @@
         </w:tc>
         <w:tc>
           <w:tcPr>
-            <w:tcW w:w="908" w:type="dxa"/>
+            <w:tcW w:w="1016" w:type="dxa"/>
           </w:tcPr>
           <w:p>
             <w:pPr>
@@ -9619,7 +9619,7 @@
         </w:tc>
         <w:tc>
           <w:tcPr>
-            <w:tcW w:w="908" w:type="dxa"/>
+            <w:tcW w:w="1016" w:type="dxa"/>
           </w:tcPr>
           <w:p>
             <w:pPr>
@@ -9636,7 +9636,7 @@
         </w:tc>
         <w:tc>
           <w:tcPr>
-            <w:tcW w:w="908" w:type="dxa"/>
+            <w:tcW w:w="1016" w:type="dxa"/>
           </w:tcPr>
           <w:p>
             <w:pPr>
@@ -9653,7 +9653,7 @@
         </w:tc>
         <w:tc>
           <w:tcPr>
-            <w:tcW w:w="908" w:type="dxa"/>
+            <w:tcW w:w="1019" w:type="dxa"/>
           </w:tcPr>
           <w:p>
             <w:pPr>
@@ -9675,7 +9675,7 @@
         </w:trPr>
         <w:tc>
           <w:tcPr>
-            <w:tcW w:w="2447" w:type="dxa"/>
+            <w:tcW w:w="2739" w:type="dxa"/>
           </w:tcPr>
           <w:p>
             <w:pPr>
@@ -9692,7 +9692,7 @@
         </w:tc>
         <w:tc>
           <w:tcPr>
-            <w:tcW w:w="908" w:type="dxa"/>
+            <w:tcW w:w="1016" w:type="dxa"/>
           </w:tcPr>
           <w:p>
             <w:pPr>
@@ -9709,7 +9709,7 @@
         </w:tc>
         <w:tc>
           <w:tcPr>
-            <w:tcW w:w="908" w:type="dxa"/>
+            <w:tcW w:w="1016" w:type="dxa"/>
           </w:tcPr>
           <w:p>
             <w:pPr>
@@ -9726,7 +9726,7 @@
         </w:tc>
         <w:tc>
           <w:tcPr>
-            <w:tcW w:w="908" w:type="dxa"/>
+            <w:tcW w:w="1016" w:type="dxa"/>
           </w:tcPr>
           <w:p>
             <w:pPr>
@@ -9743,7 +9743,7 @@
         </w:tc>
         <w:tc>
           <w:tcPr>
-            <w:tcW w:w="908" w:type="dxa"/>
+            <w:tcW w:w="1016" w:type="dxa"/>
           </w:tcPr>
           <w:p>
             <w:pPr>
@@ -9760,7 +9760,7 @@
         </w:tc>
         <w:tc>
           <w:tcPr>
-            <w:tcW w:w="908" w:type="dxa"/>
+            <w:tcW w:w="1016" w:type="dxa"/>
           </w:tcPr>
           <w:p>
             <w:pPr>
@@ -9777,7 +9777,7 @@
         </w:tc>
         <w:tc>
           <w:tcPr>
-            <w:tcW w:w="908" w:type="dxa"/>
+            <w:tcW w:w="1019" w:type="dxa"/>
           </w:tcPr>
           <w:p>
             <w:pPr>
@@ -9799,7 +9799,7 @@
         </w:trPr>
         <w:tc>
           <w:tcPr>
-            <w:tcW w:w="2447" w:type="dxa"/>
+            <w:tcW w:w="2739" w:type="dxa"/>
           </w:tcPr>
           <w:p>
             <w:pPr>
@@ -9816,7 +9816,7 @@
         </w:tc>
         <w:tc>
           <w:tcPr>
-            <w:tcW w:w="908" w:type="dxa"/>
+            <w:tcW w:w="1016" w:type="dxa"/>
           </w:tcPr>
           <w:p>
             <w:pPr>
@@ -9833,7 +9833,7 @@
         </w:tc>
         <w:tc>
           <w:tcPr>
-            <w:tcW w:w="908" w:type="dxa"/>
+            <w:tcW w:w="1016" w:type="dxa"/>
           </w:tcPr>
           <w:p>
             <w:pPr>
@@ -9850,7 +9850,7 @@
         </w:tc>
         <w:tc>
           <w:tcPr>
-            <w:tcW w:w="908" w:type="dxa"/>
+            <w:tcW w:w="1016" w:type="dxa"/>
           </w:tcPr>
           <w:p>
             <w:pPr>
@@ -9867,7 +9867,7 @@
         </w:tc>
         <w:tc>
           <w:tcPr>
-            <w:tcW w:w="908" w:type="dxa"/>
+            <w:tcW w:w="1016" w:type="dxa"/>
           </w:tcPr>
           <w:p>
             <w:pPr>
@@ -9884,7 +9884,7 @@
         </w:tc>
         <w:tc>
           <w:tcPr>
-            <w:tcW w:w="908" w:type="dxa"/>
+            <w:tcW w:w="1016" w:type="dxa"/>
           </w:tcPr>
           <w:p>
             <w:pPr>
@@ -9901,7 +9901,7 @@
         </w:tc>
         <w:tc>
           <w:tcPr>
-            <w:tcW w:w="908" w:type="dxa"/>
+            <w:tcW w:w="1019" w:type="dxa"/>
           </w:tcPr>
           <w:p>
             <w:pPr>
@@ -9923,7 +9923,7 @@
         </w:trPr>
         <w:tc>
           <w:tcPr>
-            <w:tcW w:w="2447" w:type="dxa"/>
+            <w:tcW w:w="2739" w:type="dxa"/>
           </w:tcPr>
           <w:p>
             <w:pPr>
@@ -9940,7 +9940,7 @@
         </w:tc>
         <w:tc>
           <w:tcPr>
-            <w:tcW w:w="908" w:type="dxa"/>
+            <w:tcW w:w="1016" w:type="dxa"/>
           </w:tcPr>
           <w:p>
             <w:pPr>
@@ -9957,7 +9957,7 @@
         </w:tc>
         <w:tc>
           <w:tcPr>
-            <w:tcW w:w="908" w:type="dxa"/>
+            <w:tcW w:w="1016" w:type="dxa"/>
           </w:tcPr>
           <w:p>
             <w:pPr>
@@ -9974,7 +9974,7 @@
         </w:tc>
         <w:tc>
           <w:tcPr>
-            <w:tcW w:w="908" w:type="dxa"/>
+            <w:tcW w:w="1016" w:type="dxa"/>
           </w:tcPr>
           <w:p>
             <w:pPr>
@@ -9991,7 +9991,7 @@
         </w:tc>
         <w:tc>
           <w:tcPr>
-            <w:tcW w:w="908" w:type="dxa"/>
+            <w:tcW w:w="1016" w:type="dxa"/>
           </w:tcPr>
           <w:p>
             <w:pPr>
@@ -10008,7 +10008,7 @@
         </w:tc>
         <w:tc>
           <w:tcPr>
-            <w:tcW w:w="908" w:type="dxa"/>
+            <w:tcW w:w="1016" w:type="dxa"/>
           </w:tcPr>
           <w:p>
             <w:pPr>
@@ -10025,7 +10025,7 @@
         </w:tc>
         <w:tc>
           <w:tcPr>
-            <w:tcW w:w="908" w:type="dxa"/>
+            <w:tcW w:w="1019" w:type="dxa"/>
           </w:tcPr>
           <w:p>
             <w:pPr>
@@ -10047,7 +10047,7 @@
         </w:trPr>
         <w:tc>
           <w:tcPr>
-            <w:tcW w:w="2447" w:type="dxa"/>
+            <w:tcW w:w="2739" w:type="dxa"/>
           </w:tcPr>
           <w:p>
             <w:pPr>
@@ -10064,7 +10064,7 @@
         </w:tc>
         <w:tc>
           <w:tcPr>
-            <w:tcW w:w="908" w:type="dxa"/>
+            <w:tcW w:w="1016" w:type="dxa"/>
           </w:tcPr>
           <w:p>
             <w:pPr>
@@ -10081,7 +10081,7 @@
         </w:tc>
         <w:tc>
           <w:tcPr>
-            <w:tcW w:w="908" w:type="dxa"/>
+            <w:tcW w:w="1016" w:type="dxa"/>
           </w:tcPr>
           <w:p>
             <w:pPr>
@@ -10098,7 +10098,7 @@
         </w:tc>
         <w:tc>
           <w:tcPr>
-            <w:tcW w:w="908" w:type="dxa"/>
+            <w:tcW w:w="1016" w:type="dxa"/>
           </w:tcPr>
           <w:p>
             <w:pPr>
@@ -10115,7 +10115,7 @@
         </w:tc>
         <w:tc>
           <w:tcPr>
-            <w:tcW w:w="908" w:type="dxa"/>
+            <w:tcW w:w="1016" w:type="dxa"/>
           </w:tcPr>
           <w:p>
             <w:pPr>
@@ -10132,7 +10132,7 @@
         </w:tc>
         <w:tc>
           <w:tcPr>
-            <w:tcW w:w="908" w:type="dxa"/>
+            <w:tcW w:w="1016" w:type="dxa"/>
           </w:tcPr>
           <w:p>
             <w:pPr>
@@ -10149,7 +10149,7 @@
         </w:tc>
         <w:tc>
           <w:tcPr>
-            <w:tcW w:w="908" w:type="dxa"/>
+            <w:tcW w:w="1019" w:type="dxa"/>
           </w:tcPr>
           <w:p>
             <w:pPr>
@@ -10171,7 +10171,7 @@
         </w:trPr>
         <w:tc>
           <w:tcPr>
-            <w:tcW w:w="2447" w:type="dxa"/>
+            <w:tcW w:w="2739" w:type="dxa"/>
           </w:tcPr>
           <w:p>
             <w:pPr>
@@ -10188,7 +10188,7 @@
         </w:tc>
         <w:tc>
           <w:tcPr>
-            <w:tcW w:w="908" w:type="dxa"/>
+            <w:tcW w:w="1016" w:type="dxa"/>
           </w:tcPr>
           <w:p>
             <w:pPr>
@@ -10205,7 +10205,7 @@
         </w:tc>
         <w:tc>
           <w:tcPr>
-            <w:tcW w:w="908" w:type="dxa"/>
+            <w:tcW w:w="1016" w:type="dxa"/>
           </w:tcPr>
           <w:p>
             <w:pPr>
@@ -10222,7 +10222,7 @@
         </w:tc>
         <w:tc>
           <w:tcPr>
-            <w:tcW w:w="908" w:type="dxa"/>
+            <w:tcW w:w="1016" w:type="dxa"/>
           </w:tcPr>
           <w:p>
             <w:pPr>
@@ -10239,7 +10239,7 @@
         </w:tc>
         <w:tc>
           <w:tcPr>
-            <w:tcW w:w="908" w:type="dxa"/>
+            <w:tcW w:w="1016" w:type="dxa"/>
           </w:tcPr>
           <w:p>
             <w:pPr>
@@ -10256,7 +10256,7 @@
         </w:tc>
         <w:tc>
           <w:tcPr>
-            <w:tcW w:w="908" w:type="dxa"/>
+            <w:tcW w:w="1016" w:type="dxa"/>
           </w:tcPr>
           <w:p>
             <w:pPr>
@@ -10273,7 +10273,7 @@
         </w:tc>
         <w:tc>
           <w:tcPr>
-            <w:tcW w:w="908" w:type="dxa"/>
+            <w:tcW w:w="1019" w:type="dxa"/>
           </w:tcPr>
           <w:p>
             <w:pPr>
@@ -10295,7 +10295,7 @@
         </w:trPr>
         <w:tc>
           <w:tcPr>
-            <w:tcW w:w="2447" w:type="dxa"/>
+            <w:tcW w:w="2739" w:type="dxa"/>
           </w:tcPr>
           <w:p>
             <w:pPr>
@@ -10312,7 +10312,7 @@
         </w:tc>
         <w:tc>
           <w:tcPr>
-            <w:tcW w:w="908" w:type="dxa"/>
+            <w:tcW w:w="1016" w:type="dxa"/>
           </w:tcPr>
           <w:p>
             <w:pPr>
@@ -10329,7 +10329,7 @@
         </w:tc>
         <w:tc>
           <w:tcPr>
-            <w:tcW w:w="908" w:type="dxa"/>
+            <w:tcW w:w="1016" w:type="dxa"/>
           </w:tcPr>
           <w:p>
             <w:pPr>
@@ -10346,7 +10346,7 @@
         </w:tc>
         <w:tc>
           <w:tcPr>
-            <w:tcW w:w="908" w:type="dxa"/>
+            <w:tcW w:w="1016" w:type="dxa"/>
           </w:tcPr>
           <w:p>
             <w:pPr>
@@ -10363,7 +10363,7 @@
         </w:tc>
         <w:tc>
           <w:tcPr>
-            <w:tcW w:w="908" w:type="dxa"/>
+            <w:tcW w:w="1016" w:type="dxa"/>
           </w:tcPr>
           <w:p>
             <w:pPr>
@@ -10380,7 +10380,7 @@
         </w:tc>
         <w:tc>
           <w:tcPr>
-            <w:tcW w:w="908" w:type="dxa"/>
+            <w:tcW w:w="1016" w:type="dxa"/>
           </w:tcPr>
           <w:p>
             <w:pPr>
@@ -10397,7 +10397,7 @@
         </w:tc>
         <w:tc>
           <w:tcPr>
-            <w:tcW w:w="908" w:type="dxa"/>
+            <w:tcW w:w="1019" w:type="dxa"/>
           </w:tcPr>
           <w:p>
             <w:pPr>
@@ -10419,7 +10419,7 @@
         </w:trPr>
         <w:tc>
           <w:tcPr>
-            <w:tcW w:w="2447" w:type="dxa"/>
+            <w:tcW w:w="2739" w:type="dxa"/>
           </w:tcPr>
           <w:p>
             <w:pPr>
@@ -10436,7 +10436,7 @@
         </w:tc>
         <w:tc>
           <w:tcPr>
-            <w:tcW w:w="908" w:type="dxa"/>
+            <w:tcW w:w="1016" w:type="dxa"/>
           </w:tcPr>
           <w:p>
             <w:pPr>
@@ -10453,7 +10453,7 @@
         </w:tc>
         <w:tc>
           <w:tcPr>
-            <w:tcW w:w="908" w:type="dxa"/>
+            <w:tcW w:w="1016" w:type="dxa"/>
           </w:tcPr>
           <w:p>
             <w:pPr>
@@ -10470,7 +10470,7 @@
         </w:tc>
         <w:tc>
           <w:tcPr>
-            <w:tcW w:w="908" w:type="dxa"/>
+            <w:tcW w:w="1016" w:type="dxa"/>
           </w:tcPr>
           <w:p>
             <w:pPr>
@@ -10487,7 +10487,7 @@
         </w:tc>
         <w:tc>
           <w:tcPr>
-            <w:tcW w:w="908" w:type="dxa"/>
+            <w:tcW w:w="1016" w:type="dxa"/>
           </w:tcPr>
           <w:p>
             <w:pPr>
@@ -10504,7 +10504,7 @@
         </w:tc>
         <w:tc>
           <w:tcPr>
-            <w:tcW w:w="908" w:type="dxa"/>
+            <w:tcW w:w="1016" w:type="dxa"/>
           </w:tcPr>
           <w:p>
             <w:pPr>
@@ -10521,7 +10521,7 @@
         </w:tc>
         <w:tc>
           <w:tcPr>
-            <w:tcW w:w="908" w:type="dxa"/>
+            <w:tcW w:w="1019" w:type="dxa"/>
           </w:tcPr>
           <w:p>
             <w:pPr>
@@ -10543,7 +10543,7 @@
         </w:trPr>
         <w:tc>
           <w:tcPr>
-            <w:tcW w:w="2447" w:type="dxa"/>
+            <w:tcW w:w="2739" w:type="dxa"/>
           </w:tcPr>
           <w:p>
             <w:pPr>
@@ -10560,7 +10560,7 @@
         </w:tc>
         <w:tc>
           <w:tcPr>
-            <w:tcW w:w="908" w:type="dxa"/>
+            <w:tcW w:w="1016" w:type="dxa"/>
           </w:tcPr>
           <w:p>
             <w:pPr>
@@ -10577,7 +10577,7 @@
         </w:tc>
         <w:tc>
           <w:tcPr>
-            <w:tcW w:w="908" w:type="dxa"/>
+            <w:tcW w:w="1016" w:type="dxa"/>
           </w:tcPr>
           <w:p>
             <w:pPr>
@@ -10594,7 +10594,7 @@
         </w:tc>
         <w:tc>
           <w:tcPr>
-            <w:tcW w:w="908" w:type="dxa"/>
+            <w:tcW w:w="1016" w:type="dxa"/>
           </w:tcPr>
           <w:p>
             <w:pPr>
@@ -10611,7 +10611,7 @@
         </w:tc>
         <w:tc>
           <w:tcPr>
-            <w:tcW w:w="908" w:type="dxa"/>
+            <w:tcW w:w="1016" w:type="dxa"/>
           </w:tcPr>
           <w:p>
             <w:pPr>
@@ -10628,7 +10628,7 @@
         </w:tc>
         <w:tc>
           <w:tcPr>
-            <w:tcW w:w="908" w:type="dxa"/>
+            <w:tcW w:w="1016" w:type="dxa"/>
           </w:tcPr>
           <w:p>
             <w:pPr>
@@ -10645,7 +10645,7 @@
         </w:tc>
         <w:tc>
           <w:tcPr>
-            <w:tcW w:w="908" w:type="dxa"/>
+            <w:tcW w:w="1019" w:type="dxa"/>
           </w:tcPr>
           <w:p>
             <w:pPr>
@@ -10667,7 +10667,7 @@
         </w:trPr>
         <w:tc>
           <w:tcPr>
-            <w:tcW w:w="2447" w:type="dxa"/>
+            <w:tcW w:w="2739" w:type="dxa"/>
           </w:tcPr>
           <w:p>
             <w:pPr>
@@ -10684,7 +10684,7 @@
         </w:tc>
         <w:tc>
           <w:tcPr>
-            <w:tcW w:w="908" w:type="dxa"/>
+            <w:tcW w:w="1016" w:type="dxa"/>
           </w:tcPr>
           <w:p>
             <w:pPr>
@@ -10701,7 +10701,7 @@
         </w:tc>
         <w:tc>
           <w:tcPr>
-            <w:tcW w:w="908" w:type="dxa"/>
+            <w:tcW w:w="1016" w:type="dxa"/>
           </w:tcPr>
           <w:p>
             <w:pPr>
@@ -10718,7 +10718,7 @@
         </w:tc>
         <w:tc>
           <w:tcPr>
-            <w:tcW w:w="908" w:type="dxa"/>
+            <w:tcW w:w="1016" w:type="dxa"/>
           </w:tcPr>
           <w:p>
             <w:pPr>
@@ -10735,7 +10735,7 @@
         </w:tc>
         <w:tc>
           <w:tcPr>
-            <w:tcW w:w="908" w:type="dxa"/>
+            <w:tcW w:w="1016" w:type="dxa"/>
           </w:tcPr>
           <w:p>
             <w:pPr>
@@ -10752,7 +10752,7 @@
         </w:tc>
         <w:tc>
           <w:tcPr>
-            <w:tcW w:w="908" w:type="dxa"/>
+            <w:tcW w:w="1016" w:type="dxa"/>
           </w:tcPr>
           <w:p>
             <w:pPr>
@@ -10769,7 +10769,7 @@
         </w:tc>
         <w:tc>
           <w:tcPr>
-            <w:tcW w:w="908" w:type="dxa"/>
+            <w:tcW w:w="1019" w:type="dxa"/>
           </w:tcPr>
           <w:p>
             <w:pPr>
@@ -10791,7 +10791,7 @@
         </w:trPr>
         <w:tc>
           <w:tcPr>
-            <w:tcW w:w="2447" w:type="dxa"/>
+            <w:tcW w:w="2739" w:type="dxa"/>
           </w:tcPr>
           <w:p>
             <w:pPr>
@@ -10808,7 +10808,7 @@
         </w:tc>
         <w:tc>
           <w:tcPr>
-            <w:tcW w:w="908" w:type="dxa"/>
+            <w:tcW w:w="1016" w:type="dxa"/>
           </w:tcPr>
           <w:p>
             <w:pPr>
@@ -10825,7 +10825,7 @@
         </w:tc>
         <w:tc>
           <w:tcPr>
-            <w:tcW w:w="908" w:type="dxa"/>
+            <w:tcW w:w="1016" w:type="dxa"/>
           </w:tcPr>
           <w:p>
             <w:pPr>
@@ -10842,7 +10842,7 @@
         </w:tc>
         <w:tc>
           <w:tcPr>
-            <w:tcW w:w="908" w:type="dxa"/>
+            <w:tcW w:w="1016" w:type="dxa"/>
           </w:tcPr>
           <w:p>
             <w:pPr>
@@ -10859,7 +10859,7 @@
         </w:tc>
         <w:tc>
           <w:tcPr>
-            <w:tcW w:w="908" w:type="dxa"/>
+            <w:tcW w:w="1016" w:type="dxa"/>
           </w:tcPr>
           <w:p>
             <w:pPr>
@@ -10876,7 +10876,7 @@
         </w:tc>
         <w:tc>
           <w:tcPr>
-            <w:tcW w:w="908" w:type="dxa"/>
+            <w:tcW w:w="1016" w:type="dxa"/>
           </w:tcPr>
           <w:p>
             <w:pPr>
@@ -10893,7 +10893,7 @@
         </w:tc>
         <w:tc>
           <w:tcPr>
-            <w:tcW w:w="908" w:type="dxa"/>
+            <w:tcW w:w="1019" w:type="dxa"/>
           </w:tcPr>
           <w:p>
             <w:pPr>
@@ -10950,8 +10950,8 @@
         </w:tblBorders>
       </w:tblPr>
       <w:tblGrid>
-        <w:gridCol w:w="2086"/>
-        <w:gridCol w:w="5829"/>
+        <w:gridCol w:w="2329"/>
+        <w:gridCol w:w="6509"/>
       </w:tblGrid>
       <w:tr>
         <w:trPr>
@@ -10960,7 +10960,7 @@
         </w:trPr>
         <w:tc>
           <w:tcPr>
-            <w:tcW w:w="2086" w:type="dxa"/>
+            <w:tcW w:w="2329" w:type="dxa"/>
             <w:shd w:val="clear" w:color="auto" w:fill="D9E2F3"/>
           </w:tcPr>
           <w:p>
@@ -10979,7 +10979,7 @@
         </w:tc>
         <w:tc>
           <w:tcPr>
-            <w:tcW w:w="5829" w:type="dxa"/>
+            <w:tcW w:w="6509" w:type="dxa"/>
             <w:shd w:val="clear" w:color="auto" w:fill="D9E2F3"/>
           </w:tcPr>
           <w:p>
@@ -11003,7 +11003,7 @@
         </w:trPr>
         <w:tc>
           <w:tcPr>
-            <w:tcW w:w="2086" w:type="dxa"/>
+            <w:tcW w:w="2329" w:type="dxa"/>
           </w:tcPr>
           <w:p>
             <w:pPr>
@@ -11020,7 +11020,7 @@
         </w:tc>
         <w:tc>
           <w:tcPr>
-            <w:tcW w:w="5829" w:type="dxa"/>
+            <w:tcW w:w="6509" w:type="dxa"/>
           </w:tcPr>
           <w:p>
             <w:pPr>
@@ -11042,7 +11042,7 @@
         </w:trPr>
         <w:tc>
           <w:tcPr>
-            <w:tcW w:w="2086" w:type="dxa"/>
+            <w:tcW w:w="2329" w:type="dxa"/>
           </w:tcPr>
           <w:p>
             <w:pPr>
@@ -11059,7 +11059,7 @@
         </w:tc>
         <w:tc>
           <w:tcPr>
-            <w:tcW w:w="5829" w:type="dxa"/>
+            <w:tcW w:w="6509" w:type="dxa"/>
           </w:tcPr>
           <w:p>
             <w:pPr>
@@ -11081,7 +11081,7 @@
         </w:trPr>
         <w:tc>
           <w:tcPr>
-            <w:tcW w:w="2086" w:type="dxa"/>
+            <w:tcW w:w="2329" w:type="dxa"/>
           </w:tcPr>
           <w:p>
             <w:pPr>
@@ -11098,7 +11098,7 @@
         </w:tc>
         <w:tc>
           <w:tcPr>
-            <w:tcW w:w="5829" w:type="dxa"/>
+            <w:tcW w:w="6509" w:type="dxa"/>
           </w:tcPr>
           <w:p>
             <w:pPr>
@@ -11120,7 +11120,7 @@
         </w:trPr>
         <w:tc>
           <w:tcPr>
-            <w:tcW w:w="2086" w:type="dxa"/>
+            <w:tcW w:w="2329" w:type="dxa"/>
           </w:tcPr>
           <w:p>
             <w:pPr>
@@ -11137,7 +11137,7 @@
         </w:tc>
         <w:tc>
           <w:tcPr>
-            <w:tcW w:w="5829" w:type="dxa"/>
+            <w:tcW w:w="6509" w:type="dxa"/>
           </w:tcPr>
           <w:p>
             <w:pPr>
@@ -11159,7 +11159,7 @@
         </w:trPr>
         <w:tc>
           <w:tcPr>
-            <w:tcW w:w="2086" w:type="dxa"/>
+            <w:tcW w:w="2329" w:type="dxa"/>
           </w:tcPr>
           <w:p>
             <w:pPr>
@@ -11176,7 +11176,7 @@
         </w:tc>
         <w:tc>
           <w:tcPr>
-            <w:tcW w:w="5829" w:type="dxa"/>
+            <w:tcW w:w="6509" w:type="dxa"/>
           </w:tcPr>
           <w:p>
             <w:pPr>
@@ -11198,7 +11198,7 @@
         </w:trPr>
         <w:tc>
           <w:tcPr>
-            <w:tcW w:w="2086" w:type="dxa"/>
+            <w:tcW w:w="2329" w:type="dxa"/>
           </w:tcPr>
           <w:p>
             <w:pPr>
@@ -11215,7 +11215,7 @@
         </w:tc>
         <w:tc>
           <w:tcPr>
-            <w:tcW w:w="5829" w:type="dxa"/>
+            <w:tcW w:w="6509" w:type="dxa"/>
           </w:tcPr>
           <w:p>
             <w:pPr>
@@ -11237,7 +11237,7 @@
         </w:trPr>
         <w:tc>
           <w:tcPr>
-            <w:tcW w:w="2086" w:type="dxa"/>
+            <w:tcW w:w="2329" w:type="dxa"/>
           </w:tcPr>
           <w:p>
             <w:pPr>
@@ -11254,7 +11254,7 @@
         </w:tc>
         <w:tc>
           <w:tcPr>
-            <w:tcW w:w="5829" w:type="dxa"/>
+            <w:tcW w:w="6509" w:type="dxa"/>
           </w:tcPr>
           <w:p>
             <w:pPr>
@@ -11276,7 +11276,7 @@
         </w:trPr>
         <w:tc>
           <w:tcPr>
-            <w:tcW w:w="2086" w:type="dxa"/>
+            <w:tcW w:w="2329" w:type="dxa"/>
           </w:tcPr>
           <w:p>
             <w:pPr>
@@ -11293,7 +11293,7 @@
         </w:tc>
         <w:tc>
           <w:tcPr>
-            <w:tcW w:w="5829" w:type="dxa"/>
+            <w:tcW w:w="6509" w:type="dxa"/>
           </w:tcPr>
           <w:p>
             <w:pPr>
@@ -11315,7 +11315,7 @@
         </w:trPr>
         <w:tc>
           <w:tcPr>
-            <w:tcW w:w="2086" w:type="dxa"/>
+            <w:tcW w:w="2329" w:type="dxa"/>
           </w:tcPr>
           <w:p>
             <w:pPr>
@@ -11332,7 +11332,7 @@
         </w:tc>
         <w:tc>
           <w:tcPr>
-            <w:tcW w:w="5829" w:type="dxa"/>
+            <w:tcW w:w="6509" w:type="dxa"/>
           </w:tcPr>
           <w:p>
             <w:pPr>
@@ -11354,7 +11354,7 @@
         </w:trPr>
         <w:tc>
           <w:tcPr>
-            <w:tcW w:w="2086" w:type="dxa"/>
+            <w:tcW w:w="2329" w:type="dxa"/>
           </w:tcPr>
           <w:p>
             <w:pPr>
@@ -11371,7 +11371,7 @@
         </w:tc>
         <w:tc>
           <w:tcPr>
-            <w:tcW w:w="5829" w:type="dxa"/>
+            <w:tcW w:w="6509" w:type="dxa"/>
           </w:tcPr>
           <w:p>
             <w:pPr>
@@ -11393,7 +11393,7 @@
         </w:trPr>
         <w:tc>
           <w:tcPr>
-            <w:tcW w:w="2086" w:type="dxa"/>
+            <w:tcW w:w="2329" w:type="dxa"/>
           </w:tcPr>
           <w:p>
             <w:pPr>
@@ -11410,7 +11410,7 @@
         </w:tc>
         <w:tc>
           <w:tcPr>
-            <w:tcW w:w="5829" w:type="dxa"/>
+            <w:tcW w:w="6509" w:type="dxa"/>
           </w:tcPr>
           <w:p>
             <w:pPr>
@@ -11432,7 +11432,7 @@
         </w:trPr>
         <w:tc>
           <w:tcPr>
-            <w:tcW w:w="2086" w:type="dxa"/>
+            <w:tcW w:w="2329" w:type="dxa"/>
           </w:tcPr>
           <w:p>
             <w:pPr>
@@ -11449,7 +11449,7 @@
         </w:tc>
         <w:tc>
           <w:tcPr>
-            <w:tcW w:w="5829" w:type="dxa"/>
+            <w:tcW w:w="6509" w:type="dxa"/>
           </w:tcPr>
           <w:p>
             <w:pPr>
@@ -11471,7 +11471,7 @@
         </w:trPr>
         <w:tc>
           <w:tcPr>
-            <w:tcW w:w="2086" w:type="dxa"/>
+            <w:tcW w:w="2329" w:type="dxa"/>
           </w:tcPr>
           <w:p>
             <w:pPr>
@@ -11488,7 +11488,7 @@
         </w:tc>
         <w:tc>
           <w:tcPr>
-            <w:tcW w:w="5829" w:type="dxa"/>
+            <w:tcW w:w="6509" w:type="dxa"/>
           </w:tcPr>
           <w:p>
             <w:pPr>
@@ -11545,8 +11545,8 @@
         </w:tblBorders>
       </w:tblPr>
       <w:tblGrid>
-        <w:gridCol w:w="2425"/>
-        <w:gridCol w:w="5490"/>
+        <w:gridCol w:w="2708"/>
+        <w:gridCol w:w="6130"/>
       </w:tblGrid>
       <w:tr>
         <w:trPr>
@@ -11555,7 +11555,7 @@
         </w:trPr>
         <w:tc>
           <w:tcPr>
-            <w:tcW w:w="2425" w:type="dxa"/>
+            <w:tcW w:w="2708" w:type="dxa"/>
             <w:shd w:val="clear" w:color="auto" w:fill="D9E2F3"/>
           </w:tcPr>
           <w:p>
@@ -11574,7 +11574,7 @@
         </w:tc>
         <w:tc>
           <w:tcPr>
-            <w:tcW w:w="5490" w:type="dxa"/>
+            <w:tcW w:w="6130" w:type="dxa"/>
             <w:shd w:val="clear" w:color="auto" w:fill="D9E2F3"/>
           </w:tcPr>
           <w:p>
@@ -11598,7 +11598,7 @@
         </w:trPr>
         <w:tc>
           <w:tcPr>
-            <w:tcW w:w="2425" w:type="dxa"/>
+            <w:tcW w:w="2708" w:type="dxa"/>
           </w:tcPr>
           <w:p>
             <w:pPr>
@@ -11615,7 +11615,7 @@
         </w:tc>
         <w:tc>
           <w:tcPr>
-            <w:tcW w:w="5490" w:type="dxa"/>
+            <w:tcW w:w="6130" w:type="dxa"/>
           </w:tcPr>
           <w:p>
             <w:pPr>
@@ -11637,7 +11637,7 @@
         </w:trPr>
         <w:tc>
           <w:tcPr>
-            <w:tcW w:w="2425" w:type="dxa"/>
+            <w:tcW w:w="2708" w:type="dxa"/>
           </w:tcPr>
           <w:p>
             <w:pPr>
@@ -11654,7 +11654,7 @@
         </w:tc>
         <w:tc>
           <w:tcPr>
-            <w:tcW w:w="5490" w:type="dxa"/>
+            <w:tcW w:w="6130" w:type="dxa"/>
           </w:tcPr>
           <w:p>
             <w:pPr>
@@ -11676,7 +11676,7 @@
         </w:trPr>
         <w:tc>
           <w:tcPr>
-            <w:tcW w:w="2425" w:type="dxa"/>
+            <w:tcW w:w="2708" w:type="dxa"/>
           </w:tcPr>
           <w:p>
             <w:pPr>
@@ -11693,7 +11693,7 @@
         </w:tc>
         <w:tc>
           <w:tcPr>
-            <w:tcW w:w="5490" w:type="dxa"/>
+            <w:tcW w:w="6130" w:type="dxa"/>
           </w:tcPr>
           <w:p>
             <w:pPr>
@@ -11715,7 +11715,7 @@
         </w:trPr>
         <w:tc>
           <w:tcPr>
-            <w:tcW w:w="2425" w:type="dxa"/>
+            <w:tcW w:w="2708" w:type="dxa"/>
           </w:tcPr>
           <w:p>
             <w:pPr>
@@ -11732,7 +11732,7 @@
         </w:tc>
         <w:tc>
           <w:tcPr>
-            <w:tcW w:w="5490" w:type="dxa"/>
+            <w:tcW w:w="6130" w:type="dxa"/>
           </w:tcPr>
           <w:p>
             <w:pPr>
@@ -11754,7 +11754,7 @@
         </w:trPr>
         <w:tc>
           <w:tcPr>
-            <w:tcW w:w="2425" w:type="dxa"/>
+            <w:tcW w:w="2708" w:type="dxa"/>
           </w:tcPr>
           <w:p>
             <w:pPr>
@@ -11771,7 +11771,7 @@
         </w:tc>
         <w:tc>
           <w:tcPr>
-            <w:tcW w:w="5490" w:type="dxa"/>
+            <w:tcW w:w="6130" w:type="dxa"/>
           </w:tcPr>
           <w:p>
             <w:pPr>
@@ -11793,7 +11793,7 @@
         </w:trPr>
         <w:tc>
           <w:tcPr>
-            <w:tcW w:w="2425" w:type="dxa"/>
+            <w:tcW w:w="2708" w:type="dxa"/>
           </w:tcPr>
           <w:p>
             <w:pPr>
@@ -11810,7 +11810,7 @@
         </w:tc>
         <w:tc>
           <w:tcPr>
-            <w:tcW w:w="5490" w:type="dxa"/>
+            <w:tcW w:w="6130" w:type="dxa"/>
           </w:tcPr>
           <w:p>
             <w:pPr>
@@ -11832,7 +11832,7 @@
         </w:trPr>
         <w:tc>
           <w:tcPr>
-            <w:tcW w:w="2425" w:type="dxa"/>
+            <w:tcW w:w="2708" w:type="dxa"/>
           </w:tcPr>
           <w:p>
             <w:pPr>
@@ -11849,7 +11849,7 @@
         </w:tc>
         <w:tc>
           <w:tcPr>
-            <w:tcW w:w="5490" w:type="dxa"/>
+            <w:tcW w:w="6130" w:type="dxa"/>
           </w:tcPr>
           <w:p>
             <w:pPr>
@@ -11871,7 +11871,7 @@
         </w:trPr>
         <w:tc>
           <w:tcPr>
-            <w:tcW w:w="2425" w:type="dxa"/>
+            <w:tcW w:w="2708" w:type="dxa"/>
           </w:tcPr>
           <w:p>
             <w:pPr>
@@ -11888,7 +11888,7 @@
         </w:tc>
         <w:tc>
           <w:tcPr>
-            <w:tcW w:w="5490" w:type="dxa"/>
+            <w:tcW w:w="6130" w:type="dxa"/>
           </w:tcPr>
           <w:p>
             <w:pPr>
@@ -11931,8 +11931,8 @@
         </w:tblBorders>
       </w:tblPr>
       <w:tblGrid>
-        <w:gridCol w:w="2106"/>
-        <w:gridCol w:w="5809"/>
+        <w:gridCol w:w="2352"/>
+        <w:gridCol w:w="6486"/>
       </w:tblGrid>
       <w:tr>
         <w:trPr>
@@ -11941,7 +11941,7 @@
         </w:trPr>
         <w:tc>
           <w:tcPr>
-            <w:tcW w:w="2106" w:type="dxa"/>
+            <w:tcW w:w="2352" w:type="dxa"/>
             <w:shd w:val="clear" w:color="auto" w:fill="D9E2F3"/>
           </w:tcPr>
           <w:p>
@@ -11960,7 +11960,7 @@
         </w:tc>
         <w:tc>
           <w:tcPr>
-            <w:tcW w:w="5809" w:type="dxa"/>
+            <w:tcW w:w="6486" w:type="dxa"/>
             <w:shd w:val="clear" w:color="auto" w:fill="D9E2F3"/>
           </w:tcPr>
           <w:p>
@@ -11984,7 +11984,7 @@
         </w:trPr>
         <w:tc>
           <w:tcPr>
-            <w:tcW w:w="2106" w:type="dxa"/>
+            <w:tcW w:w="2352" w:type="dxa"/>
           </w:tcPr>
           <w:p>
             <w:pPr>
@@ -12001,7 +12001,7 @@
         </w:tc>
         <w:tc>
           <w:tcPr>
-            <w:tcW w:w="5809" w:type="dxa"/>
+            <w:tcW w:w="6486" w:type="dxa"/>
           </w:tcPr>
           <w:p>
             <w:pPr>
@@ -12023,7 +12023,7 @@
         </w:trPr>
         <w:tc>
           <w:tcPr>
-            <w:tcW w:w="2106" w:type="dxa"/>
+            <w:tcW w:w="2352" w:type="dxa"/>
           </w:tcPr>
           <w:p>
             <w:pPr>
@@ -12040,7 +12040,7 @@
         </w:tc>
         <w:tc>
           <w:tcPr>
-            <w:tcW w:w="5809" w:type="dxa"/>
+            <w:tcW w:w="6486" w:type="dxa"/>
           </w:tcPr>
           <w:p>
             <w:pPr>
@@ -12062,7 +12062,7 @@
         </w:trPr>
         <w:tc>
           <w:tcPr>
-            <w:tcW w:w="2106" w:type="dxa"/>
+            <w:tcW w:w="2352" w:type="dxa"/>
           </w:tcPr>
           <w:p>
             <w:pPr>
@@ -12079,7 +12079,7 @@
         </w:tc>
         <w:tc>
           <w:tcPr>
-            <w:tcW w:w="5809" w:type="dxa"/>
+            <w:tcW w:w="6486" w:type="dxa"/>
           </w:tcPr>
           <w:p>
             <w:pPr>
@@ -12101,7 +12101,7 @@
         </w:trPr>
         <w:tc>
           <w:tcPr>
-            <w:tcW w:w="2106" w:type="dxa"/>
+            <w:tcW w:w="2352" w:type="dxa"/>
           </w:tcPr>
           <w:p>
             <w:pPr>
@@ -12118,7 +12118,7 @@
         </w:tc>
         <w:tc>
           <w:tcPr>
-            <w:tcW w:w="5809" w:type="dxa"/>
+            <w:tcW w:w="6486" w:type="dxa"/>
           </w:tcPr>
           <w:p>
             <w:pPr>
@@ -12140,7 +12140,7 @@
         </w:trPr>
         <w:tc>
           <w:tcPr>
-            <w:tcW w:w="2106" w:type="dxa"/>
+            <w:tcW w:w="2352" w:type="dxa"/>
           </w:tcPr>
           <w:p>
             <w:pPr>
@@ -12157,7 +12157,7 @@
         </w:tc>
         <w:tc>
           <w:tcPr>
-            <w:tcW w:w="5809" w:type="dxa"/>
+            <w:tcW w:w="6486" w:type="dxa"/>
           </w:tcPr>
           <w:p>
             <w:pPr>
@@ -12179,7 +12179,7 @@
         </w:trPr>
         <w:tc>
           <w:tcPr>
-            <w:tcW w:w="2106" w:type="dxa"/>
+            <w:tcW w:w="2352" w:type="dxa"/>
           </w:tcPr>
           <w:p>
             <w:pPr>
@@ -12196,7 +12196,7 @@
         </w:tc>
         <w:tc>
           <w:tcPr>
-            <w:tcW w:w="5809" w:type="dxa"/>
+            <w:tcW w:w="6486" w:type="dxa"/>
           </w:tcPr>
           <w:p>
             <w:pPr>
@@ -12218,7 +12218,7 @@
         </w:trPr>
         <w:tc>
           <w:tcPr>
-            <w:tcW w:w="2106" w:type="dxa"/>
+            <w:tcW w:w="2352" w:type="dxa"/>
           </w:tcPr>
           <w:p>
             <w:pPr>
@@ -12235,7 +12235,7 @@
         </w:tc>
         <w:tc>
           <w:tcPr>
-            <w:tcW w:w="5809" w:type="dxa"/>
+            <w:tcW w:w="6486" w:type="dxa"/>
           </w:tcPr>
           <w:p>
             <w:pPr>
@@ -12292,12 +12292,12 @@
         </w:tblBorders>
       </w:tblPr>
       <w:tblGrid>
-        <w:gridCol w:w="860"/>
-        <w:gridCol w:w="1044"/>
-        <w:gridCol w:w="1956"/>
-        <w:gridCol w:w="1757"/>
-        <w:gridCol w:w="1236"/>
-        <w:gridCol w:w="1043"/>
+        <w:gridCol w:w="963"/>
+        <w:gridCol w:w="1169"/>
+        <w:gridCol w:w="2189"/>
+        <w:gridCol w:w="1967"/>
+        <w:gridCol w:w="1383"/>
+        <w:gridCol w:w="1167"/>
       </w:tblGrid>
       <w:tr>
         <w:trPr>
@@ -12306,7 +12306,7 @@
         </w:trPr>
         <w:tc>
           <w:tcPr>
-            <w:tcW w:w="860" w:type="dxa"/>
+            <w:tcW w:w="963" w:type="dxa"/>
             <w:shd w:val="clear" w:color="auto" w:fill="D9E2F3"/>
           </w:tcPr>
           <w:p>
@@ -12325,7 +12325,7 @@
         </w:tc>
         <w:tc>
           <w:tcPr>
-            <w:tcW w:w="1044" w:type="dxa"/>
+            <w:tcW w:w="1169" w:type="dxa"/>
             <w:shd w:val="clear" w:color="auto" w:fill="D9E2F3"/>
           </w:tcPr>
           <w:p>
@@ -12344,7 +12344,7 @@
         </w:tc>
         <w:tc>
           <w:tcPr>
-            <w:tcW w:w="1956" w:type="dxa"/>
+            <w:tcW w:w="2189" w:type="dxa"/>
             <w:shd w:val="clear" w:color="auto" w:fill="D9E2F3"/>
           </w:tcPr>
           <w:p>
@@ -12363,7 +12363,7 @@
         </w:tc>
         <w:tc>
           <w:tcPr>
-            <w:tcW w:w="1757" w:type="dxa"/>
+            <w:tcW w:w="1967" w:type="dxa"/>
             <w:shd w:val="clear" w:color="auto" w:fill="D9E2F3"/>
           </w:tcPr>
           <w:p>
@@ -12382,7 +12382,7 @@
         </w:tc>
         <w:tc>
           <w:tcPr>
-            <w:tcW w:w="1236" w:type="dxa"/>
+            <w:tcW w:w="1383" w:type="dxa"/>
             <w:shd w:val="clear" w:color="auto" w:fill="D9E2F3"/>
           </w:tcPr>
           <w:p>
@@ -12401,7 +12401,7 @@
         </w:tc>
         <w:tc>
           <w:tcPr>
-            <w:tcW w:w="1043" w:type="dxa"/>
+            <w:tcW w:w="1167" w:type="dxa"/>
             <w:shd w:val="clear" w:color="auto" w:fill="D9E2F3"/>
           </w:tcPr>
           <w:p>
@@ -12425,7 +12425,7 @@
         </w:trPr>
         <w:tc>
           <w:tcPr>
-            <w:tcW w:w="860" w:type="dxa"/>
+            <w:tcW w:w="963" w:type="dxa"/>
           </w:tcPr>
           <w:p>
             <w:pPr>
@@ -12442,7 +12442,7 @@
         </w:tc>
         <w:tc>
           <w:tcPr>
-            <w:tcW w:w="1044" w:type="dxa"/>
+            <w:tcW w:w="1169" w:type="dxa"/>
           </w:tcPr>
           <w:p>
             <w:pPr>
@@ -12459,7 +12459,7 @@
         </w:tc>
         <w:tc>
           <w:tcPr>
-            <w:tcW w:w="1956" w:type="dxa"/>
+            <w:tcW w:w="2189" w:type="dxa"/>
           </w:tcPr>
           <w:p>
             <w:pPr>
@@ -12476,7 +12476,7 @@
         </w:tc>
         <w:tc>
           <w:tcPr>
-            <w:tcW w:w="1757" w:type="dxa"/>
+            <w:tcW w:w="1967" w:type="dxa"/>
           </w:tcPr>
           <w:p>
             <w:pPr>
@@ -12493,7 +12493,7 @@
         </w:tc>
         <w:tc>
           <w:tcPr>
-            <w:tcW w:w="1236" w:type="dxa"/>
+            <w:tcW w:w="1383" w:type="dxa"/>
           </w:tcPr>
           <w:p>
             <w:pPr>
@@ -12510,7 +12510,7 @@
         </w:tc>
         <w:tc>
           <w:tcPr>
-            <w:tcW w:w="1043" w:type="dxa"/>
+            <w:tcW w:w="1167" w:type="dxa"/>
           </w:tcPr>
           <w:p>
             <w:pPr>
@@ -12532,7 +12532,7 @@
         </w:trPr>
         <w:tc>
           <w:tcPr>
-            <w:tcW w:w="860" w:type="dxa"/>
+            <w:tcW w:w="963" w:type="dxa"/>
           </w:tcPr>
           <w:p>
             <w:pPr>
@@ -12549,7 +12549,7 @@
         </w:tc>
         <w:tc>
           <w:tcPr>
-            <w:tcW w:w="1044" w:type="dxa"/>
+            <w:tcW w:w="1169" w:type="dxa"/>
           </w:tcPr>
           <w:p>
             <w:pPr>
@@ -12566,7 +12566,7 @@
         </w:tc>
         <w:tc>
           <w:tcPr>
-            <w:tcW w:w="1956" w:type="dxa"/>
+            <w:tcW w:w="2189" w:type="dxa"/>
           </w:tcPr>
           <w:p>
             <w:pPr>
@@ -12583,7 +12583,7 @@
         </w:tc>
         <w:tc>
           <w:tcPr>
-            <w:tcW w:w="1757" w:type="dxa"/>
+            <w:tcW w:w="1967" w:type="dxa"/>
           </w:tcPr>
           <w:p>
             <w:pPr>
@@ -12600,7 +12600,7 @@
         </w:tc>
         <w:tc>
           <w:tcPr>
-            <w:tcW w:w="1236" w:type="dxa"/>
+            <w:tcW w:w="1383" w:type="dxa"/>
           </w:tcPr>
           <w:p>
             <w:pPr>
@@ -12617,7 +12617,7 @@
         </w:tc>
         <w:tc>
           <w:tcPr>
-            <w:tcW w:w="1043" w:type="dxa"/>
+            <w:tcW w:w="1167" w:type="dxa"/>
           </w:tcPr>
           <w:p>
             <w:pPr>
@@ -12639,7 +12639,7 @@
         </w:trPr>
         <w:tc>
           <w:tcPr>
-            <w:tcW w:w="860" w:type="dxa"/>
+            <w:tcW w:w="963" w:type="dxa"/>
           </w:tcPr>
           <w:p>
             <w:pPr>
@@ -12656,7 +12656,7 @@
         </w:tc>
         <w:tc>
           <w:tcPr>
-            <w:tcW w:w="1044" w:type="dxa"/>
+            <w:tcW w:w="1169" w:type="dxa"/>
           </w:tcPr>
           <w:p>
             <w:pPr>
@@ -12673,7 +12673,7 @@
         </w:tc>
         <w:tc>
           <w:tcPr>
-            <w:tcW w:w="1956" w:type="dxa"/>
+            <w:tcW w:w="2189" w:type="dxa"/>
           </w:tcPr>
           <w:p>
             <w:pPr>
@@ -12690,7 +12690,7 @@
         </w:tc>
         <w:tc>
           <w:tcPr>
-            <w:tcW w:w="1757" w:type="dxa"/>
+            <w:tcW w:w="1967" w:type="dxa"/>
           </w:tcPr>
           <w:p>
             <w:pPr>
@@ -12707,7 +12707,7 @@
         </w:tc>
         <w:tc>
           <w:tcPr>
-            <w:tcW w:w="1236" w:type="dxa"/>
+            <w:tcW w:w="1383" w:type="dxa"/>
           </w:tcPr>
           <w:p>
             <w:pPr>
@@ -12724,7 +12724,7 @@
         </w:tc>
         <w:tc>
           <w:tcPr>
-            <w:tcW w:w="1043" w:type="dxa"/>
+            <w:tcW w:w="1167" w:type="dxa"/>
           </w:tcPr>
           <w:p>
             <w:pPr>
@@ -12746,7 +12746,7 @@
         </w:trPr>
         <w:tc>
           <w:tcPr>
-            <w:tcW w:w="860" w:type="dxa"/>
+            <w:tcW w:w="963" w:type="dxa"/>
           </w:tcPr>
           <w:p>
             <w:pPr>
@@ -12763,7 +12763,7 @@
         </w:tc>
         <w:tc>
           <w:tcPr>
-            <w:tcW w:w="1044" w:type="dxa"/>
+            <w:tcW w:w="1169" w:type="dxa"/>
           </w:tcPr>
           <w:p>
             <w:pPr>
@@ -12780,7 +12780,7 @@
         </w:tc>
         <w:tc>
           <w:tcPr>
-            <w:tcW w:w="1956" w:type="dxa"/>
+            <w:tcW w:w="2189" w:type="dxa"/>
           </w:tcPr>
           <w:p>
             <w:pPr>
@@ -12797,7 +12797,7 @@
         </w:tc>
         <w:tc>
           <w:tcPr>
-            <w:tcW w:w="1757" w:type="dxa"/>
+            <w:tcW w:w="1967" w:type="dxa"/>
           </w:tcPr>
           <w:p>
             <w:pPr>
@@ -12814,7 +12814,7 @@
         </w:tc>
         <w:tc>
           <w:tcPr>
-            <w:tcW w:w="1236" w:type="dxa"/>
+            <w:tcW w:w="1383" w:type="dxa"/>
           </w:tcPr>
           <w:p>
             <w:pPr>
@@ -12831,7 +12831,7 @@
         </w:tc>
         <w:tc>
           <w:tcPr>
-            <w:tcW w:w="1043" w:type="dxa"/>
+            <w:tcW w:w="1167" w:type="dxa"/>
           </w:tcPr>
           <w:p>
             <w:pPr>
@@ -12853,7 +12853,7 @@
         </w:trPr>
         <w:tc>
           <w:tcPr>
-            <w:tcW w:w="860" w:type="dxa"/>
+            <w:tcW w:w="963" w:type="dxa"/>
           </w:tcPr>
           <w:p>
             <w:pPr>
@@ -12870,7 +12870,7 @@
         </w:tc>
         <w:tc>
           <w:tcPr>
-            <w:tcW w:w="1044" w:type="dxa"/>
+            <w:tcW w:w="1169" w:type="dxa"/>
           </w:tcPr>
           <w:p>
             <w:pPr>
@@ -12887,7 +12887,7 @@
         </w:tc>
         <w:tc>
           <w:tcPr>
-            <w:tcW w:w="1956" w:type="dxa"/>
+            <w:tcW w:w="2189" w:type="dxa"/>
           </w:tcPr>
           <w:p>
             <w:pPr>
@@ -12904,7 +12904,7 @@
         </w:tc>
         <w:tc>
           <w:tcPr>
-            <w:tcW w:w="1757" w:type="dxa"/>
+            <w:tcW w:w="1967" w:type="dxa"/>
           </w:tcPr>
           <w:p>
             <w:pPr>
@@ -12921,7 +12921,7 @@
         </w:tc>
         <w:tc>
           <w:tcPr>
-            <w:tcW w:w="1236" w:type="dxa"/>
+            <w:tcW w:w="1383" w:type="dxa"/>
           </w:tcPr>
           <w:p>
             <w:pPr>
@@ -12938,7 +12938,7 @@
         </w:tc>
         <w:tc>
           <w:tcPr>
-            <w:tcW w:w="1043" w:type="dxa"/>
+            <w:tcW w:w="1167" w:type="dxa"/>
           </w:tcPr>
           <w:p>
             <w:pPr>
@@ -12960,7 +12960,7 @@
         </w:trPr>
         <w:tc>
           <w:tcPr>
-            <w:tcW w:w="860" w:type="dxa"/>
+            <w:tcW w:w="963" w:type="dxa"/>
           </w:tcPr>
           <w:p>
             <w:pPr>
@@ -12977,7 +12977,7 @@
         </w:tc>
         <w:tc>
           <w:tcPr>
-            <w:tcW w:w="1044" w:type="dxa"/>
+            <w:tcW w:w="1169" w:type="dxa"/>
           </w:tcPr>
           <w:p>
             <w:pPr>
@@ -12994,7 +12994,7 @@
         </w:tc>
         <w:tc>
           <w:tcPr>
-            <w:tcW w:w="1956" w:type="dxa"/>
+            <w:tcW w:w="2189" w:type="dxa"/>
           </w:tcPr>
           <w:p>
             <w:pPr>
@@ -13011,7 +13011,7 @@
         </w:tc>
         <w:tc>
           <w:tcPr>
-            <w:tcW w:w="1757" w:type="dxa"/>
+            <w:tcW w:w="1967" w:type="dxa"/>
           </w:tcPr>
           <w:p>
             <w:pPr>
@@ -13028,7 +13028,7 @@
         </w:tc>
         <w:tc>
           <w:tcPr>
-            <w:tcW w:w="1236" w:type="dxa"/>
+            <w:tcW w:w="1383" w:type="dxa"/>
           </w:tcPr>
           <w:p>
             <w:pPr>
@@ -13045,7 +13045,7 @@
         </w:tc>
         <w:tc>
           <w:tcPr>
-            <w:tcW w:w="1043" w:type="dxa"/>
+            <w:tcW w:w="1167" w:type="dxa"/>
           </w:tcPr>
           <w:p>
             <w:pPr>
@@ -13067,7 +13067,7 @@
         </w:trPr>
         <w:tc>
           <w:tcPr>
-            <w:tcW w:w="860" w:type="dxa"/>
+            <w:tcW w:w="963" w:type="dxa"/>
           </w:tcPr>
           <w:p>
             <w:pPr>
@@ -13084,7 +13084,7 @@
         </w:tc>
         <w:tc>
           <w:tcPr>
-            <w:tcW w:w="1044" w:type="dxa"/>
+            <w:tcW w:w="1169" w:type="dxa"/>
           </w:tcPr>
           <w:p>
             <w:pPr>
@@ -13101,7 +13101,7 @@
         </w:tc>
         <w:tc>
           <w:tcPr>
-            <w:tcW w:w="1956" w:type="dxa"/>
+            <w:tcW w:w="2189" w:type="dxa"/>
           </w:tcPr>
           <w:p>
             <w:pPr>
@@ -13118,7 +13118,7 @@
         </w:tc>
         <w:tc>
           <w:tcPr>
-            <w:tcW w:w="1757" w:type="dxa"/>
+            <w:tcW w:w="1967" w:type="dxa"/>
           </w:tcPr>
           <w:p>
             <w:pPr>
@@ -13135,7 +13135,7 @@
         </w:tc>
         <w:tc>
           <w:tcPr>
-            <w:tcW w:w="1236" w:type="dxa"/>
+            <w:tcW w:w="1383" w:type="dxa"/>
           </w:tcPr>
           <w:p>
             <w:pPr>
@@ -13152,7 +13152,7 @@
         </w:tc>
         <w:tc>
           <w:tcPr>
-            <w:tcW w:w="1043" w:type="dxa"/>
+            <w:tcW w:w="1167" w:type="dxa"/>
           </w:tcPr>
           <w:p>
             <w:pPr>
@@ -13174,7 +13174,7 @@
         </w:trPr>
         <w:tc>
           <w:tcPr>
-            <w:tcW w:w="860" w:type="dxa"/>
+            <w:tcW w:w="963" w:type="dxa"/>
           </w:tcPr>
           <w:p>
             <w:pPr>
@@ -13191,7 +13191,7 @@
         </w:tc>
         <w:tc>
           <w:tcPr>
-            <w:tcW w:w="1044" w:type="dxa"/>
+            <w:tcW w:w="1169" w:type="dxa"/>
           </w:tcPr>
           <w:p>
             <w:pPr>
@@ -13208,7 +13208,7 @@
         </w:tc>
         <w:tc>
           <w:tcPr>
-            <w:tcW w:w="1956" w:type="dxa"/>
+            <w:tcW w:w="2189" w:type="dxa"/>
           </w:tcPr>
           <w:p>
             <w:pPr>
@@ -13225,7 +13225,7 @@
         </w:tc>
         <w:tc>
           <w:tcPr>
-            <w:tcW w:w="1757" w:type="dxa"/>
+            <w:tcW w:w="1967" w:type="dxa"/>
           </w:tcPr>
           <w:p>
             <w:pPr>
@@ -13242,7 +13242,7 @@
         </w:tc>
         <w:tc>
           <w:tcPr>
-            <w:tcW w:w="1236" w:type="dxa"/>
+            <w:tcW w:w="1383" w:type="dxa"/>
           </w:tcPr>
           <w:p>
             <w:pPr>
@@ -13259,7 +13259,7 @@
         </w:tc>
         <w:tc>
           <w:tcPr>
-            <w:tcW w:w="1043" w:type="dxa"/>
+            <w:tcW w:w="1167" w:type="dxa"/>
           </w:tcPr>
           <w:p>
             <w:pPr>
@@ -13281,7 +13281,7 @@
         </w:trPr>
         <w:tc>
           <w:tcPr>
-            <w:tcW w:w="860" w:type="dxa"/>
+            <w:tcW w:w="963" w:type="dxa"/>
           </w:tcPr>
           <w:p>
             <w:pPr>
@@ -13298,7 +13298,7 @@
         </w:tc>
         <w:tc>
           <w:tcPr>
-            <w:tcW w:w="1044" w:type="dxa"/>
+            <w:tcW w:w="1169" w:type="dxa"/>
           </w:tcPr>
           <w:p>
             <w:pPr>
@@ -13315,7 +13315,7 @@
         </w:tc>
         <w:tc>
           <w:tcPr>
-            <w:tcW w:w="1956" w:type="dxa"/>
+            <w:tcW w:w="2189" w:type="dxa"/>
           </w:tcPr>
           <w:p>
             <w:pPr>
@@ -13332,7 +13332,7 @@
         </w:tc>
         <w:tc>
           <w:tcPr>
-            <w:tcW w:w="1757" w:type="dxa"/>
+            <w:tcW w:w="1967" w:type="dxa"/>
           </w:tcPr>
           <w:p>
             <w:pPr>
@@ -13349,7 +13349,7 @@
         </w:tc>
         <w:tc>
           <w:tcPr>
-            <w:tcW w:w="1236" w:type="dxa"/>
+            <w:tcW w:w="1383" w:type="dxa"/>
           </w:tcPr>
           <w:p>
             <w:pPr>
@@ -13366,7 +13366,7 @@
         </w:tc>
         <w:tc>
           <w:tcPr>
-            <w:tcW w:w="1043" w:type="dxa"/>
+            <w:tcW w:w="1167" w:type="dxa"/>
           </w:tcPr>
           <w:p>
             <w:pPr>
@@ -13388,7 +13388,7 @@
         </w:trPr>
         <w:tc>
           <w:tcPr>
-            <w:tcW w:w="860" w:type="dxa"/>
+            <w:tcW w:w="963" w:type="dxa"/>
           </w:tcPr>
           <w:p>
             <w:pPr>
@@ -13405,7 +13405,7 @@
         </w:tc>
         <w:tc>
           <w:tcPr>
-            <w:tcW w:w="1044" w:type="dxa"/>
+            <w:tcW w:w="1169" w:type="dxa"/>
           </w:tcPr>
           <w:p>
             <w:pPr>
@@ -13422,7 +13422,7 @@
         </w:tc>
         <w:tc>
           <w:tcPr>
-            <w:tcW w:w="1956" w:type="dxa"/>
+            <w:tcW w:w="2189" w:type="dxa"/>
           </w:tcPr>
           <w:p>
             <w:pPr>
@@ -13439,7 +13439,7 @@
         </w:tc>
         <w:tc>
           <w:tcPr>
-            <w:tcW w:w="1757" w:type="dxa"/>
+            <w:tcW w:w="1967" w:type="dxa"/>
           </w:tcPr>
           <w:p>
             <w:pPr>
@@ -13456,7 +13456,7 @@
         </w:tc>
         <w:tc>
           <w:tcPr>
-            <w:tcW w:w="1236" w:type="dxa"/>
+            <w:tcW w:w="1383" w:type="dxa"/>
           </w:tcPr>
           <w:p>
             <w:pPr>
@@ -13473,7 +13473,7 @@
         </w:tc>
         <w:tc>
           <w:tcPr>
-            <w:tcW w:w="1043" w:type="dxa"/>
+            <w:tcW w:w="1167" w:type="dxa"/>
           </w:tcPr>
           <w:p>
             <w:pPr>
@@ -13495,7 +13495,7 @@
         </w:trPr>
         <w:tc>
           <w:tcPr>
-            <w:tcW w:w="860" w:type="dxa"/>
+            <w:tcW w:w="963" w:type="dxa"/>
           </w:tcPr>
           <w:p>
             <w:pPr>
@@ -13512,7 +13512,7 @@
         </w:tc>
         <w:tc>
           <w:tcPr>
-            <w:tcW w:w="1044" w:type="dxa"/>
+            <w:tcW w:w="1169" w:type="dxa"/>
           </w:tcPr>
           <w:p>
             <w:pPr>
@@ -13529,7 +13529,7 @@
         </w:tc>
         <w:tc>
           <w:tcPr>
-            <w:tcW w:w="1956" w:type="dxa"/>
+            <w:tcW w:w="2189" w:type="dxa"/>
           </w:tcPr>
           <w:p>
             <w:pPr>
@@ -13546,7 +13546,7 @@
         </w:tc>
         <w:tc>
           <w:tcPr>
-            <w:tcW w:w="1757" w:type="dxa"/>
+            <w:tcW w:w="1967" w:type="dxa"/>
           </w:tcPr>
           <w:p>
             <w:pPr>
@@ -13563,7 +13563,7 @@
         </w:tc>
         <w:tc>
           <w:tcPr>
-            <w:tcW w:w="1236" w:type="dxa"/>
+            <w:tcW w:w="1383" w:type="dxa"/>
           </w:tcPr>
           <w:p>
             <w:pPr>
@@ -13580,7 +13580,7 @@
         </w:tc>
         <w:tc>
           <w:tcPr>
-            <w:tcW w:w="1043" w:type="dxa"/>
+            <w:tcW w:w="1167" w:type="dxa"/>
           </w:tcPr>
           <w:p>
             <w:pPr>
@@ -13602,7 +13602,7 @@
         </w:trPr>
         <w:tc>
           <w:tcPr>
-            <w:tcW w:w="860" w:type="dxa"/>
+            <w:tcW w:w="963" w:type="dxa"/>
           </w:tcPr>
           <w:p>
             <w:pPr>
@@ -13619,7 +13619,7 @@
         </w:tc>
         <w:tc>
           <w:tcPr>
-            <w:tcW w:w="1044" w:type="dxa"/>
+            <w:tcW w:w="1169" w:type="dxa"/>
           </w:tcPr>
           <w:p>
             <w:pPr>
@@ -13636,7 +13636,7 @@
         </w:tc>
         <w:tc>
           <w:tcPr>
-            <w:tcW w:w="1956" w:type="dxa"/>
+            <w:tcW w:w="2189" w:type="dxa"/>
           </w:tcPr>
           <w:p>
             <w:pPr>
@@ -13653,7 +13653,7 @@
         </w:tc>
         <w:tc>
           <w:tcPr>
-            <w:tcW w:w="1757" w:type="dxa"/>
+            <w:tcW w:w="1967" w:type="dxa"/>
           </w:tcPr>
           <w:p>
             <w:pPr>
@@ -13670,7 +13670,7 @@
         </w:tc>
         <w:tc>
           <w:tcPr>
-            <w:tcW w:w="1236" w:type="dxa"/>
+            <w:tcW w:w="1383" w:type="dxa"/>
           </w:tcPr>
           <w:p>
             <w:pPr>
@@ -13687,7 +13687,7 @@
         </w:tc>
         <w:tc>
           <w:tcPr>
-            <w:tcW w:w="1043" w:type="dxa"/>
+            <w:tcW w:w="1167" w:type="dxa"/>
           </w:tcPr>
           <w:p>
             <w:pPr>
@@ -13709,7 +13709,7 @@
         </w:trPr>
         <w:tc>
           <w:tcPr>
-            <w:tcW w:w="860" w:type="dxa"/>
+            <w:tcW w:w="963" w:type="dxa"/>
           </w:tcPr>
           <w:p>
             <w:pPr>
@@ -13726,7 +13726,7 @@
         </w:tc>
         <w:tc>
           <w:tcPr>
-            <w:tcW w:w="1044" w:type="dxa"/>
+            <w:tcW w:w="1169" w:type="dxa"/>
           </w:tcPr>
           <w:p>
             <w:pPr>
@@ -13743,7 +13743,7 @@
         </w:tc>
         <w:tc>
           <w:tcPr>
-            <w:tcW w:w="1956" w:type="dxa"/>
+            <w:tcW w:w="2189" w:type="dxa"/>
           </w:tcPr>
           <w:p>
             <w:pPr>
@@ -13760,7 +13760,7 @@
         </w:tc>
         <w:tc>
           <w:tcPr>
-            <w:tcW w:w="1757" w:type="dxa"/>
+            <w:tcW w:w="1967" w:type="dxa"/>
           </w:tcPr>
           <w:p>
             <w:pPr>
@@ -13777,7 +13777,7 @@
         </w:tc>
         <w:tc>
           <w:tcPr>
-            <w:tcW w:w="1236" w:type="dxa"/>
+            <w:tcW w:w="1383" w:type="dxa"/>
           </w:tcPr>
           <w:p>
             <w:pPr>
@@ -13794,7 +13794,7 @@
         </w:tc>
         <w:tc>
           <w:tcPr>
-            <w:tcW w:w="1043" w:type="dxa"/>
+            <w:tcW w:w="1167" w:type="dxa"/>
           </w:tcPr>
           <w:p>
             <w:pPr>
@@ -13816,7 +13816,7 @@
         </w:trPr>
         <w:tc>
           <w:tcPr>
-            <w:tcW w:w="860" w:type="dxa"/>
+            <w:tcW w:w="963" w:type="dxa"/>
           </w:tcPr>
           <w:p>
             <w:pPr>
@@ -13833,7 +13833,7 @@
         </w:tc>
         <w:tc>
           <w:tcPr>
-            <w:tcW w:w="1044" w:type="dxa"/>
+            <w:tcW w:w="1169" w:type="dxa"/>
           </w:tcPr>
           <w:p>
             <w:pPr>
@@ -13850,7 +13850,7 @@
         </w:tc>
         <w:tc>
           <w:tcPr>
-            <w:tcW w:w="1956" w:type="dxa"/>
+            <w:tcW w:w="2189" w:type="dxa"/>
           </w:tcPr>
           <w:p>
             <w:pPr>
@@ -13867,7 +13867,7 @@
         </w:tc>
         <w:tc>
           <w:tcPr>
-            <w:tcW w:w="1757" w:type="dxa"/>
+            <w:tcW w:w="1967" w:type="dxa"/>
           </w:tcPr>
           <w:p>
             <w:pPr>
@@ -13884,7 +13884,7 @@
         </w:tc>
         <w:tc>
           <w:tcPr>
-            <w:tcW w:w="1236" w:type="dxa"/>
+            <w:tcW w:w="1383" w:type="dxa"/>
           </w:tcPr>
           <w:p>
             <w:pPr>
@@ -13901,7 +13901,7 @@
         </w:tc>
         <w:tc>
           <w:tcPr>
-            <w:tcW w:w="1043" w:type="dxa"/>
+            <w:tcW w:w="1167" w:type="dxa"/>
           </w:tcPr>
           <w:p>
             <w:pPr>
@@ -13923,7 +13923,7 @@
         </w:trPr>
         <w:tc>
           <w:tcPr>
-            <w:tcW w:w="860" w:type="dxa"/>
+            <w:tcW w:w="963" w:type="dxa"/>
           </w:tcPr>
           <w:p>
             <w:pPr>
@@ -13940,7 +13940,7 @@
         </w:tc>
         <w:tc>
           <w:tcPr>
-            <w:tcW w:w="1044" w:type="dxa"/>
+            <w:tcW w:w="1169" w:type="dxa"/>
           </w:tcPr>
           <w:p>
             <w:pPr>
@@ -13957,7 +13957,7 @@
         </w:tc>
         <w:tc>
           <w:tcPr>
-            <w:tcW w:w="1956" w:type="dxa"/>
+            <w:tcW w:w="2189" w:type="dxa"/>
           </w:tcPr>
           <w:p>
             <w:pPr>
@@ -13974,7 +13974,7 @@
         </w:tc>
         <w:tc>
           <w:tcPr>
-            <w:tcW w:w="1757" w:type="dxa"/>
+            <w:tcW w:w="1967" w:type="dxa"/>
           </w:tcPr>
           <w:p>
             <w:pPr>
@@ -13991,7 +13991,7 @@
         </w:tc>
         <w:tc>
           <w:tcPr>
-            <w:tcW w:w="1236" w:type="dxa"/>
+            <w:tcW w:w="1383" w:type="dxa"/>
           </w:tcPr>
           <w:p>
             <w:pPr>
@@ -14008,7 +14008,7 @@
         </w:tc>
         <w:tc>
           <w:tcPr>
-            <w:tcW w:w="1043" w:type="dxa"/>
+            <w:tcW w:w="1167" w:type="dxa"/>
           </w:tcPr>
           <w:p>
             <w:pPr>
@@ -14030,7 +14030,7 @@
         </w:trPr>
         <w:tc>
           <w:tcPr>
-            <w:tcW w:w="860" w:type="dxa"/>
+            <w:tcW w:w="963" w:type="dxa"/>
           </w:tcPr>
           <w:p>
             <w:pPr>
@@ -14047,7 +14047,7 @@
         </w:tc>
         <w:tc>
           <w:tcPr>
-            <w:tcW w:w="1044" w:type="dxa"/>
+            <w:tcW w:w="1169" w:type="dxa"/>
           </w:tcPr>
           <w:p>
             <w:pPr>
@@ -14064,7 +14064,7 @@
         </w:tc>
         <w:tc>
           <w:tcPr>
-            <w:tcW w:w="1956" w:type="dxa"/>
+            <w:tcW w:w="2189" w:type="dxa"/>
           </w:tcPr>
           <w:p>
             <w:pPr>
@@ -14081,7 +14081,7 @@
         </w:tc>
         <w:tc>
           <w:tcPr>
-            <w:tcW w:w="1757" w:type="dxa"/>
+            <w:tcW w:w="1967" w:type="dxa"/>
           </w:tcPr>
           <w:p>
             <w:pPr>
@@ -14098,7 +14098,7 @@
         </w:tc>
         <w:tc>
           <w:tcPr>
-            <w:tcW w:w="1236" w:type="dxa"/>
+            <w:tcW w:w="1383" w:type="dxa"/>
           </w:tcPr>
           <w:p>
             <w:pPr>
@@ -14115,7 +14115,7 @@
         </w:tc>
         <w:tc>
           <w:tcPr>
-            <w:tcW w:w="1043" w:type="dxa"/>
+            <w:tcW w:w="1167" w:type="dxa"/>
           </w:tcPr>
           <w:p>
             <w:pPr>
@@ -14137,7 +14137,7 @@
         </w:trPr>
         <w:tc>
           <w:tcPr>
-            <w:tcW w:w="860" w:type="dxa"/>
+            <w:tcW w:w="963" w:type="dxa"/>
           </w:tcPr>
           <w:p>
             <w:pPr>
@@ -14154,7 +14154,7 @@
         </w:tc>
         <w:tc>
           <w:tcPr>
-            <w:tcW w:w="1044" w:type="dxa"/>
+            <w:tcW w:w="1169" w:type="dxa"/>
           </w:tcPr>
           <w:p>
             <w:pPr>
@@ -14171,7 +14171,7 @@
         </w:tc>
         <w:tc>
           <w:tcPr>
-            <w:tcW w:w="1956" w:type="dxa"/>
+            <w:tcW w:w="2189" w:type="dxa"/>
           </w:tcPr>
           <w:p>
             <w:pPr>
@@ -14188,7 +14188,7 @@
         </w:tc>
         <w:tc>
           <w:tcPr>
-            <w:tcW w:w="1757" w:type="dxa"/>
+            <w:tcW w:w="1967" w:type="dxa"/>
           </w:tcPr>
           <w:p>
             <w:pPr>
@@ -14205,7 +14205,7 @@
         </w:tc>
         <w:tc>
           <w:tcPr>
-            <w:tcW w:w="1236" w:type="dxa"/>
+            <w:tcW w:w="1383" w:type="dxa"/>
           </w:tcPr>
           <w:p>
             <w:pPr>
@@ -14222,7 +14222,7 @@
         </w:tc>
         <w:tc>
           <w:tcPr>
-            <w:tcW w:w="1043" w:type="dxa"/>
+            <w:tcW w:w="1167" w:type="dxa"/>
           </w:tcPr>
           <w:p>
             <w:pPr>
@@ -14244,7 +14244,7 @@
         </w:trPr>
         <w:tc>
           <w:tcPr>
-            <w:tcW w:w="860" w:type="dxa"/>
+            <w:tcW w:w="963" w:type="dxa"/>
           </w:tcPr>
           <w:p>
             <w:pPr>
@@ -14261,7 +14261,7 @@
         </w:tc>
         <w:tc>
           <w:tcPr>
-            <w:tcW w:w="1044" w:type="dxa"/>
+            <w:tcW w:w="1169" w:type="dxa"/>
           </w:tcPr>
           <w:p>
             <w:pPr>
@@ -14278,7 +14278,7 @@
         </w:tc>
         <w:tc>
           <w:tcPr>
-            <w:tcW w:w="1956" w:type="dxa"/>
+            <w:tcW w:w="2189" w:type="dxa"/>
           </w:tcPr>
           <w:p>
             <w:pPr>
@@ -14295,7 +14295,7 @@
         </w:tc>
         <w:tc>
           <w:tcPr>
-            <w:tcW w:w="1757" w:type="dxa"/>
+            <w:tcW w:w="1967" w:type="dxa"/>
           </w:tcPr>
           <w:p>
             <w:pPr>
@@ -14312,7 +14312,7 @@
         </w:tc>
         <w:tc>
           <w:tcPr>
-            <w:tcW w:w="1236" w:type="dxa"/>
+            <w:tcW w:w="1383" w:type="dxa"/>
           </w:tcPr>
           <w:p>
             <w:pPr>
@@ -14329,7 +14329,7 @@
         </w:tc>
         <w:tc>
           <w:tcPr>
-            <w:tcW w:w="1043" w:type="dxa"/>
+            <w:tcW w:w="1167" w:type="dxa"/>
           </w:tcPr>
           <w:p>
             <w:pPr>
@@ -14351,7 +14351,7 @@
         </w:trPr>
         <w:tc>
           <w:tcPr>
-            <w:tcW w:w="860" w:type="dxa"/>
+            <w:tcW w:w="963" w:type="dxa"/>
           </w:tcPr>
           <w:p>
             <w:pPr>
@@ -14368,7 +14368,7 @@
         </w:tc>
         <w:tc>
           <w:tcPr>
-            <w:tcW w:w="1044" w:type="dxa"/>
+            <w:tcW w:w="1169" w:type="dxa"/>
           </w:tcPr>
           <w:p>
             <w:pPr>
@@ -14385,7 +14385,7 @@
         </w:tc>
         <w:tc>
           <w:tcPr>
-            <w:tcW w:w="1956" w:type="dxa"/>
+            <w:tcW w:w="2189" w:type="dxa"/>
           </w:tcPr>
           <w:p>
             <w:pPr>
@@ -14402,7 +14402,7 @@
         </w:tc>
         <w:tc>
           <w:tcPr>
-            <w:tcW w:w="1757" w:type="dxa"/>
+            <w:tcW w:w="1967" w:type="dxa"/>
           </w:tcPr>
           <w:p>
             <w:pPr>
@@ -14419,7 +14419,7 @@
         </w:tc>
         <w:tc>
           <w:tcPr>
-            <w:tcW w:w="1236" w:type="dxa"/>
+            <w:tcW w:w="1383" w:type="dxa"/>
           </w:tcPr>
           <w:p>
             <w:pPr>
@@ -14436,7 +14436,7 @@
         </w:tc>
         <w:tc>
           <w:tcPr>
-            <w:tcW w:w="1043" w:type="dxa"/>
+            <w:tcW w:w="1167" w:type="dxa"/>
           </w:tcPr>
           <w:p>
             <w:pPr>
@@ -14458,7 +14458,7 @@
         </w:trPr>
         <w:tc>
           <w:tcPr>
-            <w:tcW w:w="860" w:type="dxa"/>
+            <w:tcW w:w="963" w:type="dxa"/>
           </w:tcPr>
           <w:p>
             <w:pPr>
@@ -14475,7 +14475,7 @@
         </w:tc>
         <w:tc>
           <w:tcPr>
-            <w:tcW w:w="1044" w:type="dxa"/>
+            <w:tcW w:w="1169" w:type="dxa"/>
           </w:tcPr>
           <w:p>
             <w:pPr>
@@ -14492,7 +14492,7 @@
         </w:tc>
         <w:tc>
           <w:tcPr>
-            <w:tcW w:w="1956" w:type="dxa"/>
+            <w:tcW w:w="2189" w:type="dxa"/>
           </w:tcPr>
           <w:p>
             <w:pPr>
@@ -14509,7 +14509,7 @@
         </w:tc>
         <w:tc>
           <w:tcPr>
-            <w:tcW w:w="1757" w:type="dxa"/>
+            <w:tcW w:w="1967" w:type="dxa"/>
           </w:tcPr>
           <w:p>
             <w:pPr>
@@ -14526,7 +14526,7 @@
         </w:tc>
         <w:tc>
           <w:tcPr>
-            <w:tcW w:w="1236" w:type="dxa"/>
+            <w:tcW w:w="1383" w:type="dxa"/>
           </w:tcPr>
           <w:p>
             <w:pPr>
@@ -14543,7 +14543,7 @@
         </w:tc>
         <w:tc>
           <w:tcPr>
-            <w:tcW w:w="1043" w:type="dxa"/>
+            <w:tcW w:w="1167" w:type="dxa"/>
           </w:tcPr>
           <w:p>
             <w:pPr>
@@ -14565,7 +14565,7 @@
         </w:trPr>
         <w:tc>
           <w:tcPr>
-            <w:tcW w:w="860" w:type="dxa"/>
+            <w:tcW w:w="963" w:type="dxa"/>
           </w:tcPr>
           <w:p>
             <w:pPr>
@@ -14582,7 +14582,7 @@
         </w:tc>
         <w:tc>
           <w:tcPr>
-            <w:tcW w:w="1044" w:type="dxa"/>
+            <w:tcW w:w="1169" w:type="dxa"/>
           </w:tcPr>
           <w:p>
             <w:pPr>
@@ -14599,7 +14599,7 @@
         </w:tc>
         <w:tc>
           <w:tcPr>
-            <w:tcW w:w="1956" w:type="dxa"/>
+            <w:tcW w:w="2189" w:type="dxa"/>
           </w:tcPr>
           <w:p>
             <w:pPr>
@@ -14616,7 +14616,7 @@
         </w:tc>
         <w:tc>
           <w:tcPr>
-            <w:tcW w:w="1757" w:type="dxa"/>
+            <w:tcW w:w="1967" w:type="dxa"/>
           </w:tcPr>
           <w:p>
             <w:pPr>
@@ -14633,7 +14633,7 @@
         </w:tc>
         <w:tc>
           <w:tcPr>
-            <w:tcW w:w="1236" w:type="dxa"/>
+            <w:tcW w:w="1383" w:type="dxa"/>
           </w:tcPr>
           <w:p>
             <w:pPr>
@@ -14650,7 +14650,7 @@
         </w:tc>
         <w:tc>
           <w:tcPr>
-            <w:tcW w:w="1043" w:type="dxa"/>
+            <w:tcW w:w="1167" w:type="dxa"/>
           </w:tcPr>
           <w:p>
             <w:pPr>
@@ -14707,8 +14707,8 @@
         </w:tblBorders>
       </w:tblPr>
       <w:tblGrid>
-        <w:gridCol w:w="2711"/>
-        <w:gridCol w:w="5204"/>
+        <w:gridCol w:w="3027"/>
+        <w:gridCol w:w="5811"/>
       </w:tblGrid>
       <w:tr>
         <w:trPr>
@@ -14717,7 +14717,7 @@
         </w:trPr>
         <w:tc>
           <w:tcPr>
-            <w:tcW w:w="2711" w:type="dxa"/>
+            <w:tcW w:w="3027" w:type="dxa"/>
             <w:shd w:val="clear" w:color="auto" w:fill="D9E2F3"/>
           </w:tcPr>
           <w:p>
@@ -14736,7 +14736,7 @@
         </w:tc>
         <w:tc>
           <w:tcPr>
-            <w:tcW w:w="5204" w:type="dxa"/>
+            <w:tcW w:w="5811" w:type="dxa"/>
             <w:shd w:val="clear" w:color="auto" w:fill="D9E2F3"/>
           </w:tcPr>
           <w:p>
@@ -14760,7 +14760,7 @@
         </w:trPr>
         <w:tc>
           <w:tcPr>
-            <w:tcW w:w="2711" w:type="dxa"/>
+            <w:tcW w:w="3027" w:type="dxa"/>
           </w:tcPr>
           <w:p>
             <w:pPr>
@@ -14777,7 +14777,7 @@
         </w:tc>
         <w:tc>
           <w:tcPr>
-            <w:tcW w:w="5204" w:type="dxa"/>
+            <w:tcW w:w="5811" w:type="dxa"/>
           </w:tcPr>
           <w:p>
             <w:pPr>
@@ -14799,7 +14799,7 @@
         </w:trPr>
         <w:tc>
           <w:tcPr>
-            <w:tcW w:w="2711" w:type="dxa"/>
+            <w:tcW w:w="3027" w:type="dxa"/>
           </w:tcPr>
           <w:p>
             <w:pPr>
@@ -14816,7 +14816,7 @@
         </w:tc>
         <w:tc>
           <w:tcPr>
-            <w:tcW w:w="5204" w:type="dxa"/>
+            <w:tcW w:w="5811" w:type="dxa"/>
           </w:tcPr>
           <w:p>
             <w:pPr>
@@ -14838,7 +14838,7 @@
         </w:trPr>
         <w:tc>
           <w:tcPr>
-            <w:tcW w:w="2711" w:type="dxa"/>
+            <w:tcW w:w="3027" w:type="dxa"/>
           </w:tcPr>
           <w:p>
             <w:pPr>
@@ -14855,7 +14855,7 @@
         </w:tc>
         <w:tc>
           <w:tcPr>
-            <w:tcW w:w="5204" w:type="dxa"/>
+            <w:tcW w:w="5811" w:type="dxa"/>
           </w:tcPr>
           <w:p>
             <w:pPr>
@@ -14877,7 +14877,7 @@
         </w:trPr>
         <w:tc>
           <w:tcPr>
-            <w:tcW w:w="2711" w:type="dxa"/>
+            <w:tcW w:w="3027" w:type="dxa"/>
           </w:tcPr>
           <w:p>
             <w:pPr>
@@ -14894,7 +14894,7 @@
         </w:tc>
         <w:tc>
           <w:tcPr>
-            <w:tcW w:w="5204" w:type="dxa"/>
+            <w:tcW w:w="5811" w:type="dxa"/>
           </w:tcPr>
           <w:p>
             <w:pPr>
@@ -14916,7 +14916,7 @@
         </w:trPr>
         <w:tc>
           <w:tcPr>
-            <w:tcW w:w="2711" w:type="dxa"/>
+            <w:tcW w:w="3027" w:type="dxa"/>
           </w:tcPr>
           <w:p>
             <w:pPr>
@@ -14933,7 +14933,7 @@
         </w:tc>
         <w:tc>
           <w:tcPr>
-            <w:tcW w:w="5204" w:type="dxa"/>
+            <w:tcW w:w="5811" w:type="dxa"/>
           </w:tcPr>
           <w:p>
             <w:pPr>
@@ -14955,7 +14955,7 @@
         </w:trPr>
         <w:tc>
           <w:tcPr>
-            <w:tcW w:w="2711" w:type="dxa"/>
+            <w:tcW w:w="3027" w:type="dxa"/>
           </w:tcPr>
           <w:p>
             <w:pPr>
@@ -14972,7 +14972,7 @@
         </w:tc>
         <w:tc>
           <w:tcPr>
-            <w:tcW w:w="5204" w:type="dxa"/>
+            <w:tcW w:w="5811" w:type="dxa"/>
           </w:tcPr>
           <w:p>
             <w:pPr>
@@ -14994,7 +14994,7 @@
         </w:trPr>
         <w:tc>
           <w:tcPr>
-            <w:tcW w:w="2711" w:type="dxa"/>
+            <w:tcW w:w="3027" w:type="dxa"/>
           </w:tcPr>
           <w:p>
             <w:pPr>
@@ -15011,7 +15011,7 @@
         </w:tc>
         <w:tc>
           <w:tcPr>
-            <w:tcW w:w="5204" w:type="dxa"/>
+            <w:tcW w:w="5811" w:type="dxa"/>
           </w:tcPr>
           <w:p>
             <w:pPr>
@@ -15033,7 +15033,7 @@
         </w:trPr>
         <w:tc>
           <w:tcPr>
-            <w:tcW w:w="2711" w:type="dxa"/>
+            <w:tcW w:w="3027" w:type="dxa"/>
           </w:tcPr>
           <w:p>
             <w:pPr>
@@ -15050,7 +15050,7 @@
         </w:tc>
         <w:tc>
           <w:tcPr>
-            <w:tcW w:w="5204" w:type="dxa"/>
+            <w:tcW w:w="5811" w:type="dxa"/>
           </w:tcPr>
           <w:p>
             <w:pPr>
@@ -15072,7 +15072,7 @@
         </w:trPr>
         <w:tc>
           <w:tcPr>
-            <w:tcW w:w="2711" w:type="dxa"/>
+            <w:tcW w:w="3027" w:type="dxa"/>
           </w:tcPr>
           <w:p>
             <w:pPr>
@@ -15089,7 +15089,7 @@
         </w:tc>
         <w:tc>
           <w:tcPr>
-            <w:tcW w:w="5204" w:type="dxa"/>
+            <w:tcW w:w="5811" w:type="dxa"/>
           </w:tcPr>
           <w:p>
             <w:pPr>
@@ -15111,7 +15111,7 @@
         </w:trPr>
         <w:tc>
           <w:tcPr>
-            <w:tcW w:w="2711" w:type="dxa"/>
+            <w:tcW w:w="3027" w:type="dxa"/>
           </w:tcPr>
           <w:p>
             <w:pPr>
@@ -15128,7 +15128,7 @@
         </w:tc>
         <w:tc>
           <w:tcPr>
-            <w:tcW w:w="5204" w:type="dxa"/>
+            <w:tcW w:w="5811" w:type="dxa"/>
           </w:tcPr>
           <w:p>
             <w:pPr>
@@ -15150,7 +15150,7 @@
         </w:trPr>
         <w:tc>
           <w:tcPr>
-            <w:tcW w:w="2711" w:type="dxa"/>
+            <w:tcW w:w="3027" w:type="dxa"/>
           </w:tcPr>
           <w:p>
             <w:pPr>
@@ -15167,7 +15167,7 @@
         </w:tc>
         <w:tc>
           <w:tcPr>
-            <w:tcW w:w="5204" w:type="dxa"/>
+            <w:tcW w:w="5811" w:type="dxa"/>
           </w:tcPr>
           <w:p>
             <w:pPr>
@@ -15189,7 +15189,7 @@
         </w:trPr>
         <w:tc>
           <w:tcPr>
-            <w:tcW w:w="2711" w:type="dxa"/>
+            <w:tcW w:w="3027" w:type="dxa"/>
           </w:tcPr>
           <w:p>
             <w:pPr>
@@ -15206,7 +15206,7 @@
         </w:tc>
         <w:tc>
           <w:tcPr>
-            <w:tcW w:w="5204" w:type="dxa"/>
+            <w:tcW w:w="5811" w:type="dxa"/>
           </w:tcPr>
           <w:p>
             <w:pPr>
@@ -15228,7 +15228,7 @@
         </w:trPr>
         <w:tc>
           <w:tcPr>
-            <w:tcW w:w="2711" w:type="dxa"/>
+            <w:tcW w:w="3027" w:type="dxa"/>
           </w:tcPr>
           <w:p>
             <w:pPr>
@@ -15245,7 +15245,7 @@
         </w:tc>
         <w:tc>
           <w:tcPr>
-            <w:tcW w:w="5204" w:type="dxa"/>
+            <w:tcW w:w="5811" w:type="dxa"/>
           </w:tcPr>
           <w:p>
             <w:pPr>
@@ -15267,7 +15267,7 @@
         </w:trPr>
         <w:tc>
           <w:tcPr>
-            <w:tcW w:w="2711" w:type="dxa"/>
+            <w:tcW w:w="3027" w:type="dxa"/>
           </w:tcPr>
           <w:p>
             <w:pPr>
@@ -15284,7 +15284,7 @@
         </w:tc>
         <w:tc>
           <w:tcPr>
-            <w:tcW w:w="5204" w:type="dxa"/>
+            <w:tcW w:w="5811" w:type="dxa"/>
           </w:tcPr>
           <w:p>
             <w:pPr>
@@ -15328,7 +15328,7 @@
     <w:tbl>
       <w:tblPr>
         <w:tblStyle w:val="Table"/>
-        <w:tblW w:type="auto" w:w="0"/>
+        <w:tblW w:type="pct" w:w="5000"/>
         <w:tblLook w:firstRow="1" w:lastRow="0" w:firstColumn="0" w:lastColumn="0" w:noHBand="0" w:noVBand="0" w:val="0020"/>
         <w:jc w:val="start"/>
         <w:tblBorders>
@@ -15341,10 +15341,10 @@
         </w:tblBorders>
       </w:tblPr>
       <w:tblGrid>
-        <w:gridCol w:w="1722"/>
-        <w:gridCol w:w="2368"/>
-        <w:gridCol w:w="1910"/>
-        <w:gridCol w:w="1910"/>
+        <w:gridCol w:w="1924"/>
+        <w:gridCol w:w="2646"/>
+        <w:gridCol w:w="2134"/>
+        <w:gridCol w:w="2134"/>
       </w:tblGrid>
       <w:tr>
         <w:trPr>
@@ -15353,7 +15353,7 @@
         </w:trPr>
         <w:tc>
           <w:tcPr>
-            <w:tcW w:w="1722" w:type="dxa"/>
+            <w:tcW w:w="1924" w:type="dxa"/>
             <w:shd w:val="clear" w:color="auto" w:fill="D9E2F3"/>
           </w:tcPr>
           <w:p>
@@ -15372,7 +15372,7 @@
         </w:tc>
         <w:tc>
           <w:tcPr>
-            <w:tcW w:w="2368" w:type="dxa"/>
+            <w:tcW w:w="2646" w:type="dxa"/>
             <w:shd w:val="clear" w:color="auto" w:fill="D9E2F3"/>
           </w:tcPr>
           <w:p>
@@ -15391,7 +15391,7 @@
         </w:tc>
         <w:tc>
           <w:tcPr>
-            <w:tcW w:w="1910" w:type="dxa"/>
+            <w:tcW w:w="2134" w:type="dxa"/>
             <w:shd w:val="clear" w:color="auto" w:fill="D9E2F3"/>
           </w:tcPr>
           <w:p>
@@ -15410,7 +15410,7 @@
         </w:tc>
         <w:tc>
           <w:tcPr>
-            <w:tcW w:w="1910" w:type="dxa"/>
+            <w:tcW w:w="2134" w:type="dxa"/>
             <w:shd w:val="clear" w:color="auto" w:fill="D9E2F3"/>
           </w:tcPr>
           <w:p>
@@ -15434,7 +15434,7 @@
         </w:trPr>
         <w:tc>
           <w:tcPr>
-            <w:tcW w:w="1722" w:type="dxa"/>
+            <w:tcW w:w="1924" w:type="dxa"/>
           </w:tcPr>
           <w:p>
             <w:pPr>
@@ -15451,7 +15451,7 @@
         </w:tc>
         <w:tc>
           <w:tcPr>
-            <w:tcW w:w="2368" w:type="dxa"/>
+            <w:tcW w:w="2646" w:type="dxa"/>
           </w:tcPr>
           <w:p>
             <w:pPr>
@@ -15468,7 +15468,7 @@
         </w:tc>
         <w:tc>
           <w:tcPr>
-            <w:tcW w:w="1910" w:type="dxa"/>
+            <w:tcW w:w="2134" w:type="dxa"/>
           </w:tcPr>
           <w:p>
             <w:pPr>
@@ -15485,7 +15485,7 @@
         </w:tc>
         <w:tc>
           <w:tcPr>
-            <w:tcW w:w="1910" w:type="dxa"/>
+            <w:tcW w:w="2134" w:type="dxa"/>
           </w:tcPr>
           <w:p>
             <w:pPr>
@@ -15507,7 +15507,7 @@
         </w:trPr>
         <w:tc>
           <w:tcPr>
-            <w:tcW w:w="1722" w:type="dxa"/>
+            <w:tcW w:w="1924" w:type="dxa"/>
           </w:tcPr>
           <w:p>
             <w:pPr>
@@ -15524,7 +15524,7 @@
         </w:tc>
         <w:tc>
           <w:tcPr>
-            <w:tcW w:w="2368" w:type="dxa"/>
+            <w:tcW w:w="2646" w:type="dxa"/>
           </w:tcPr>
           <w:p>
             <w:pPr>
@@ -15541,7 +15541,7 @@
         </w:tc>
         <w:tc>
           <w:tcPr>
-            <w:tcW w:w="1910" w:type="dxa"/>
+            <w:tcW w:w="2134" w:type="dxa"/>
           </w:tcPr>
           <w:p>
             <w:pPr>
@@ -15558,7 +15558,7 @@
         </w:tc>
         <w:tc>
           <w:tcPr>
-            <w:tcW w:w="1910" w:type="dxa"/>
+            <w:tcW w:w="2134" w:type="dxa"/>
           </w:tcPr>
           <w:p>
             <w:pPr>
@@ -15580,7 +15580,7 @@
         </w:trPr>
         <w:tc>
           <w:tcPr>
-            <w:tcW w:w="1722" w:type="dxa"/>
+            <w:tcW w:w="1924" w:type="dxa"/>
           </w:tcPr>
           <w:p>
             <w:pPr>
@@ -15597,7 +15597,7 @@
         </w:tc>
         <w:tc>
           <w:tcPr>
-            <w:tcW w:w="2368" w:type="dxa"/>
+            <w:tcW w:w="2646" w:type="dxa"/>
           </w:tcPr>
           <w:p>
             <w:pPr>
@@ -15614,7 +15614,7 @@
         </w:tc>
         <w:tc>
           <w:tcPr>
-            <w:tcW w:w="1910" w:type="dxa"/>
+            <w:tcW w:w="2134" w:type="dxa"/>
           </w:tcPr>
           <w:p>
             <w:pPr>
@@ -15631,7 +15631,7 @@
         </w:tc>
         <w:tc>
           <w:tcPr>
-            <w:tcW w:w="1910" w:type="dxa"/>
+            <w:tcW w:w="2134" w:type="dxa"/>
           </w:tcPr>
           <w:p>
             <w:pPr>
@@ -15653,7 +15653,7 @@
         </w:trPr>
         <w:tc>
           <w:tcPr>
-            <w:tcW w:w="1722" w:type="dxa"/>
+            <w:tcW w:w="1924" w:type="dxa"/>
           </w:tcPr>
           <w:p>
             <w:pPr>
@@ -15670,7 +15670,7 @@
         </w:tc>
         <w:tc>
           <w:tcPr>
-            <w:tcW w:w="2368" w:type="dxa"/>
+            <w:tcW w:w="2646" w:type="dxa"/>
           </w:tcPr>
           <w:p>
             <w:pPr>
@@ -15687,7 +15687,7 @@
         </w:tc>
         <w:tc>
           <w:tcPr>
-            <w:tcW w:w="1910" w:type="dxa"/>
+            <w:tcW w:w="2134" w:type="dxa"/>
           </w:tcPr>
           <w:p>
             <w:pPr>
@@ -15704,7 +15704,7 @@
         </w:tc>
         <w:tc>
           <w:tcPr>
-            <w:tcW w:w="1910" w:type="dxa"/>
+            <w:tcW w:w="2134" w:type="dxa"/>
           </w:tcPr>
           <w:p>
             <w:pPr>
@@ -15726,7 +15726,7 @@
         </w:trPr>
         <w:tc>
           <w:tcPr>
-            <w:tcW w:w="1722" w:type="dxa"/>
+            <w:tcW w:w="1924" w:type="dxa"/>
           </w:tcPr>
           <w:p>
             <w:pPr>
@@ -15743,7 +15743,7 @@
         </w:tc>
         <w:tc>
           <w:tcPr>
-            <w:tcW w:w="2368" w:type="dxa"/>
+            <w:tcW w:w="2646" w:type="dxa"/>
           </w:tcPr>
           <w:p>
             <w:pPr>
@@ -15760,7 +15760,7 @@
         </w:tc>
         <w:tc>
           <w:tcPr>
-            <w:tcW w:w="1910" w:type="dxa"/>
+            <w:tcW w:w="2134" w:type="dxa"/>
           </w:tcPr>
           <w:p>
             <w:pPr>
@@ -15777,7 +15777,7 @@
         </w:tc>
         <w:tc>
           <w:tcPr>
-            <w:tcW w:w="1910" w:type="dxa"/>
+            <w:tcW w:w="2134" w:type="dxa"/>
           </w:tcPr>
           <w:p>
             <w:pPr>
@@ -15799,7 +15799,7 @@
         </w:trPr>
         <w:tc>
           <w:tcPr>
-            <w:tcW w:w="1722" w:type="dxa"/>
+            <w:tcW w:w="1924" w:type="dxa"/>
           </w:tcPr>
           <w:p>
             <w:pPr>
@@ -15816,7 +15816,7 @@
         </w:tc>
         <w:tc>
           <w:tcPr>
-            <w:tcW w:w="2368" w:type="dxa"/>
+            <w:tcW w:w="2646" w:type="dxa"/>
           </w:tcPr>
           <w:p>
             <w:pPr>
@@ -15833,7 +15833,7 @@
         </w:tc>
         <w:tc>
           <w:tcPr>
-            <w:tcW w:w="1910" w:type="dxa"/>
+            <w:tcW w:w="2134" w:type="dxa"/>
           </w:tcPr>
           <w:p>
             <w:pPr>
@@ -15850,7 +15850,7 @@
         </w:tc>
         <w:tc>
           <w:tcPr>
-            <w:tcW w:w="1910" w:type="dxa"/>
+            <w:tcW w:w="2134" w:type="dxa"/>
           </w:tcPr>
           <w:p>
             <w:pPr>
@@ -15872,7 +15872,7 @@
         </w:trPr>
         <w:tc>
           <w:tcPr>
-            <w:tcW w:w="1722" w:type="dxa"/>
+            <w:tcW w:w="1924" w:type="dxa"/>
           </w:tcPr>
           <w:p>
             <w:pPr>
@@ -15889,7 +15889,7 @@
         </w:tc>
         <w:tc>
           <w:tcPr>
-            <w:tcW w:w="2368" w:type="dxa"/>
+            <w:tcW w:w="2646" w:type="dxa"/>
           </w:tcPr>
           <w:p>
             <w:pPr>
@@ -15906,7 +15906,7 @@
         </w:tc>
         <w:tc>
           <w:tcPr>
-            <w:tcW w:w="1910" w:type="dxa"/>
+            <w:tcW w:w="2134" w:type="dxa"/>
           </w:tcPr>
           <w:p>
             <w:pPr>
@@ -15923,7 +15923,7 @@
         </w:tc>
         <w:tc>
           <w:tcPr>
-            <w:tcW w:w="1910" w:type="dxa"/>
+            <w:tcW w:w="2134" w:type="dxa"/>
           </w:tcPr>
           <w:p>
             <w:pPr>
@@ -15945,7 +15945,7 @@
         </w:trPr>
         <w:tc>
           <w:tcPr>
-            <w:tcW w:w="1722" w:type="dxa"/>
+            <w:tcW w:w="1924" w:type="dxa"/>
           </w:tcPr>
           <w:p>
             <w:pPr>
@@ -15962,7 +15962,7 @@
         </w:tc>
         <w:tc>
           <w:tcPr>
-            <w:tcW w:w="2368" w:type="dxa"/>
+            <w:tcW w:w="2646" w:type="dxa"/>
           </w:tcPr>
           <w:p>
             <w:pPr>
@@ -15979,7 +15979,7 @@
         </w:tc>
         <w:tc>
           <w:tcPr>
-            <w:tcW w:w="1910" w:type="dxa"/>
+            <w:tcW w:w="2134" w:type="dxa"/>
           </w:tcPr>
           <w:p>
             <w:pPr>
@@ -15996,7 +15996,7 @@
         </w:tc>
         <w:tc>
           <w:tcPr>
-            <w:tcW w:w="1910" w:type="dxa"/>
+            <w:tcW w:w="2134" w:type="dxa"/>
           </w:tcPr>
           <w:p>
             <w:pPr>
@@ -16018,7 +16018,7 @@
         </w:trPr>
         <w:tc>
           <w:tcPr>
-            <w:tcW w:w="1722" w:type="dxa"/>
+            <w:tcW w:w="1924" w:type="dxa"/>
           </w:tcPr>
           <w:p>
             <w:pPr>
@@ -16035,7 +16035,7 @@
         </w:tc>
         <w:tc>
           <w:tcPr>
-            <w:tcW w:w="2368" w:type="dxa"/>
+            <w:tcW w:w="2646" w:type="dxa"/>
           </w:tcPr>
           <w:p>
             <w:pPr>
@@ -16052,7 +16052,7 @@
         </w:tc>
         <w:tc>
           <w:tcPr>
-            <w:tcW w:w="1910" w:type="dxa"/>
+            <w:tcW w:w="2134" w:type="dxa"/>
           </w:tcPr>
           <w:p>
             <w:pPr>
@@ -16069,7 +16069,7 @@
         </w:tc>
         <w:tc>
           <w:tcPr>
-            <w:tcW w:w="1910" w:type="dxa"/>
+            <w:tcW w:w="2134" w:type="dxa"/>
           </w:tcPr>
           <w:p>
             <w:pPr>
@@ -16112,11 +16112,11 @@
         </w:tblBorders>
       </w:tblPr>
       <w:tblGrid>
-        <w:gridCol w:w="934"/>
-        <w:gridCol w:w="2372"/>
-        <w:gridCol w:w="2119"/>
-        <w:gridCol w:w="1375"/>
-        <w:gridCol w:w="1107"/>
+        <w:gridCol w:w="1044"/>
+        <w:gridCol w:w="2651"/>
+        <w:gridCol w:w="2368"/>
+        <w:gridCol w:w="1537"/>
+        <w:gridCol w:w="1238"/>
       </w:tblGrid>
       <w:tr>
         <w:trPr>
@@ -16125,7 +16125,7 @@
         </w:trPr>
         <w:tc>
           <w:tcPr>
-            <w:tcW w:w="934" w:type="dxa"/>
+            <w:tcW w:w="1044" w:type="dxa"/>
             <w:shd w:val="clear" w:color="auto" w:fill="D9E2F3"/>
           </w:tcPr>
           <w:p>
@@ -16144,7 +16144,7 @@
         </w:tc>
         <w:tc>
           <w:tcPr>
-            <w:tcW w:w="2372" w:type="dxa"/>
+            <w:tcW w:w="2651" w:type="dxa"/>
             <w:shd w:val="clear" w:color="auto" w:fill="D9E2F3"/>
           </w:tcPr>
           <w:p>
@@ -16163,7 +16163,7 @@
         </w:tc>
         <w:tc>
           <w:tcPr>
-            <w:tcW w:w="2119" w:type="dxa"/>
+            <w:tcW w:w="2368" w:type="dxa"/>
             <w:shd w:val="clear" w:color="auto" w:fill="D9E2F3"/>
           </w:tcPr>
           <w:p>
@@ -16182,7 +16182,7 @@
         </w:tc>
         <w:tc>
           <w:tcPr>
-            <w:tcW w:w="1375" w:type="dxa"/>
+            <w:tcW w:w="1537" w:type="dxa"/>
             <w:shd w:val="clear" w:color="auto" w:fill="D9E2F3"/>
           </w:tcPr>
           <w:p>
@@ -16201,7 +16201,7 @@
         </w:tc>
         <w:tc>
           <w:tcPr>
-            <w:tcW w:w="1107" w:type="dxa"/>
+            <w:tcW w:w="1238" w:type="dxa"/>
             <w:shd w:val="clear" w:color="auto" w:fill="D9E2F3"/>
           </w:tcPr>
           <w:p>
@@ -16225,7 +16225,7 @@
         </w:trPr>
         <w:tc>
           <w:tcPr>
-            <w:tcW w:w="934" w:type="dxa"/>
+            <w:tcW w:w="1044" w:type="dxa"/>
           </w:tcPr>
           <w:p>
             <w:pPr>
@@ -16242,7 +16242,7 @@
         </w:tc>
         <w:tc>
           <w:tcPr>
-            <w:tcW w:w="2372" w:type="dxa"/>
+            <w:tcW w:w="2651" w:type="dxa"/>
           </w:tcPr>
           <w:p>
             <w:pPr>
@@ -16259,7 +16259,7 @@
         </w:tc>
         <w:tc>
           <w:tcPr>
-            <w:tcW w:w="2119" w:type="dxa"/>
+            <w:tcW w:w="2368" w:type="dxa"/>
           </w:tcPr>
           <w:p>
             <w:pPr>
@@ -16276,7 +16276,7 @@
         </w:tc>
         <w:tc>
           <w:tcPr>
-            <w:tcW w:w="1375" w:type="dxa"/>
+            <w:tcW w:w="1537" w:type="dxa"/>
           </w:tcPr>
           <w:p>
             <w:pPr>
@@ -16293,7 +16293,7 @@
         </w:tc>
         <w:tc>
           <w:tcPr>
-            <w:tcW w:w="1107" w:type="dxa"/>
+            <w:tcW w:w="1238" w:type="dxa"/>
           </w:tcPr>
           <w:p>
             <w:pPr>
@@ -16315,7 +16315,7 @@
         </w:trPr>
         <w:tc>
           <w:tcPr>
-            <w:tcW w:w="934" w:type="dxa"/>
+            <w:tcW w:w="1044" w:type="dxa"/>
           </w:tcPr>
           <w:p>
             <w:pPr>
@@ -16332,7 +16332,7 @@
         </w:tc>
         <w:tc>
           <w:tcPr>
-            <w:tcW w:w="2372" w:type="dxa"/>
+            <w:tcW w:w="2651" w:type="dxa"/>
           </w:tcPr>
           <w:p>
             <w:pPr>
@@ -16349,7 +16349,7 @@
         </w:tc>
         <w:tc>
           <w:tcPr>
-            <w:tcW w:w="2119" w:type="dxa"/>
+            <w:tcW w:w="2368" w:type="dxa"/>
           </w:tcPr>
           <w:p>
             <w:pPr>
@@ -16366,7 +16366,7 @@
         </w:tc>
         <w:tc>
           <w:tcPr>
-            <w:tcW w:w="1375" w:type="dxa"/>
+            <w:tcW w:w="1537" w:type="dxa"/>
           </w:tcPr>
           <w:p>
             <w:pPr>
@@ -16383,7 +16383,7 @@
         </w:tc>
         <w:tc>
           <w:tcPr>
-            <w:tcW w:w="1107" w:type="dxa"/>
+            <w:tcW w:w="1238" w:type="dxa"/>
           </w:tcPr>
           <w:p>
             <w:pPr>
@@ -16405,7 +16405,7 @@
         </w:trPr>
         <w:tc>
           <w:tcPr>
-            <w:tcW w:w="934" w:type="dxa"/>
+            <w:tcW w:w="1044" w:type="dxa"/>
           </w:tcPr>
           <w:p>
             <w:pPr>
@@ -16422,7 +16422,7 @@
         </w:tc>
         <w:tc>
           <w:tcPr>
-            <w:tcW w:w="2372" w:type="dxa"/>
+            <w:tcW w:w="2651" w:type="dxa"/>
           </w:tcPr>
           <w:p>
             <w:pPr>
@@ -16439,7 +16439,7 @@
         </w:tc>
         <w:tc>
           <w:tcPr>
-            <w:tcW w:w="2119" w:type="dxa"/>
+            <w:tcW w:w="2368" w:type="dxa"/>
           </w:tcPr>
           <w:p>
             <w:pPr>
@@ -16456,7 +16456,7 @@
         </w:tc>
         <w:tc>
           <w:tcPr>
-            <w:tcW w:w="1375" w:type="dxa"/>
+            <w:tcW w:w="1537" w:type="dxa"/>
           </w:tcPr>
           <w:p>
             <w:pPr>
@@ -16473,7 +16473,7 @@
         </w:tc>
         <w:tc>
           <w:tcPr>
-            <w:tcW w:w="1107" w:type="dxa"/>
+            <w:tcW w:w="1238" w:type="dxa"/>
           </w:tcPr>
           <w:p>
             <w:pPr>
@@ -16495,7 +16495,7 @@
         </w:trPr>
         <w:tc>
           <w:tcPr>
-            <w:tcW w:w="934" w:type="dxa"/>
+            <w:tcW w:w="1044" w:type="dxa"/>
           </w:tcPr>
           <w:p>
             <w:pPr>
@@ -16512,7 +16512,7 @@
         </w:tc>
         <w:tc>
           <w:tcPr>
-            <w:tcW w:w="2372" w:type="dxa"/>
+            <w:tcW w:w="2651" w:type="dxa"/>
           </w:tcPr>
           <w:p>
             <w:pPr>
@@ -16529,7 +16529,7 @@
         </w:tc>
         <w:tc>
           <w:tcPr>
-            <w:tcW w:w="2119" w:type="dxa"/>
+            <w:tcW w:w="2368" w:type="dxa"/>
           </w:tcPr>
           <w:p>
             <w:pPr>
@@ -16546,7 +16546,7 @@
         </w:tc>
         <w:tc>
           <w:tcPr>
-            <w:tcW w:w="1375" w:type="dxa"/>
+            <w:tcW w:w="1537" w:type="dxa"/>
           </w:tcPr>
           <w:p>
             <w:pPr>
@@ -16563,7 +16563,7 @@
         </w:tc>
         <w:tc>
           <w:tcPr>
-            <w:tcW w:w="1107" w:type="dxa"/>
+            <w:tcW w:w="1238" w:type="dxa"/>
           </w:tcPr>
           <w:p>
             <w:pPr>
@@ -16585,7 +16585,7 @@
         </w:trPr>
         <w:tc>
           <w:tcPr>
-            <w:tcW w:w="934" w:type="dxa"/>
+            <w:tcW w:w="1044" w:type="dxa"/>
           </w:tcPr>
           <w:p>
             <w:pPr>
@@ -16602,7 +16602,7 @@
         </w:tc>
         <w:tc>
           <w:tcPr>
-            <w:tcW w:w="2372" w:type="dxa"/>
+            <w:tcW w:w="2651" w:type="dxa"/>
           </w:tcPr>
           <w:p>
             <w:pPr>
@@ -16619,7 +16619,7 @@
         </w:tc>
         <w:tc>
           <w:tcPr>
-            <w:tcW w:w="2119" w:type="dxa"/>
+            <w:tcW w:w="2368" w:type="dxa"/>
           </w:tcPr>
           <w:p>
             <w:pPr>
@@ -16636,7 +16636,7 @@
         </w:tc>
         <w:tc>
           <w:tcPr>
-            <w:tcW w:w="1375" w:type="dxa"/>
+            <w:tcW w:w="1537" w:type="dxa"/>
           </w:tcPr>
           <w:p>
             <w:pPr>
@@ -16653,7 +16653,7 @@
         </w:tc>
         <w:tc>
           <w:tcPr>
-            <w:tcW w:w="1107" w:type="dxa"/>
+            <w:tcW w:w="1238" w:type="dxa"/>
           </w:tcPr>
           <w:p>
             <w:pPr>
@@ -16675,7 +16675,7 @@
         </w:trPr>
         <w:tc>
           <w:tcPr>
-            <w:tcW w:w="934" w:type="dxa"/>
+            <w:tcW w:w="1044" w:type="dxa"/>
           </w:tcPr>
           <w:p>
             <w:pPr>
@@ -16692,7 +16692,7 @@
         </w:tc>
         <w:tc>
           <w:tcPr>
-            <w:tcW w:w="2372" w:type="dxa"/>
+            <w:tcW w:w="2651" w:type="dxa"/>
           </w:tcPr>
           <w:p>
             <w:pPr>
@@ -16709,7 +16709,7 @@
         </w:tc>
         <w:tc>
           <w:tcPr>
-            <w:tcW w:w="2119" w:type="dxa"/>
+            <w:tcW w:w="2368" w:type="dxa"/>
           </w:tcPr>
           <w:p>
             <w:pPr>
@@ -16726,7 +16726,7 @@
         </w:tc>
         <w:tc>
           <w:tcPr>
-            <w:tcW w:w="1375" w:type="dxa"/>
+            <w:tcW w:w="1537" w:type="dxa"/>
           </w:tcPr>
           <w:p>
             <w:pPr>
@@ -16743,7 +16743,7 @@
         </w:tc>
         <w:tc>
           <w:tcPr>
-            <w:tcW w:w="1107" w:type="dxa"/>
+            <w:tcW w:w="1238" w:type="dxa"/>
           </w:tcPr>
           <w:p>
             <w:pPr>
@@ -16765,7 +16765,7 @@
         </w:trPr>
         <w:tc>
           <w:tcPr>
-            <w:tcW w:w="934" w:type="dxa"/>
+            <w:tcW w:w="1044" w:type="dxa"/>
           </w:tcPr>
           <w:p>
             <w:pPr>
@@ -16782,7 +16782,7 @@
         </w:tc>
         <w:tc>
           <w:tcPr>
-            <w:tcW w:w="2372" w:type="dxa"/>
+            <w:tcW w:w="2651" w:type="dxa"/>
           </w:tcPr>
           <w:p>
             <w:pPr>
@@ -16799,7 +16799,7 @@
         </w:tc>
         <w:tc>
           <w:tcPr>
-            <w:tcW w:w="2119" w:type="dxa"/>
+            <w:tcW w:w="2368" w:type="dxa"/>
           </w:tcPr>
           <w:p>
             <w:pPr>
@@ -16816,7 +16816,7 @@
         </w:tc>
         <w:tc>
           <w:tcPr>
-            <w:tcW w:w="1375" w:type="dxa"/>
+            <w:tcW w:w="1537" w:type="dxa"/>
           </w:tcPr>
           <w:p>
             <w:pPr>
@@ -16833,7 +16833,7 @@
         </w:tc>
         <w:tc>
           <w:tcPr>
-            <w:tcW w:w="1107" w:type="dxa"/>
+            <w:tcW w:w="1238" w:type="dxa"/>
           </w:tcPr>
           <w:p>
             <w:pPr>
@@ -16855,7 +16855,7 @@
         </w:trPr>
         <w:tc>
           <w:tcPr>
-            <w:tcW w:w="934" w:type="dxa"/>
+            <w:tcW w:w="1044" w:type="dxa"/>
           </w:tcPr>
           <w:p>
             <w:pPr>
@@ -16872,7 +16872,7 @@
         </w:tc>
         <w:tc>
           <w:tcPr>
-            <w:tcW w:w="2372" w:type="dxa"/>
+            <w:tcW w:w="2651" w:type="dxa"/>
           </w:tcPr>
           <w:p>
             <w:pPr>
@@ -16889,7 +16889,7 @@
         </w:tc>
         <w:tc>
           <w:tcPr>
-            <w:tcW w:w="2119" w:type="dxa"/>
+            <w:tcW w:w="2368" w:type="dxa"/>
           </w:tcPr>
           <w:p>
             <w:pPr>
@@ -16906,7 +16906,7 @@
         </w:tc>
         <w:tc>
           <w:tcPr>
-            <w:tcW w:w="1375" w:type="dxa"/>
+            <w:tcW w:w="1537" w:type="dxa"/>
           </w:tcPr>
           <w:p>
             <w:pPr>
@@ -16923,7 +16923,7 @@
         </w:tc>
         <w:tc>
           <w:tcPr>
-            <w:tcW w:w="1107" w:type="dxa"/>
+            <w:tcW w:w="1238" w:type="dxa"/>
           </w:tcPr>
           <w:p>
             <w:pPr>
@@ -16945,7 +16945,7 @@
         </w:trPr>
         <w:tc>
           <w:tcPr>
-            <w:tcW w:w="934" w:type="dxa"/>
+            <w:tcW w:w="1044" w:type="dxa"/>
           </w:tcPr>
           <w:p>
             <w:pPr>
@@ -16962,7 +16962,7 @@
         </w:tc>
         <w:tc>
           <w:tcPr>
-            <w:tcW w:w="2372" w:type="dxa"/>
+            <w:tcW w:w="2651" w:type="dxa"/>
           </w:tcPr>
           <w:p>
             <w:pPr>
@@ -16979,7 +16979,7 @@
         </w:tc>
         <w:tc>
           <w:tcPr>
-            <w:tcW w:w="2119" w:type="dxa"/>
+            <w:tcW w:w="2368" w:type="dxa"/>
           </w:tcPr>
           <w:p>
             <w:pPr>
@@ -16996,7 +16996,7 @@
         </w:tc>
         <w:tc>
           <w:tcPr>
-            <w:tcW w:w="1375" w:type="dxa"/>
+            <w:tcW w:w="1537" w:type="dxa"/>
           </w:tcPr>
           <w:p>
             <w:pPr>
@@ -17013,7 +17013,7 @@
         </w:tc>
         <w:tc>
           <w:tcPr>
-            <w:tcW w:w="1107" w:type="dxa"/>
+            <w:tcW w:w="1238" w:type="dxa"/>
           </w:tcPr>
           <w:p>
             <w:pPr>
@@ -17035,7 +17035,7 @@
         </w:trPr>
         <w:tc>
           <w:tcPr>
-            <w:tcW w:w="934" w:type="dxa"/>
+            <w:tcW w:w="1044" w:type="dxa"/>
           </w:tcPr>
           <w:p>
             <w:pPr>
@@ -17052,7 +17052,7 @@
         </w:tc>
         <w:tc>
           <w:tcPr>
-            <w:tcW w:w="2372" w:type="dxa"/>
+            <w:tcW w:w="2651" w:type="dxa"/>
           </w:tcPr>
           <w:p>
             <w:pPr>
@@ -17069,7 +17069,7 @@
         </w:tc>
         <w:tc>
           <w:tcPr>
-            <w:tcW w:w="2119" w:type="dxa"/>
+            <w:tcW w:w="2368" w:type="dxa"/>
           </w:tcPr>
           <w:p>
             <w:pPr>
@@ -17086,7 +17086,7 @@
         </w:tc>
         <w:tc>
           <w:tcPr>
-            <w:tcW w:w="1375" w:type="dxa"/>
+            <w:tcW w:w="1537" w:type="dxa"/>
           </w:tcPr>
           <w:p>
             <w:pPr>
@@ -17103,7 +17103,7 @@
         </w:tc>
         <w:tc>
           <w:tcPr>
-            <w:tcW w:w="1107" w:type="dxa"/>
+            <w:tcW w:w="1238" w:type="dxa"/>
           </w:tcPr>
           <w:p>
             <w:pPr>
@@ -17125,7 +17125,7 @@
         </w:trPr>
         <w:tc>
           <w:tcPr>
-            <w:tcW w:w="934" w:type="dxa"/>
+            <w:tcW w:w="1044" w:type="dxa"/>
           </w:tcPr>
           <w:p>
             <w:pPr>
@@ -17142,7 +17142,7 @@
         </w:tc>
         <w:tc>
           <w:tcPr>
-            <w:tcW w:w="2372" w:type="dxa"/>
+            <w:tcW w:w="2651" w:type="dxa"/>
           </w:tcPr>
           <w:p>
             <w:pPr>
@@ -17159,7 +17159,7 @@
         </w:tc>
         <w:tc>
           <w:tcPr>
-            <w:tcW w:w="2119" w:type="dxa"/>
+            <w:tcW w:w="2368" w:type="dxa"/>
           </w:tcPr>
           <w:p>
             <w:pPr>
@@ -17176,7 +17176,7 @@
         </w:tc>
         <w:tc>
           <w:tcPr>
-            <w:tcW w:w="1375" w:type="dxa"/>
+            <w:tcW w:w="1537" w:type="dxa"/>
           </w:tcPr>
           <w:p>
             <w:pPr>
@@ -17193,7 +17193,7 @@
         </w:tc>
         <w:tc>
           <w:tcPr>
-            <w:tcW w:w="1107" w:type="dxa"/>
+            <w:tcW w:w="1238" w:type="dxa"/>
           </w:tcPr>
           <w:p>
             <w:pPr>
@@ -17215,7 +17215,7 @@
         </w:trPr>
         <w:tc>
           <w:tcPr>
-            <w:tcW w:w="934" w:type="dxa"/>
+            <w:tcW w:w="1044" w:type="dxa"/>
           </w:tcPr>
           <w:p>
             <w:pPr>
@@ -17232,7 +17232,7 @@
         </w:tc>
         <w:tc>
           <w:tcPr>
-            <w:tcW w:w="2372" w:type="dxa"/>
+            <w:tcW w:w="2651" w:type="dxa"/>
           </w:tcPr>
           <w:p>
             <w:pPr>
@@ -17249,7 +17249,7 @@
         </w:tc>
         <w:tc>
           <w:tcPr>
-            <w:tcW w:w="2119" w:type="dxa"/>
+            <w:tcW w:w="2368" w:type="dxa"/>
           </w:tcPr>
           <w:p>
             <w:pPr>
@@ -17266,7 +17266,7 @@
         </w:tc>
         <w:tc>
           <w:tcPr>
-            <w:tcW w:w="1375" w:type="dxa"/>
+            <w:tcW w:w="1537" w:type="dxa"/>
           </w:tcPr>
           <w:p>
             <w:pPr>
@@ -17283,7 +17283,7 @@
         </w:tc>
         <w:tc>
           <w:tcPr>
-            <w:tcW w:w="1107" w:type="dxa"/>
+            <w:tcW w:w="1238" w:type="dxa"/>
           </w:tcPr>
           <w:p>
             <w:pPr>
@@ -17305,7 +17305,7 @@
         </w:trPr>
         <w:tc>
           <w:tcPr>
-            <w:tcW w:w="934" w:type="dxa"/>
+            <w:tcW w:w="1044" w:type="dxa"/>
           </w:tcPr>
           <w:p>
             <w:pPr>
@@ -17322,7 +17322,7 @@
         </w:tc>
         <w:tc>
           <w:tcPr>
-            <w:tcW w:w="2372" w:type="dxa"/>
+            <w:tcW w:w="2651" w:type="dxa"/>
           </w:tcPr>
           <w:p>
             <w:pPr>
@@ -17339,7 +17339,7 @@
         </w:tc>
         <w:tc>
           <w:tcPr>
-            <w:tcW w:w="2119" w:type="dxa"/>
+            <w:tcW w:w="2368" w:type="dxa"/>
           </w:tcPr>
           <w:p>
             <w:pPr>
@@ -17356,7 +17356,7 @@
         </w:tc>
         <w:tc>
           <w:tcPr>
-            <w:tcW w:w="1375" w:type="dxa"/>
+            <w:tcW w:w="1537" w:type="dxa"/>
           </w:tcPr>
           <w:p>
             <w:pPr>
@@ -17373,7 +17373,7 @@
         </w:tc>
         <w:tc>
           <w:tcPr>
-            <w:tcW w:w="1107" w:type="dxa"/>
+            <w:tcW w:w="1238" w:type="dxa"/>
           </w:tcPr>
           <w:p>
             <w:pPr>
@@ -17395,7 +17395,7 @@
         </w:trPr>
         <w:tc>
           <w:tcPr>
-            <w:tcW w:w="934" w:type="dxa"/>
+            <w:tcW w:w="1044" w:type="dxa"/>
           </w:tcPr>
           <w:p>
             <w:pPr>
@@ -17412,7 +17412,7 @@
         </w:tc>
         <w:tc>
           <w:tcPr>
-            <w:tcW w:w="2372" w:type="dxa"/>
+            <w:tcW w:w="2651" w:type="dxa"/>
           </w:tcPr>
           <w:p>
             <w:pPr>
@@ -17429,7 +17429,7 @@
         </w:tc>
         <w:tc>
           <w:tcPr>
-            <w:tcW w:w="2119" w:type="dxa"/>
+            <w:tcW w:w="2368" w:type="dxa"/>
           </w:tcPr>
           <w:p>
             <w:pPr>
@@ -17446,7 +17446,7 @@
         </w:tc>
         <w:tc>
           <w:tcPr>
-            <w:tcW w:w="1375" w:type="dxa"/>
+            <w:tcW w:w="1537" w:type="dxa"/>
           </w:tcPr>
           <w:p>
             <w:pPr>
@@ -17463,7 +17463,7 @@
         </w:tc>
         <w:tc>
           <w:tcPr>
-            <w:tcW w:w="1107" w:type="dxa"/>
+            <w:tcW w:w="1238" w:type="dxa"/>
           </w:tcPr>
           <w:p>
             <w:pPr>
@@ -17485,7 +17485,7 @@
         </w:trPr>
         <w:tc>
           <w:tcPr>
-            <w:tcW w:w="934" w:type="dxa"/>
+            <w:tcW w:w="1044" w:type="dxa"/>
           </w:tcPr>
           <w:p>
             <w:pPr>
@@ -17502,7 +17502,7 @@
         </w:tc>
         <w:tc>
           <w:tcPr>
-            <w:tcW w:w="2372" w:type="dxa"/>
+            <w:tcW w:w="2651" w:type="dxa"/>
           </w:tcPr>
           <w:p>
             <w:pPr>
@@ -17519,7 +17519,7 @@
         </w:tc>
         <w:tc>
           <w:tcPr>
-            <w:tcW w:w="2119" w:type="dxa"/>
+            <w:tcW w:w="2368" w:type="dxa"/>
           </w:tcPr>
           <w:p>
             <w:pPr>
@@ -17536,7 +17536,7 @@
         </w:tc>
         <w:tc>
           <w:tcPr>
-            <w:tcW w:w="1375" w:type="dxa"/>
+            <w:tcW w:w="1537" w:type="dxa"/>
           </w:tcPr>
           <w:p>
             <w:pPr>
@@ -17553,7 +17553,7 @@
         </w:tc>
         <w:tc>
           <w:tcPr>
-            <w:tcW w:w="1107" w:type="dxa"/>
+            <w:tcW w:w="1238" w:type="dxa"/>
           </w:tcPr>
           <w:p>
             <w:pPr>
@@ -17596,8 +17596,8 @@
         </w:tblBorders>
       </w:tblPr>
       <w:tblGrid>
-        <w:gridCol w:w="2436"/>
-        <w:gridCol w:w="5479"/>
+        <w:gridCol w:w="2720"/>
+        <w:gridCol w:w="6118"/>
       </w:tblGrid>
       <w:tr>
         <w:trPr>
@@ -17606,7 +17606,7 @@
         </w:trPr>
         <w:tc>
           <w:tcPr>
-            <w:tcW w:w="2436" w:type="dxa"/>
+            <w:tcW w:w="2720" w:type="dxa"/>
             <w:shd w:val="clear" w:color="auto" w:fill="D9E2F3"/>
           </w:tcPr>
           <w:p>
@@ -17625,7 +17625,7 @@
         </w:tc>
         <w:tc>
           <w:tcPr>
-            <w:tcW w:w="5479" w:type="dxa"/>
+            <w:tcW w:w="6118" w:type="dxa"/>
             <w:shd w:val="clear" w:color="auto" w:fill="D9E2F3"/>
           </w:tcPr>
           <w:p>
@@ -17649,7 +17649,7 @@
         </w:trPr>
         <w:tc>
           <w:tcPr>
-            <w:tcW w:w="2436" w:type="dxa"/>
+            <w:tcW w:w="2720" w:type="dxa"/>
           </w:tcPr>
           <w:p>
             <w:pPr>
@@ -17666,7 +17666,7 @@
         </w:tc>
         <w:tc>
           <w:tcPr>
-            <w:tcW w:w="5479" w:type="dxa"/>
+            <w:tcW w:w="6118" w:type="dxa"/>
           </w:tcPr>
           <w:p>
             <w:pPr>
@@ -17688,7 +17688,7 @@
         </w:trPr>
         <w:tc>
           <w:tcPr>
-            <w:tcW w:w="2436" w:type="dxa"/>
+            <w:tcW w:w="2720" w:type="dxa"/>
           </w:tcPr>
           <w:p>
             <w:pPr>
@@ -17705,7 +17705,7 @@
         </w:tc>
         <w:tc>
           <w:tcPr>
-            <w:tcW w:w="5479" w:type="dxa"/>
+            <w:tcW w:w="6118" w:type="dxa"/>
           </w:tcPr>
           <w:p>
             <w:pPr>
@@ -17727,7 +17727,7 @@
         </w:trPr>
         <w:tc>
           <w:tcPr>
-            <w:tcW w:w="2436" w:type="dxa"/>
+            <w:tcW w:w="2720" w:type="dxa"/>
           </w:tcPr>
           <w:p>
             <w:pPr>
@@ -17744,7 +17744,7 @@
         </w:tc>
         <w:tc>
           <w:tcPr>
-            <w:tcW w:w="5479" w:type="dxa"/>
+            <w:tcW w:w="6118" w:type="dxa"/>
           </w:tcPr>
           <w:p>
             <w:pPr>
@@ -17766,7 +17766,7 @@
         </w:trPr>
         <w:tc>
           <w:tcPr>
-            <w:tcW w:w="2436" w:type="dxa"/>
+            <w:tcW w:w="2720" w:type="dxa"/>
           </w:tcPr>
           <w:p>
             <w:pPr>
@@ -17783,7 +17783,7 @@
         </w:tc>
         <w:tc>
           <w:tcPr>
-            <w:tcW w:w="5479" w:type="dxa"/>
+            <w:tcW w:w="6118" w:type="dxa"/>
           </w:tcPr>
           <w:p>
             <w:pPr>
@@ -17805,7 +17805,7 @@
         </w:trPr>
         <w:tc>
           <w:tcPr>
-            <w:tcW w:w="2436" w:type="dxa"/>
+            <w:tcW w:w="2720" w:type="dxa"/>
           </w:tcPr>
           <w:p>
             <w:pPr>
@@ -17822,7 +17822,7 @@
         </w:tc>
         <w:tc>
           <w:tcPr>
-            <w:tcW w:w="5479" w:type="dxa"/>
+            <w:tcW w:w="6118" w:type="dxa"/>
           </w:tcPr>
           <w:p>
             <w:pPr>
@@ -17844,7 +17844,7 @@
         </w:trPr>
         <w:tc>
           <w:tcPr>
-            <w:tcW w:w="2436" w:type="dxa"/>
+            <w:tcW w:w="2720" w:type="dxa"/>
           </w:tcPr>
           <w:p>
             <w:pPr>
@@ -17861,7 +17861,7 @@
         </w:tc>
         <w:tc>
           <w:tcPr>
-            <w:tcW w:w="5479" w:type="dxa"/>
+            <w:tcW w:w="6118" w:type="dxa"/>
           </w:tcPr>
           <w:p>
             <w:pPr>
@@ -17883,7 +17883,7 @@
         </w:trPr>
         <w:tc>
           <w:tcPr>
-            <w:tcW w:w="2436" w:type="dxa"/>
+            <w:tcW w:w="2720" w:type="dxa"/>
           </w:tcPr>
           <w:p>
             <w:pPr>
@@ -17900,7 +17900,7 @@
         </w:tc>
         <w:tc>
           <w:tcPr>
-            <w:tcW w:w="5479" w:type="dxa"/>
+            <w:tcW w:w="6118" w:type="dxa"/>
           </w:tcPr>
           <w:p>
             <w:pPr>
@@ -17922,7 +17922,7 @@
         </w:trPr>
         <w:tc>
           <w:tcPr>
-            <w:tcW w:w="2436" w:type="dxa"/>
+            <w:tcW w:w="2720" w:type="dxa"/>
           </w:tcPr>
           <w:p>
             <w:pPr>
@@ -17939,7 +17939,7 @@
         </w:tc>
         <w:tc>
           <w:tcPr>
-            <w:tcW w:w="5479" w:type="dxa"/>
+            <w:tcW w:w="6118" w:type="dxa"/>
           </w:tcPr>
           <w:p>
             <w:pPr>
@@ -17961,7 +17961,7 @@
         </w:trPr>
         <w:tc>
           <w:tcPr>
-            <w:tcW w:w="2436" w:type="dxa"/>
+            <w:tcW w:w="2720" w:type="dxa"/>
           </w:tcPr>
           <w:p>
             <w:pPr>
@@ -17978,7 +17978,7 @@
         </w:tc>
         <w:tc>
           <w:tcPr>
-            <w:tcW w:w="5479" w:type="dxa"/>
+            <w:tcW w:w="6118" w:type="dxa"/>
           </w:tcPr>
           <w:p>
             <w:pPr>
